--- a/5.人员管理/1.流程制度规范类文件/ZGSJ-05-07-人员备份管理制度.docx
+++ b/5.人员管理/1.流程制度规范类文件/ZGSJ-05-07-人员备份管理制度.docx
@@ -1,10 +1,11 @@
 
 <file path=word/document.xml><?xml version="1.0" encoding="utf-8"?>
-<w:document xmlns:wpc="http://schemas.microsoft.com/office/word/2010/wordprocessingCanvas" xmlns:mc="http://schemas.openxmlformats.org/markup-compatibility/2006" xmlns:o="urn:schemas-microsoft-com:office:office" xmlns:r="http://schemas.openxmlformats.org/officeDocument/2006/relationships" xmlns:m="http://schemas.openxmlformats.org/officeDocument/2006/math" xmlns:v="urn:schemas-microsoft-com:vml" xmlns:wp14="http://schemas.microsoft.com/office/word/2010/wordprocessingDrawing" xmlns:wp="http://schemas.openxmlformats.org/drawingml/2006/wordprocessingDrawing" xmlns:w="http://schemas.openxmlformats.org/wordprocessingml/2006/main" xmlns:w14="http://schemas.microsoft.com/office/word/2010/wordml" xmlns:w10="urn:schemas-microsoft-com:office:word" xmlns:w15="http://schemas.microsoft.com/office/word/2012/wordml" xmlns:wpg="http://schemas.microsoft.com/office/word/2010/wordprocessingGroup" xmlns:wpi="http://schemas.microsoft.com/office/word/2010/wordprocessingInk" xmlns:wne="http://schemas.microsoft.com/office/word/2006/wordml" xmlns:wps="http://schemas.microsoft.com/office/word/2010/wordprocessingShape" xmlns:wpsCustomData="http://www.wps.cn/officeDocument/2013/wpsCustomData" mc:Ignorable="w14 w15 wp14">
+<w:document xmlns:wpc="http://schemas.microsoft.com/office/word/2010/wordprocessingCanvas" xmlns:mc="http://schemas.openxmlformats.org/markup-compatibility/2006" xmlns:o="urn:schemas-microsoft-com:office:office" xmlns:r="http://schemas.openxmlformats.org/officeDocument/2006/relationships" xmlns:m="http://schemas.openxmlformats.org/officeDocument/2006/math" xmlns:v="urn:schemas-microsoft-com:vml" xmlns:wp14="http://schemas.microsoft.com/office/word/2010/wordprocessingDrawing" xmlns:wp="http://schemas.openxmlformats.org/drawingml/2006/wordprocessingDrawing" xmlns:w10="urn:schemas-microsoft-com:office:word" xmlns:w="http://schemas.openxmlformats.org/wordprocessingml/2006/main" xmlns:w14="http://schemas.microsoft.com/office/word/2010/wordml" xmlns:w15="http://schemas.microsoft.com/office/word/2012/wordml" xmlns:wne="http://schemas.microsoft.com/office/word/2006/wordml" xmlns:wpg="http://schemas.microsoft.com/office/word/2010/wordprocessingGroup" xmlns:wpi="http://schemas.microsoft.com/office/word/2010/wordprocessingInk" xmlns:wps="http://schemas.microsoft.com/office/word/2010/wordprocessingShape" mc:Ignorable="w14 w15 wp14">
+  <!-- Generated by Aspose.Words for .NET 13.3.0.1 -->
   <w:body>
     <w:p>
       <w:pPr>
-        <w:pStyle w:val="24"/>
+        <w:pStyle w:val="a"/>
         <w:keepNext w:val="0"/>
         <w:keepLines w:val="0"/>
         <w:pageBreakBefore w:val="0"/>
@@ -24,7 +25,7 @@
       <w:bookmarkStart w:id="0" w:name="_Toc30199"/>
       <w:r>
         <w:drawing>
-          <wp:anchor distT="0" distB="0" distL="114300" distR="114300" simplePos="0" relativeHeight="251660288" behindDoc="1" locked="0" layoutInCell="1" allowOverlap="1">
+          <wp:anchor distT="0" distB="0" distL="114300" distR="114300" simplePos="0" relativeHeight="251659264" behindDoc="1" locked="0" layoutInCell="1" allowOverlap="1">
             <wp:simplePos x="0" y="0"/>
             <wp:positionH relativeFrom="column">
               <wp:posOffset>0</wp:posOffset>
@@ -49,7 +50,7 @@
                     </pic:cNvPicPr>
                   </pic:nvPicPr>
                   <pic:blipFill>
-                    <a:blip r:embed="rId8"/>
+                    <a:blip xmlns:r="http://schemas.openxmlformats.org/officeDocument/2006/relationships" r:embed="rId4"/>
                     <a:stretch>
                       <a:fillRect/>
                     </a:stretch>
@@ -79,7 +80,7 @@
           <w:lang w:val="en-US" w:eastAsia="zh-CN"/>
         </w:rPr>
         <w:drawing>
-          <wp:anchor distT="0" distB="0" distL="114300" distR="114300" simplePos="0" relativeHeight="251659264" behindDoc="1" locked="0" layoutInCell="1" allowOverlap="1">
+          <wp:anchor distT="0" distB="0" distL="114300" distR="114300" simplePos="0" relativeHeight="251658240" behindDoc="1" locked="0" layoutInCell="1" allowOverlap="1">
             <wp:simplePos x="0" y="0"/>
             <wp:positionH relativeFrom="column">
               <wp:posOffset>635</wp:posOffset>
@@ -104,7 +105,7 @@
                     </pic:cNvPicPr>
                   </pic:nvPicPr>
                   <pic:blipFill>
-                    <a:blip r:embed="rId9">
+                    <a:blip xmlns:r="http://schemas.openxmlformats.org/officeDocument/2006/relationships" r:embed="rId5">
                       <a:alphaModFix amt="58000"/>
                       <a:lum contrast="-52000"/>
                     </a:blip>
@@ -138,7 +139,7 @@
     </w:p>
     <w:p>
       <w:pPr>
-        <w:pStyle w:val="25"/>
+        <w:pStyle w:val="a0"/>
         <w:keepNext w:val="0"/>
         <w:keepLines w:val="0"/>
         <w:pageBreakBefore w:val="0"/>
@@ -185,11 +186,11 @@
         <w:adjustRightInd w:val="0"/>
         <w:snapToGrid w:val="0"/>
         <w:spacing w:after="624" w:afterLines="200" w:line="219" w:lineRule="auto"/>
-        <w:ind w:left="0" w:leftChars="0" w:right="0" w:rightChars="0" w:firstLine="0" w:firstLineChars="0"/>
+        <w:ind w:left="0" w:right="0" w:firstLine="0" w:leftChars="0" w:rightChars="0" w:firstLineChars="0"/>
         <w:jc w:val="center"/>
         <w:textAlignment w:val="baseline"/>
         <w:rPr>
-          <w:rFonts w:hint="eastAsia" w:ascii="宋体" w:hAnsi="宋体" w:eastAsia="宋体" w:cs="宋体"/>
+          <w:rFonts w:ascii="宋体" w:eastAsia="宋体" w:hAnsi="宋体" w:cs="宋体" w:hint="eastAsia"/>
           <w:sz w:val="24"/>
           <w:szCs w:val="24"/>
           <w:lang w:val="en-US" w:eastAsia="zh-CN"/>
@@ -197,7 +198,7 @@
       </w:pPr>
       <w:r>
         <w:rPr>
-          <w:rFonts w:ascii="宋体" w:hAnsi="宋体" w:eastAsia="宋体" w:cs="宋体"/>
+          <w:rFonts w:ascii="宋体" w:eastAsia="宋体" w:hAnsi="宋体" w:cs="宋体"/>
           <w:b/>
           <w:bCs/>
           <w:spacing w:val="-3"/>
@@ -206,74 +207,20 @@
         </w:rPr>
         <w:t>文件编号：ZGSJ-05-07</w:t>
       </w:r>
-      <w:r>
-        <w:rPr>
-          <w:rFonts w:hint="eastAsia" w:ascii="宋体" w:hAnsi="宋体" w:eastAsia="宋体" w:cs="宋体"/>
-          <w:b/>
-          <w:bCs/>
-          <w:spacing w:val="-3"/>
-          <w:sz w:val="24"/>
-          <w:szCs w:val="24"/>
-          <w:lang w:val="en-US" w:eastAsia="zh-CN"/>
-        </w:rPr>
-      </w:r>
-      <w:r>
-        <w:rPr>
-          <w:rFonts w:ascii="宋体" w:hAnsi="宋体" w:eastAsia="宋体" w:cs="宋体"/>
-          <w:b/>
-          <w:bCs/>
-          <w:spacing w:val="-3"/>
-          <w:sz w:val="24"/>
-          <w:szCs w:val="24"/>
-        </w:rPr>
-      </w:r>
-      <w:r>
-        <w:rPr>
-          <w:rFonts w:hint="eastAsia" w:ascii="宋体" w:hAnsi="宋体" w:eastAsia="宋体" w:cs="宋体"/>
-          <w:b/>
-          <w:bCs/>
-          <w:spacing w:val="-3"/>
-          <w:sz w:val="24"/>
-          <w:szCs w:val="24"/>
-          <w:lang w:val="en-US" w:eastAsia="zh-CN"/>
-        </w:rPr>
-      </w:r>
-      <w:r>
-        <w:rPr>
-          <w:rFonts w:ascii="宋体" w:hAnsi="宋体" w:eastAsia="宋体" w:cs="宋体"/>
-          <w:b/>
-          <w:bCs/>
-          <w:spacing w:val="-3"/>
-          <w:sz w:val="24"/>
-          <w:szCs w:val="24"/>
-        </w:rPr>
-      </w:r>
-      <w:r>
-        <w:rPr>
-          <w:rFonts w:hint="eastAsia" w:ascii="宋体" w:hAnsi="宋体" w:cs="宋体"/>
-          <w:b/>
-          <w:bCs/>
-          <w:spacing w:val="-3"/>
-          <w:sz w:val="24"/>
-          <w:szCs w:val="24"/>
-          <w:lang w:val="en-US" w:eastAsia="zh-CN"/>
-        </w:rPr>
-      </w:r>
     </w:p>
     <w:tbl>
       <w:tblPr>
-        <w:tblStyle w:val="21"/>
+        <w:tblStyle w:val="TableGrid"/>
         <w:tblW w:w="0" w:type="auto"/>
         <w:jc w:val="center"/>
         <w:tblBorders>
-          <w:top w:val="none" w:color="auto" w:sz="0" w:space="0"/>
-          <w:left w:val="none" w:color="auto" w:sz="0" w:space="0"/>
-          <w:bottom w:val="none" w:color="auto" w:sz="0" w:space="0"/>
-          <w:right w:val="none" w:color="auto" w:sz="0" w:space="0"/>
-          <w:insideH w:val="none" w:color="auto" w:sz="0" w:space="0"/>
-          <w:insideV w:val="none" w:color="auto" w:sz="0" w:space="0"/>
+          <w:top w:val="nil"/>
+          <w:left w:val="nil"/>
+          <w:bottom w:val="nil"/>
+          <w:right w:val="nil"/>
+          <w:insideH w:val="nil"/>
+          <w:insideV w:val="nil"/>
         </w:tblBorders>
-        <w:tblLayout w:type="autofit"/>
         <w:tblCellMar>
           <w:top w:w="0" w:type="dxa"/>
           <w:left w:w="108" w:type="dxa"/>
@@ -287,13 +234,15 @@
       </w:tblGrid>
       <w:tr>
         <w:tblPrEx>
+          <w:tblW w:w="0" w:type="auto"/>
+          <w:jc w:val="center"/>
           <w:tblBorders>
-            <w:top w:val="none" w:color="auto" w:sz="0" w:space="0"/>
-            <w:left w:val="none" w:color="auto" w:sz="0" w:space="0"/>
-            <w:bottom w:val="none" w:color="auto" w:sz="0" w:space="0"/>
-            <w:right w:val="none" w:color="auto" w:sz="0" w:space="0"/>
-            <w:insideH w:val="none" w:color="auto" w:sz="0" w:space="0"/>
-            <w:insideV w:val="none" w:color="auto" w:sz="0" w:space="0"/>
+            <w:top w:val="nil"/>
+            <w:left w:val="nil"/>
+            <w:bottom w:val="nil"/>
+            <w:right w:val="nil"/>
+            <w:insideH w:val="nil"/>
+            <w:insideV w:val="nil"/>
           </w:tblBorders>
           <w:tblCellMar>
             <w:top w:w="0" w:type="dxa"/>
@@ -303,7 +252,7 @@
           </w:tblCellMar>
         </w:tblPrEx>
         <w:trPr>
-          <w:trHeight w:val="810" w:hRule="atLeast"/>
+          <w:trHeight w:val="810"/>
           <w:jc w:val="center"/>
         </w:trPr>
         <w:tc>
@@ -338,23 +287,6 @@
                 <w:lang w:val="en-US" w:eastAsia="zh-CN"/>
               </w:rPr>
               <w:t>编制部门:人力部</w:t>
-            </w:r>
-            <w:r>
-              <w:rPr>
-                <w:rFonts w:hint="default" w:asciiTheme="minorAscii" w:hAnsiTheme="minorAscii" w:eastAsiaTheme="minorEastAsia"/>
-                <w:spacing w:val="227"/>
-                <w:sz w:val="21"/>
-                <w:vertAlign w:val="baseline"/>
-                <w:lang w:val="en-US" w:eastAsia="zh-CN"/>
-              </w:rPr>
-            </w:r>
-            <w:r>
-              <w:rPr>
-                <w:rFonts w:hint="eastAsia"/>
-                <w:u w:val="single"/>
-                <w:vertAlign w:val="baseline"/>
-                <w:lang w:val="en-US" w:eastAsia="zh-CN"/>
-              </w:rPr>
             </w:r>
           </w:p>
         </w:tc>
@@ -393,7 +325,7 @@
             </w:r>
             <w:r>
               <w:rPr>
-                <w:rFonts w:hint="eastAsia" w:asciiTheme="minorAscii" w:hAnsiTheme="minorAscii" w:eastAsiaTheme="minorEastAsia"/>
+                <w:rFonts w:asciiTheme="minorAscii" w:eastAsiaTheme="minorEastAsia" w:hAnsiTheme="minorAscii" w:hint="eastAsia"/>
                 <w:spacing w:val="227"/>
                 <w:sz w:val="21"/>
                 <w:vertAlign w:val="baseline"/>
@@ -415,14 +347,8 @@
       </w:tr>
       <w:tr>
         <w:tblPrEx>
-          <w:tblBorders>
-            <w:top w:val="none" w:color="auto" w:sz="0" w:space="0"/>
-            <w:left w:val="none" w:color="auto" w:sz="0" w:space="0"/>
-            <w:bottom w:val="none" w:color="auto" w:sz="0" w:space="0"/>
-            <w:right w:val="none" w:color="auto" w:sz="0" w:space="0"/>
-            <w:insideH w:val="none" w:color="auto" w:sz="0" w:space="0"/>
-            <w:insideV w:val="none" w:color="auto" w:sz="0" w:space="0"/>
-          </w:tblBorders>
+          <w:tblW w:w="0" w:type="auto"/>
+          <w:jc w:val="center"/>
           <w:tblCellMar>
             <w:top w:w="0" w:type="dxa"/>
             <w:left w:w="108" w:type="dxa"/>
@@ -431,7 +357,7 @@
           </w:tblCellMar>
         </w:tblPrEx>
         <w:trPr>
-          <w:trHeight w:val="810" w:hRule="atLeast"/>
+          <w:trHeight w:val="810"/>
           <w:jc w:val="center"/>
         </w:trPr>
         <w:tc>
@@ -455,7 +381,7 @@
               <w:snapToGrid w:val="0"/>
               <w:textAlignment w:val="baseline"/>
               <w:rPr>
-                <w:rFonts w:hint="default" w:ascii="Arial" w:hAnsi="Arial" w:eastAsia="Arial" w:cs="Arial"/>
+                <w:rFonts w:ascii="Arial" w:eastAsia="Arial" w:hAnsi="Arial" w:cs="Arial" w:hint="default"/>
                 <w:snapToGrid w:val="0"/>
                 <w:color w:val="000000"/>
                 <w:kern w:val="0"/>
@@ -487,7 +413,7 @@
             </w:r>
             <w:r>
               <w:rPr>
-                <w:rFonts w:hint="default" w:asciiTheme="minorAscii" w:hAnsiTheme="minorAscii" w:eastAsiaTheme="minorEastAsia"/>
+                <w:rFonts w:asciiTheme="minorAscii" w:eastAsiaTheme="minorEastAsia" w:hAnsiTheme="minorAscii" w:hint="default"/>
                 <w:spacing w:val="227"/>
                 <w:sz w:val="21"/>
                 <w:vertAlign w:val="baseline"/>
@@ -540,7 +466,7 @@
               <w:snapToGrid w:val="0"/>
               <w:textAlignment w:val="baseline"/>
               <w:rPr>
-                <w:rFonts w:hint="default" w:ascii="Arial" w:hAnsi="Arial" w:eastAsia="Arial" w:cs="Arial"/>
+                <w:rFonts w:ascii="Arial" w:eastAsia="Arial" w:hAnsi="Arial" w:cs="Arial" w:hint="default"/>
                 <w:snapToGrid w:val="0"/>
                 <w:color w:val="000000"/>
                 <w:kern w:val="0"/>
@@ -558,8 +484,8 @@
               </w:rPr>
               <w:t>审核</w:t>
             </w:r>
-            <w:bookmarkStart w:id="30" w:name="_GoBack"/>
-            <w:bookmarkEnd w:id="30"/>
+            <w:bookmarkStart w:id="2" w:name="_GoBack"/>
+            <w:bookmarkEnd w:id="2"/>
             <w:r>
               <w:rPr>
                 <w:rFonts w:hint="eastAsia"/>
@@ -570,7 +496,7 @@
             </w:r>
             <w:r>
               <w:rPr>
-                <w:rFonts w:hint="eastAsia" w:asciiTheme="minorAscii" w:hAnsiTheme="minorAscii" w:eastAsiaTheme="minorEastAsia"/>
+                <w:rFonts w:asciiTheme="minorAscii" w:eastAsiaTheme="minorEastAsia" w:hAnsiTheme="minorAscii" w:hint="eastAsia"/>
                 <w:spacing w:val="227"/>
                 <w:sz w:val="21"/>
                 <w:vertAlign w:val="baseline"/>
@@ -592,14 +518,8 @@
       </w:tr>
       <w:tr>
         <w:tblPrEx>
-          <w:tblBorders>
-            <w:top w:val="none" w:color="auto" w:sz="0" w:space="0"/>
-            <w:left w:val="none" w:color="auto" w:sz="0" w:space="0"/>
-            <w:bottom w:val="none" w:color="auto" w:sz="0" w:space="0"/>
-            <w:right w:val="none" w:color="auto" w:sz="0" w:space="0"/>
-            <w:insideH w:val="none" w:color="auto" w:sz="0" w:space="0"/>
-            <w:insideV w:val="none" w:color="auto" w:sz="0" w:space="0"/>
-          </w:tblBorders>
+          <w:tblW w:w="0" w:type="auto"/>
+          <w:jc w:val="center"/>
           <w:tblCellMar>
             <w:top w:w="0" w:type="dxa"/>
             <w:left w:w="108" w:type="dxa"/>
@@ -608,7 +528,7 @@
           </w:tblCellMar>
         </w:tblPrEx>
         <w:trPr>
-          <w:trHeight w:val="635" w:hRule="atLeast"/>
+          <w:trHeight w:val="635"/>
           <w:jc w:val="center"/>
         </w:trPr>
         <w:tc>
@@ -645,31 +565,6 @@
                 <w:lang w:val="en-US" w:eastAsia="zh-CN"/>
               </w:rPr>
               <w:t>批准人:李文琼</w:t>
-            </w:r>
-            <w:r>
-              <w:rPr>
-                <w:rFonts w:hint="eastAsia"/>
-                <w:spacing w:val="1"/>
-                <w:kern w:val="0"/>
-                <w:vertAlign w:val="baseline"/>
-                <w:lang w:val="en-US" w:eastAsia="zh-CN"/>
-              </w:rPr>
-            </w:r>
-            <w:r>
-              <w:rPr>
-                <w:rFonts w:hint="eastAsia" w:asciiTheme="minorAscii" w:hAnsiTheme="minorAscii" w:eastAsiaTheme="minorEastAsia"/>
-                <w:spacing w:val="227"/>
-                <w:sz w:val="21"/>
-                <w:vertAlign w:val="baseline"/>
-                <w:lang w:val="en-US" w:eastAsia="zh-CN"/>
-              </w:rPr>
-            </w:r>
-            <w:r>
-              <w:rPr>
-                <w:rFonts w:hint="eastAsia"/>
-                <w:u w:val="single"/>
-                <w:lang w:val="en-US" w:eastAsia="zh-CN"/>
-              </w:rPr>
             </w:r>
           </w:p>
         </w:tc>
@@ -708,7 +603,7 @@
             </w:r>
             <w:r>
               <w:rPr>
-                <w:rFonts w:hint="eastAsia" w:asciiTheme="minorAscii" w:hAnsiTheme="minorAscii" w:eastAsiaTheme="minorEastAsia"/>
+                <w:rFonts w:asciiTheme="minorAscii" w:eastAsiaTheme="minorEastAsia" w:hAnsiTheme="minorAscii" w:hint="eastAsia"/>
                 <w:spacing w:val="227"/>
                 <w:sz w:val="21"/>
                 <w:vertAlign w:val="baseline"/>
@@ -767,14 +662,14 @@
         <w:ind w:left="3634"/>
         <w:textAlignment w:val="baseline"/>
         <w:rPr>
-          <w:rFonts w:ascii="宋体" w:hAnsi="宋体" w:eastAsia="宋体" w:cs="宋体"/>
+          <w:rFonts w:ascii="宋体" w:eastAsia="宋体" w:hAnsi="宋体" w:cs="宋体"/>
           <w:sz w:val="31"/>
           <w:szCs w:val="31"/>
         </w:rPr>
       </w:pPr>
       <w:r>
         <w:rPr>
-          <w:rFonts w:ascii="宋体" w:hAnsi="宋体" w:eastAsia="宋体" w:cs="宋体"/>
+          <w:rFonts w:ascii="宋体" w:eastAsia="宋体" w:hAnsi="宋体" w:cs="宋体"/>
           <w:b/>
           <w:bCs/>
           <w:spacing w:val="4"/>
@@ -786,16 +681,16 @@
     </w:p>
     <w:tbl>
       <w:tblPr>
-        <w:tblStyle w:val="26"/>
+        <w:tblStyle w:val="TableNormal0"/>
         <w:tblW w:w="7137" w:type="dxa"/>
         <w:jc w:val="center"/>
         <w:tblBorders>
-          <w:top w:val="single" w:color="000000" w:sz="2" w:space="0"/>
-          <w:left w:val="single" w:color="000000" w:sz="2" w:space="0"/>
-          <w:bottom w:val="single" w:color="000000" w:sz="2" w:space="0"/>
-          <w:right w:val="single" w:color="000000" w:sz="2" w:space="0"/>
-          <w:insideH w:val="single" w:color="000000" w:sz="2" w:space="0"/>
-          <w:insideV w:val="single" w:color="000000" w:sz="2" w:space="0"/>
+          <w:top w:val="single" w:sz="2" w:space="0" w:color="000000"/>
+          <w:left w:val="single" w:sz="2" w:space="0" w:color="000000"/>
+          <w:bottom w:val="single" w:sz="2" w:space="0" w:color="000000"/>
+          <w:right w:val="single" w:sz="2" w:space="0" w:color="000000"/>
+          <w:insideH w:val="single" w:sz="2" w:space="0" w:color="000000"/>
+          <w:insideV w:val="single" w:sz="2" w:space="0" w:color="000000"/>
         </w:tblBorders>
         <w:tblLayout w:type="fixed"/>
         <w:tblCellMar>
@@ -813,14 +708,17 @@
       </w:tblGrid>
       <w:tr>
         <w:tblPrEx>
+          <w:tblW w:w="7137" w:type="dxa"/>
+          <w:jc w:val="center"/>
           <w:tblBorders>
-            <w:top w:val="single" w:color="000000" w:sz="2" w:space="0"/>
-            <w:left w:val="single" w:color="000000" w:sz="2" w:space="0"/>
-            <w:bottom w:val="single" w:color="000000" w:sz="2" w:space="0"/>
-            <w:right w:val="single" w:color="000000" w:sz="2" w:space="0"/>
-            <w:insideH w:val="single" w:color="000000" w:sz="2" w:space="0"/>
-            <w:insideV w:val="single" w:color="000000" w:sz="2" w:space="0"/>
+            <w:top w:val="single" w:sz="2" w:space="0" w:color="000000"/>
+            <w:left w:val="single" w:sz="2" w:space="0" w:color="000000"/>
+            <w:bottom w:val="single" w:sz="2" w:space="0" w:color="000000"/>
+            <w:right w:val="single" w:sz="2" w:space="0" w:color="000000"/>
+            <w:insideH w:val="single" w:sz="2" w:space="0" w:color="000000"/>
+            <w:insideV w:val="single" w:sz="2" w:space="0" w:color="000000"/>
           </w:tblBorders>
+          <w:tblLayout w:type="fixed"/>
           <w:tblCellMar>
             <w:top w:w="0" w:type="dxa"/>
             <w:left w:w="0" w:type="dxa"/>
@@ -829,7 +727,7 @@
           </w:tblCellMar>
         </w:tblPrEx>
         <w:trPr>
-          <w:trHeight w:val="593" w:hRule="atLeast"/>
+          <w:trHeight w:val="593"/>
           <w:jc w:val="center"/>
         </w:trPr>
         <w:tc>
@@ -851,18 +749,18 @@
               <w:adjustRightInd w:val="0"/>
               <w:snapToGrid w:val="0"/>
               <w:spacing w:before="176" w:line="228" w:lineRule="auto"/>
-              <w:ind w:left="0" w:leftChars="0" w:right="0" w:rightChars="0" w:firstLine="0" w:firstLineChars="0"/>
+              <w:ind w:left="0" w:right="0" w:firstLine="0" w:leftChars="0" w:rightChars="0" w:firstLineChars="0"/>
               <w:jc w:val="center"/>
               <w:textAlignment w:val="baseline"/>
               <w:rPr>
-                <w:rFonts w:ascii="宋体" w:hAnsi="宋体" w:eastAsia="宋体" w:cs="宋体"/>
+                <w:rFonts w:ascii="宋体" w:eastAsia="宋体" w:hAnsi="宋体" w:cs="宋体"/>
                 <w:sz w:val="20"/>
                 <w:szCs w:val="20"/>
               </w:rPr>
             </w:pPr>
             <w:r>
               <w:rPr>
-                <w:rFonts w:ascii="宋体" w:hAnsi="宋体" w:eastAsia="宋体" w:cs="宋体"/>
+                <w:rFonts w:ascii="宋体" w:eastAsia="宋体" w:hAnsi="宋体" w:cs="宋体"/>
                 <w:spacing w:val="-14"/>
                 <w:sz w:val="20"/>
                 <w:szCs w:val="20"/>
@@ -890,18 +788,18 @@
               <w:adjustRightInd w:val="0"/>
               <w:snapToGrid w:val="0"/>
               <w:spacing w:before="175" w:line="227" w:lineRule="auto"/>
-              <w:ind w:left="0" w:leftChars="0" w:right="0" w:rightChars="0" w:firstLine="0" w:firstLineChars="0"/>
+              <w:ind w:left="0" w:right="0" w:firstLine="0" w:leftChars="0" w:rightChars="0" w:firstLineChars="0"/>
               <w:jc w:val="center"/>
               <w:textAlignment w:val="baseline"/>
               <w:rPr>
-                <w:rFonts w:ascii="宋体" w:hAnsi="宋体" w:eastAsia="宋体" w:cs="宋体"/>
+                <w:rFonts w:ascii="宋体" w:eastAsia="宋体" w:hAnsi="宋体" w:cs="宋体"/>
                 <w:sz w:val="20"/>
                 <w:szCs w:val="20"/>
               </w:rPr>
             </w:pPr>
             <w:r>
               <w:rPr>
-                <w:rFonts w:ascii="宋体" w:hAnsi="宋体" w:eastAsia="宋体" w:cs="宋体"/>
+                <w:rFonts w:ascii="宋体" w:eastAsia="宋体" w:hAnsi="宋体" w:cs="宋体"/>
                 <w:spacing w:val="4"/>
                 <w:sz w:val="20"/>
                 <w:szCs w:val="20"/>
@@ -929,18 +827,18 @@
               <w:adjustRightInd w:val="0"/>
               <w:snapToGrid w:val="0"/>
               <w:spacing w:before="175" w:line="228" w:lineRule="auto"/>
-              <w:ind w:left="0" w:leftChars="0" w:right="0" w:rightChars="0" w:firstLine="0" w:firstLineChars="0"/>
+              <w:ind w:left="0" w:right="0" w:firstLine="0" w:leftChars="0" w:rightChars="0" w:firstLineChars="0"/>
               <w:jc w:val="center"/>
               <w:textAlignment w:val="baseline"/>
               <w:rPr>
-                <w:rFonts w:ascii="宋体" w:hAnsi="宋体" w:eastAsia="宋体" w:cs="宋体"/>
+                <w:rFonts w:ascii="宋体" w:eastAsia="宋体" w:hAnsi="宋体" w:cs="宋体"/>
                 <w:sz w:val="20"/>
                 <w:szCs w:val="20"/>
               </w:rPr>
             </w:pPr>
             <w:r>
               <w:rPr>
-                <w:rFonts w:ascii="宋体" w:hAnsi="宋体" w:eastAsia="宋体" w:cs="宋体"/>
+                <w:rFonts w:ascii="宋体" w:eastAsia="宋体" w:hAnsi="宋体" w:cs="宋体"/>
                 <w:spacing w:val="7"/>
                 <w:sz w:val="20"/>
                 <w:szCs w:val="20"/>
@@ -968,18 +866,18 @@
               <w:adjustRightInd w:val="0"/>
               <w:snapToGrid w:val="0"/>
               <w:spacing w:before="176" w:line="229" w:lineRule="auto"/>
-              <w:ind w:left="0" w:leftChars="0" w:right="0" w:rightChars="0" w:firstLine="0" w:firstLineChars="0"/>
+              <w:ind w:left="0" w:right="0" w:firstLine="0" w:leftChars="0" w:rightChars="0" w:firstLineChars="0"/>
               <w:jc w:val="center"/>
               <w:textAlignment w:val="baseline"/>
               <w:rPr>
-                <w:rFonts w:ascii="宋体" w:hAnsi="宋体" w:eastAsia="宋体" w:cs="宋体"/>
+                <w:rFonts w:ascii="宋体" w:eastAsia="宋体" w:hAnsi="宋体" w:cs="宋体"/>
                 <w:sz w:val="20"/>
                 <w:szCs w:val="20"/>
               </w:rPr>
             </w:pPr>
             <w:r>
               <w:rPr>
-                <w:rFonts w:ascii="宋体" w:hAnsi="宋体" w:eastAsia="宋体" w:cs="宋体"/>
+                <w:rFonts w:ascii="宋体" w:eastAsia="宋体" w:hAnsi="宋体" w:cs="宋体"/>
                 <w:spacing w:val="7"/>
                 <w:sz w:val="20"/>
                 <w:szCs w:val="20"/>
@@ -991,14 +889,9 @@
       </w:tr>
       <w:tr>
         <w:tblPrEx>
-          <w:tblBorders>
-            <w:top w:val="single" w:color="000000" w:sz="2" w:space="0"/>
-            <w:left w:val="single" w:color="000000" w:sz="2" w:space="0"/>
-            <w:bottom w:val="single" w:color="000000" w:sz="2" w:space="0"/>
-            <w:right w:val="single" w:color="000000" w:sz="2" w:space="0"/>
-            <w:insideH w:val="single" w:color="000000" w:sz="2" w:space="0"/>
-            <w:insideV w:val="single" w:color="000000" w:sz="2" w:space="0"/>
-          </w:tblBorders>
+          <w:tblW w:w="7137" w:type="dxa"/>
+          <w:jc w:val="center"/>
+          <w:tblLayout w:type="fixed"/>
           <w:tblCellMar>
             <w:top w:w="0" w:type="dxa"/>
             <w:left w:w="0" w:type="dxa"/>
@@ -1007,7 +900,7 @@
           </w:tblCellMar>
         </w:tblPrEx>
         <w:trPr>
-          <w:trHeight w:val="516" w:hRule="atLeast"/>
+          <w:trHeight w:val="516"/>
           <w:jc w:val="center"/>
         </w:trPr>
         <w:tc>
@@ -1029,11 +922,11 @@
               <w:adjustRightInd w:val="0"/>
               <w:snapToGrid w:val="0"/>
               <w:spacing w:before="173" w:line="267" w:lineRule="exact"/>
-              <w:ind w:left="0" w:leftChars="0" w:right="0" w:rightChars="0" w:firstLine="0" w:firstLineChars="0"/>
+              <w:ind w:left="0" w:right="0" w:firstLine="0" w:leftChars="0" w:rightChars="0" w:firstLineChars="0"/>
               <w:jc w:val="center"/>
               <w:textAlignment w:val="baseline"/>
               <w:rPr>
-                <w:rFonts w:hint="default" w:ascii="宋体" w:hAnsi="宋体" w:eastAsia="宋体" w:cs="宋体"/>
+                <w:rFonts w:ascii="宋体" w:eastAsia="宋体" w:hAnsi="宋体" w:cs="宋体" w:hint="default"/>
                 <w:sz w:val="20"/>
                 <w:szCs w:val="20"/>
                 <w:lang w:val="en-US" w:eastAsia="zh-CN"/>
@@ -1041,7 +934,7 @@
             </w:pPr>
             <w:r>
               <w:rPr>
-                <w:rFonts w:ascii="宋体" w:hAnsi="宋体" w:eastAsia="宋体" w:cs="宋体"/>
+                <w:rFonts w:ascii="宋体" w:eastAsia="宋体" w:hAnsi="宋体" w:cs="宋体"/>
                 <w:spacing w:val="3"/>
                 <w:position w:val="1"/>
                 <w:sz w:val="20"/>
@@ -1051,7 +944,7 @@
             </w:r>
             <w:r>
               <w:rPr>
-                <w:rFonts w:hint="eastAsia" w:ascii="宋体" w:hAnsi="宋体" w:cs="宋体"/>
+                <w:rFonts w:ascii="宋体" w:hAnsi="宋体" w:cs="宋体" w:hint="eastAsia"/>
                 <w:spacing w:val="3"/>
                 <w:position w:val="1"/>
                 <w:sz w:val="20"/>
@@ -1081,18 +974,18 @@
               <w:adjustRightInd w:val="0"/>
               <w:snapToGrid w:val="0"/>
               <w:spacing w:before="173" w:line="267" w:lineRule="exact"/>
-              <w:ind w:left="0" w:leftChars="0" w:right="0" w:rightChars="0" w:firstLine="0" w:firstLineChars="0"/>
+              <w:ind w:left="0" w:right="0" w:firstLine="0" w:leftChars="0" w:rightChars="0" w:firstLineChars="0"/>
               <w:jc w:val="center"/>
               <w:textAlignment w:val="baseline"/>
               <w:rPr>
-                <w:rFonts w:ascii="宋体" w:hAnsi="宋体" w:eastAsia="宋体" w:cs="宋体"/>
+                <w:rFonts w:ascii="宋体" w:eastAsia="宋体" w:hAnsi="宋体" w:cs="宋体"/>
                 <w:sz w:val="20"/>
                 <w:szCs w:val="20"/>
               </w:rPr>
             </w:pPr>
             <w:r>
               <w:rPr>
-                <w:rFonts w:ascii="宋体" w:hAnsi="宋体" w:eastAsia="宋体" w:cs="宋体"/>
+                <w:rFonts w:ascii="宋体" w:eastAsia="宋体" w:hAnsi="宋体" w:cs="宋体"/>
                 <w:spacing w:val="4"/>
                 <w:position w:val="1"/>
                 <w:sz w:val="20"/>
@@ -1121,18 +1014,18 @@
               <w:adjustRightInd w:val="0"/>
               <w:snapToGrid w:val="0"/>
               <w:spacing w:before="172" w:line="228" w:lineRule="auto"/>
-              <w:ind w:left="0" w:leftChars="0" w:right="0" w:rightChars="0" w:firstLine="0" w:firstLineChars="0"/>
+              <w:ind w:left="0" w:right="0" w:firstLine="0" w:leftChars="0" w:rightChars="0" w:firstLineChars="0"/>
               <w:jc w:val="center"/>
               <w:textAlignment w:val="baseline"/>
               <w:rPr>
-                <w:rFonts w:ascii="宋体" w:hAnsi="宋体" w:eastAsia="宋体" w:cs="宋体"/>
+                <w:rFonts w:ascii="宋体" w:eastAsia="宋体" w:hAnsi="宋体" w:cs="宋体"/>
                 <w:sz w:val="20"/>
                 <w:szCs w:val="20"/>
               </w:rPr>
             </w:pPr>
             <w:r>
               <w:rPr>
-                <w:rFonts w:ascii="宋体" w:hAnsi="宋体" w:eastAsia="宋体" w:cs="宋体"/>
+                <w:rFonts w:ascii="宋体" w:eastAsia="宋体" w:hAnsi="宋体" w:cs="宋体"/>
                 <w:spacing w:val="7"/>
                 <w:sz w:val="20"/>
                 <w:szCs w:val="20"/>
@@ -1160,11 +1053,11 @@
               <w:adjustRightInd w:val="0"/>
               <w:snapToGrid w:val="0"/>
               <w:spacing w:before="173" w:line="229" w:lineRule="auto"/>
-              <w:ind w:left="0" w:leftChars="0" w:right="0" w:rightChars="0" w:firstLine="0" w:firstLineChars="0"/>
+              <w:ind w:left="0" w:right="0" w:firstLine="0" w:leftChars="0" w:rightChars="0" w:firstLineChars="0"/>
               <w:jc w:val="center"/>
               <w:textAlignment w:val="baseline"/>
               <w:rPr>
-                <w:rFonts w:ascii="宋体" w:hAnsi="宋体" w:eastAsia="宋体" w:cs="宋体"/>
+                <w:rFonts w:ascii="宋体" w:eastAsia="宋体" w:hAnsi="宋体" w:cs="宋体"/>
                 <w:sz w:val="20"/>
                 <w:szCs w:val="20"/>
               </w:rPr>
@@ -1181,14 +1074,9 @@
       </w:tr>
       <w:tr>
         <w:tblPrEx>
-          <w:tblBorders>
-            <w:top w:val="single" w:color="000000" w:sz="2" w:space="0"/>
-            <w:left w:val="single" w:color="000000" w:sz="2" w:space="0"/>
-            <w:bottom w:val="single" w:color="000000" w:sz="2" w:space="0"/>
-            <w:right w:val="single" w:color="000000" w:sz="2" w:space="0"/>
-            <w:insideH w:val="single" w:color="000000" w:sz="2" w:space="0"/>
-            <w:insideV w:val="single" w:color="000000" w:sz="2" w:space="0"/>
-          </w:tblBorders>
+          <w:tblW w:w="7137" w:type="dxa"/>
+          <w:jc w:val="center"/>
+          <w:tblLayout w:type="fixed"/>
           <w:tblCellMar>
             <w:top w:w="0" w:type="dxa"/>
             <w:left w:w="0" w:type="dxa"/>
@@ -1197,7 +1085,7 @@
           </w:tblCellMar>
         </w:tblPrEx>
         <w:trPr>
-          <w:trHeight w:val="556" w:hRule="atLeast"/>
+          <w:trHeight w:val="556"/>
           <w:jc w:val="center"/>
         </w:trPr>
         <w:tc>
@@ -1206,7 +1094,7 @@
           </w:tcPr>
           <w:p>
             <w:pPr>
-              <w:pStyle w:val="27"/>
+              <w:pStyle w:val="TableText"/>
               <w:keepNext w:val="0"/>
               <w:keepLines w:val="0"/>
               <w:pageBreakBefore w:val="0"/>
@@ -1219,7 +1107,7 @@
               <w:bidi w:val="0"/>
               <w:adjustRightInd w:val="0"/>
               <w:snapToGrid w:val="0"/>
-              <w:ind w:left="0" w:leftChars="0" w:right="0" w:rightChars="0" w:firstLine="0" w:firstLineChars="0"/>
+              <w:ind w:left="0" w:right="0" w:firstLine="0" w:leftChars="0" w:rightChars="0" w:firstLineChars="0"/>
               <w:jc w:val="center"/>
               <w:textAlignment w:val="baseline"/>
             </w:pPr>
@@ -1231,7 +1119,7 @@
           </w:tcPr>
           <w:p>
             <w:pPr>
-              <w:pStyle w:val="27"/>
+              <w:pStyle w:val="TableText"/>
               <w:keepNext w:val="0"/>
               <w:keepLines w:val="0"/>
               <w:pageBreakBefore w:val="0"/>
@@ -1244,7 +1132,7 @@
               <w:bidi w:val="0"/>
               <w:adjustRightInd w:val="0"/>
               <w:snapToGrid w:val="0"/>
-              <w:ind w:left="0" w:leftChars="0" w:right="0" w:rightChars="0" w:firstLine="0" w:firstLineChars="0"/>
+              <w:ind w:left="0" w:right="0" w:firstLine="0" w:leftChars="0" w:rightChars="0" w:firstLineChars="0"/>
               <w:jc w:val="center"/>
               <w:textAlignment w:val="baseline"/>
             </w:pPr>
@@ -1256,7 +1144,7 @@
           </w:tcPr>
           <w:p>
             <w:pPr>
-              <w:pStyle w:val="27"/>
+              <w:pStyle w:val="TableText"/>
               <w:keepNext w:val="0"/>
               <w:keepLines w:val="0"/>
               <w:pageBreakBefore w:val="0"/>
@@ -1269,7 +1157,7 @@
               <w:bidi w:val="0"/>
               <w:adjustRightInd w:val="0"/>
               <w:snapToGrid w:val="0"/>
-              <w:ind w:left="0" w:leftChars="0" w:right="0" w:rightChars="0" w:firstLine="0" w:firstLineChars="0"/>
+              <w:ind w:left="0" w:right="0" w:firstLine="0" w:leftChars="0" w:rightChars="0" w:firstLineChars="0"/>
               <w:jc w:val="center"/>
               <w:textAlignment w:val="baseline"/>
             </w:pPr>
@@ -1281,7 +1169,7 @@
           </w:tcPr>
           <w:p>
             <w:pPr>
-              <w:pStyle w:val="27"/>
+              <w:pStyle w:val="TableText"/>
               <w:keepNext w:val="0"/>
               <w:keepLines w:val="0"/>
               <w:pageBreakBefore w:val="0"/>
@@ -1294,7 +1182,7 @@
               <w:bidi w:val="0"/>
               <w:adjustRightInd w:val="0"/>
               <w:snapToGrid w:val="0"/>
-              <w:ind w:left="0" w:leftChars="0" w:right="0" w:rightChars="0" w:firstLine="0" w:firstLineChars="0"/>
+              <w:ind w:left="0" w:right="0" w:firstLine="0" w:leftChars="0" w:rightChars="0" w:firstLineChars="0"/>
               <w:jc w:val="center"/>
               <w:textAlignment w:val="baseline"/>
             </w:pPr>
@@ -1303,14 +1191,9 @@
       </w:tr>
       <w:tr>
         <w:tblPrEx>
-          <w:tblBorders>
-            <w:top w:val="single" w:color="000000" w:sz="2" w:space="0"/>
-            <w:left w:val="single" w:color="000000" w:sz="2" w:space="0"/>
-            <w:bottom w:val="single" w:color="000000" w:sz="2" w:space="0"/>
-            <w:right w:val="single" w:color="000000" w:sz="2" w:space="0"/>
-            <w:insideH w:val="single" w:color="000000" w:sz="2" w:space="0"/>
-            <w:insideV w:val="single" w:color="000000" w:sz="2" w:space="0"/>
-          </w:tblBorders>
+          <w:tblW w:w="7137" w:type="dxa"/>
+          <w:jc w:val="center"/>
+          <w:tblLayout w:type="fixed"/>
           <w:tblCellMar>
             <w:top w:w="0" w:type="dxa"/>
             <w:left w:w="0" w:type="dxa"/>
@@ -1319,7 +1202,7 @@
           </w:tblCellMar>
         </w:tblPrEx>
         <w:trPr>
-          <w:trHeight w:val="556" w:hRule="atLeast"/>
+          <w:trHeight w:val="556"/>
           <w:jc w:val="center"/>
         </w:trPr>
         <w:tc>
@@ -1328,7 +1211,7 @@
           </w:tcPr>
           <w:p>
             <w:pPr>
-              <w:pStyle w:val="27"/>
+              <w:pStyle w:val="TableText"/>
               <w:keepNext w:val="0"/>
               <w:keepLines w:val="0"/>
               <w:pageBreakBefore w:val="0"/>
@@ -1341,7 +1224,7 @@
               <w:bidi w:val="0"/>
               <w:adjustRightInd w:val="0"/>
               <w:snapToGrid w:val="0"/>
-              <w:ind w:left="0" w:leftChars="0" w:right="0" w:rightChars="0" w:firstLine="0" w:firstLineChars="0"/>
+              <w:ind w:left="0" w:right="0" w:firstLine="0" w:leftChars="0" w:rightChars="0" w:firstLineChars="0"/>
               <w:jc w:val="center"/>
               <w:textAlignment w:val="baseline"/>
             </w:pPr>
@@ -1353,7 +1236,7 @@
           </w:tcPr>
           <w:p>
             <w:pPr>
-              <w:pStyle w:val="27"/>
+              <w:pStyle w:val="TableText"/>
               <w:keepNext w:val="0"/>
               <w:keepLines w:val="0"/>
               <w:pageBreakBefore w:val="0"/>
@@ -1366,7 +1249,7 @@
               <w:bidi w:val="0"/>
               <w:adjustRightInd w:val="0"/>
               <w:snapToGrid w:val="0"/>
-              <w:ind w:left="0" w:leftChars="0" w:right="0" w:rightChars="0" w:firstLine="0" w:firstLineChars="0"/>
+              <w:ind w:left="0" w:right="0" w:firstLine="0" w:leftChars="0" w:rightChars="0" w:firstLineChars="0"/>
               <w:jc w:val="center"/>
               <w:textAlignment w:val="baseline"/>
             </w:pPr>
@@ -1378,7 +1261,7 @@
           </w:tcPr>
           <w:p>
             <w:pPr>
-              <w:pStyle w:val="27"/>
+              <w:pStyle w:val="TableText"/>
               <w:keepNext w:val="0"/>
               <w:keepLines w:val="0"/>
               <w:pageBreakBefore w:val="0"/>
@@ -1391,7 +1274,7 @@
               <w:bidi w:val="0"/>
               <w:adjustRightInd w:val="0"/>
               <w:snapToGrid w:val="0"/>
-              <w:ind w:left="0" w:leftChars="0" w:right="0" w:rightChars="0" w:firstLine="0" w:firstLineChars="0"/>
+              <w:ind w:left="0" w:right="0" w:firstLine="0" w:leftChars="0" w:rightChars="0" w:firstLineChars="0"/>
               <w:jc w:val="center"/>
               <w:textAlignment w:val="baseline"/>
             </w:pPr>
@@ -1403,7 +1286,7 @@
           </w:tcPr>
           <w:p>
             <w:pPr>
-              <w:pStyle w:val="27"/>
+              <w:pStyle w:val="TableText"/>
               <w:keepNext w:val="0"/>
               <w:keepLines w:val="0"/>
               <w:pageBreakBefore w:val="0"/>
@@ -1416,7 +1299,7 @@
               <w:bidi w:val="0"/>
               <w:adjustRightInd w:val="0"/>
               <w:snapToGrid w:val="0"/>
-              <w:ind w:left="0" w:leftChars="0" w:right="0" w:rightChars="0" w:firstLine="0" w:firstLineChars="0"/>
+              <w:ind w:left="0" w:right="0" w:firstLine="0" w:leftChars="0" w:rightChars="0" w:firstLineChars="0"/>
               <w:jc w:val="center"/>
               <w:textAlignment w:val="baseline"/>
             </w:pPr>
@@ -1425,14 +1308,9 @@
       </w:tr>
       <w:tr>
         <w:tblPrEx>
-          <w:tblBorders>
-            <w:top w:val="single" w:color="000000" w:sz="2" w:space="0"/>
-            <w:left w:val="single" w:color="000000" w:sz="2" w:space="0"/>
-            <w:bottom w:val="single" w:color="000000" w:sz="2" w:space="0"/>
-            <w:right w:val="single" w:color="000000" w:sz="2" w:space="0"/>
-            <w:insideH w:val="single" w:color="000000" w:sz="2" w:space="0"/>
-            <w:insideV w:val="single" w:color="000000" w:sz="2" w:space="0"/>
-          </w:tblBorders>
+          <w:tblW w:w="7137" w:type="dxa"/>
+          <w:jc w:val="center"/>
+          <w:tblLayout w:type="fixed"/>
           <w:tblCellMar>
             <w:top w:w="0" w:type="dxa"/>
             <w:left w:w="0" w:type="dxa"/>
@@ -1441,7 +1319,7 @@
           </w:tblCellMar>
         </w:tblPrEx>
         <w:trPr>
-          <w:trHeight w:val="557" w:hRule="atLeast"/>
+          <w:trHeight w:val="557"/>
           <w:jc w:val="center"/>
         </w:trPr>
         <w:tc>
@@ -1450,7 +1328,7 @@
           </w:tcPr>
           <w:p>
             <w:pPr>
-              <w:pStyle w:val="27"/>
+              <w:pStyle w:val="TableText"/>
               <w:keepNext w:val="0"/>
               <w:keepLines w:val="0"/>
               <w:pageBreakBefore w:val="0"/>
@@ -1463,7 +1341,7 @@
               <w:bidi w:val="0"/>
               <w:adjustRightInd w:val="0"/>
               <w:snapToGrid w:val="0"/>
-              <w:ind w:left="0" w:leftChars="0" w:right="0" w:rightChars="0" w:firstLine="0" w:firstLineChars="0"/>
+              <w:ind w:left="0" w:right="0" w:firstLine="0" w:leftChars="0" w:rightChars="0" w:firstLineChars="0"/>
               <w:jc w:val="center"/>
               <w:textAlignment w:val="baseline"/>
             </w:pPr>
@@ -1475,7 +1353,7 @@
           </w:tcPr>
           <w:p>
             <w:pPr>
-              <w:pStyle w:val="27"/>
+              <w:pStyle w:val="TableText"/>
               <w:keepNext w:val="0"/>
               <w:keepLines w:val="0"/>
               <w:pageBreakBefore w:val="0"/>
@@ -1488,7 +1366,7 @@
               <w:bidi w:val="0"/>
               <w:adjustRightInd w:val="0"/>
               <w:snapToGrid w:val="0"/>
-              <w:ind w:left="0" w:leftChars="0" w:right="0" w:rightChars="0" w:firstLine="0" w:firstLineChars="0"/>
+              <w:ind w:left="0" w:right="0" w:firstLine="0" w:leftChars="0" w:rightChars="0" w:firstLineChars="0"/>
               <w:jc w:val="center"/>
               <w:textAlignment w:val="baseline"/>
             </w:pPr>
@@ -1500,7 +1378,7 @@
           </w:tcPr>
           <w:p>
             <w:pPr>
-              <w:pStyle w:val="27"/>
+              <w:pStyle w:val="TableText"/>
               <w:keepNext w:val="0"/>
               <w:keepLines w:val="0"/>
               <w:pageBreakBefore w:val="0"/>
@@ -1513,7 +1391,7 @@
               <w:bidi w:val="0"/>
               <w:adjustRightInd w:val="0"/>
               <w:snapToGrid w:val="0"/>
-              <w:ind w:left="0" w:leftChars="0" w:right="0" w:rightChars="0" w:firstLine="0" w:firstLineChars="0"/>
+              <w:ind w:left="0" w:right="0" w:firstLine="0" w:leftChars="0" w:rightChars="0" w:firstLineChars="0"/>
               <w:jc w:val="center"/>
               <w:textAlignment w:val="baseline"/>
             </w:pPr>
@@ -1525,7 +1403,7 @@
           </w:tcPr>
           <w:p>
             <w:pPr>
-              <w:pStyle w:val="27"/>
+              <w:pStyle w:val="TableText"/>
               <w:keepNext w:val="0"/>
               <w:keepLines w:val="0"/>
               <w:pageBreakBefore w:val="0"/>
@@ -1538,7 +1416,7 @@
               <w:bidi w:val="0"/>
               <w:adjustRightInd w:val="0"/>
               <w:snapToGrid w:val="0"/>
-              <w:ind w:left="0" w:leftChars="0" w:right="0" w:rightChars="0" w:firstLine="0" w:firstLineChars="0"/>
+              <w:ind w:left="0" w:right="0" w:firstLine="0" w:leftChars="0" w:rightChars="0" w:firstLineChars="0"/>
               <w:jc w:val="center"/>
               <w:textAlignment w:val="baseline"/>
             </w:pPr>
@@ -1569,7 +1447,7 @@
     <w:sdt>
       <w:sdtPr>
         <w:rPr>
-          <w:rFonts w:ascii="宋体" w:hAnsi="宋体" w:eastAsia="宋体" w:cs="Arial"/>
+          <w:rFonts w:ascii="宋体" w:eastAsia="宋体" w:hAnsi="宋体" w:cs="Arial"/>
           <w:snapToGrid w:val="0"/>
           <w:color w:val="000000"/>
           <w:kern w:val="0"/>
@@ -1585,7 +1463,7 @@
       </w:sdtPr>
       <w:sdtEndPr>
         <w:rPr>
-          <w:rFonts w:hint="eastAsia" w:ascii="宋体" w:hAnsi="宋体" w:eastAsia="宋体" w:cs="宋体"/>
+          <w:rFonts w:ascii="宋体" w:eastAsia="宋体" w:hAnsi="宋体" w:cs="宋体" w:hint="eastAsia"/>
           <w:snapToGrid w:val="0"/>
           <w:color w:val="000000"/>
           <w:kern w:val="0"/>
@@ -1610,18 +1488,18 @@
             <w:adjustRightInd w:val="0"/>
             <w:snapToGrid w:val="0"/>
             <w:spacing w:before="0" w:beforeLines="0" w:after="0" w:afterLines="0" w:line="240" w:lineRule="auto"/>
-            <w:ind w:left="0" w:leftChars="0" w:right="0" w:rightChars="0" w:firstLine="0" w:firstLineChars="0"/>
+            <w:ind w:left="0" w:right="0" w:firstLine="0" w:leftChars="0" w:rightChars="0" w:firstLineChars="0"/>
             <w:jc w:val="center"/>
             <w:textAlignment w:val="baseline"/>
             <w:rPr>
-              <w:rFonts w:hint="eastAsia" w:ascii="宋体" w:hAnsi="宋体" w:eastAsia="宋体" w:cs="宋体"/>
+              <w:rFonts w:ascii="宋体" w:eastAsia="宋体" w:hAnsi="宋体" w:cs="宋体" w:hint="eastAsia"/>
               <w:sz w:val="24"/>
               <w:szCs w:val="24"/>
             </w:rPr>
           </w:pPr>
           <w:r>
             <w:rPr>
-              <w:rFonts w:hint="eastAsia" w:ascii="宋体" w:hAnsi="宋体" w:eastAsia="宋体" w:cs="宋体"/>
+              <w:rFonts w:ascii="宋体" w:eastAsia="宋体" w:hAnsi="宋体" w:cs="宋体" w:hint="eastAsia"/>
               <w:sz w:val="24"/>
               <w:szCs w:val="24"/>
             </w:rPr>
@@ -1630,14 +1508,14 @@
         </w:p>
         <w:p>
           <w:pPr>
-            <w:pStyle w:val="16"/>
+            <w:pStyle w:val="TOC1"/>
             <w:tabs>
               <w:tab w:val="right" w:leader="dot" w:pos="8306"/>
             </w:tabs>
           </w:pPr>
           <w:r>
             <w:rPr>
-              <w:rFonts w:hint="eastAsia" w:ascii="宋体" w:hAnsi="宋体" w:eastAsia="宋体" w:cs="宋体"/>
+              <w:rFonts w:ascii="宋体" w:eastAsia="宋体" w:hAnsi="宋体" w:cs="宋体" w:hint="eastAsia"/>
               <w:sz w:val="24"/>
               <w:szCs w:val="24"/>
             </w:rPr>
@@ -1645,7 +1523,7 @@
           </w:r>
           <w:r>
             <w:rPr>
-              <w:rFonts w:hint="eastAsia" w:ascii="宋体" w:hAnsi="宋体" w:eastAsia="宋体" w:cs="宋体"/>
+              <w:rFonts w:ascii="宋体" w:eastAsia="宋体" w:hAnsi="宋体" w:cs="宋体" w:hint="eastAsia"/>
               <w:sz w:val="24"/>
               <w:szCs w:val="24"/>
             </w:rPr>
@@ -1653,7 +1531,7 @@
           </w:r>
           <w:r>
             <w:rPr>
-              <w:rFonts w:hint="eastAsia" w:ascii="宋体" w:hAnsi="宋体" w:eastAsia="宋体" w:cs="宋体"/>
+              <w:rFonts w:ascii="宋体" w:eastAsia="宋体" w:hAnsi="宋体" w:cs="宋体" w:hint="eastAsia"/>
               <w:sz w:val="24"/>
               <w:szCs w:val="24"/>
             </w:rPr>
@@ -1661,21 +1539,21 @@
           </w:r>
           <w:r>
             <w:rPr>
-              <w:rFonts w:hint="eastAsia" w:ascii="宋体" w:hAnsi="宋体" w:eastAsia="宋体" w:cs="宋体"/>
+              <w:rFonts w:ascii="宋体" w:eastAsia="宋体" w:hAnsi="宋体" w:cs="宋体" w:hint="eastAsia"/>
               <w:szCs w:val="24"/>
             </w:rPr>
             <w:fldChar w:fldCharType="begin"/>
           </w:r>
           <w:r>
             <w:rPr>
-              <w:rFonts w:hint="eastAsia" w:ascii="宋体" w:hAnsi="宋体" w:eastAsia="宋体" w:cs="宋体"/>
+              <w:rFonts w:ascii="宋体" w:eastAsia="宋体" w:hAnsi="宋体" w:cs="宋体" w:hint="eastAsia"/>
               <w:szCs w:val="24"/>
             </w:rPr>
             <w:instrText xml:space="preserve"> HYPERLINK \l _Toc30199 </w:instrText>
           </w:r>
           <w:r>
             <w:rPr>
-              <w:rFonts w:hint="eastAsia" w:ascii="宋体" w:hAnsi="宋体" w:eastAsia="宋体" w:cs="宋体"/>
+              <w:rFonts w:ascii="宋体" w:eastAsia="宋体" w:hAnsi="宋体" w:cs="宋体" w:hint="eastAsia"/>
               <w:szCs w:val="24"/>
             </w:rPr>
             <w:fldChar w:fldCharType="separate"/>
@@ -1707,7 +1585,7 @@
           </w:r>
           <w:r>
             <w:rPr>
-              <w:rFonts w:hint="eastAsia" w:ascii="宋体" w:hAnsi="宋体" w:eastAsia="宋体" w:cs="宋体"/>
+              <w:rFonts w:ascii="宋体" w:eastAsia="宋体" w:hAnsi="宋体" w:cs="宋体" w:hint="eastAsia"/>
               <w:szCs w:val="24"/>
             </w:rPr>
             <w:fldChar w:fldCharType="end"/>
@@ -1715,28 +1593,28 @@
         </w:p>
         <w:p>
           <w:pPr>
-            <w:pStyle w:val="16"/>
+            <w:pStyle w:val="TOC1"/>
             <w:tabs>
               <w:tab w:val="right" w:leader="dot" w:pos="8306"/>
             </w:tabs>
           </w:pPr>
           <w:r>
             <w:rPr>
-              <w:rFonts w:hint="eastAsia" w:ascii="宋体" w:hAnsi="宋体" w:eastAsia="宋体" w:cs="宋体"/>
+              <w:rFonts w:ascii="宋体" w:eastAsia="宋体" w:hAnsi="宋体" w:cs="宋体" w:hint="eastAsia"/>
               <w:szCs w:val="24"/>
             </w:rPr>
             <w:fldChar w:fldCharType="begin"/>
           </w:r>
           <w:r>
             <w:rPr>
-              <w:rFonts w:hint="eastAsia" w:ascii="宋体" w:hAnsi="宋体" w:eastAsia="宋体" w:cs="宋体"/>
+              <w:rFonts w:ascii="宋体" w:eastAsia="宋体" w:hAnsi="宋体" w:cs="宋体" w:hint="eastAsia"/>
               <w:szCs w:val="24"/>
             </w:rPr>
             <w:instrText xml:space="preserve"> HYPERLINK \l _Toc17029 </w:instrText>
           </w:r>
           <w:r>
             <w:rPr>
-              <w:rFonts w:hint="eastAsia" w:ascii="宋体" w:hAnsi="宋体" w:eastAsia="宋体" w:cs="宋体"/>
+              <w:rFonts w:ascii="宋体" w:eastAsia="宋体" w:hAnsi="宋体" w:cs="宋体" w:hint="eastAsia"/>
               <w:szCs w:val="24"/>
             </w:rPr>
             <w:fldChar w:fldCharType="separate"/>
@@ -1768,7 +1646,7 @@
           </w:r>
           <w:r>
             <w:rPr>
-              <w:rFonts w:hint="eastAsia" w:ascii="宋体" w:hAnsi="宋体" w:eastAsia="宋体" w:cs="宋体"/>
+              <w:rFonts w:ascii="宋体" w:eastAsia="宋体" w:hAnsi="宋体" w:cs="宋体" w:hint="eastAsia"/>
               <w:szCs w:val="24"/>
             </w:rPr>
             <w:fldChar w:fldCharType="end"/>
@@ -1776,28 +1654,28 @@
         </w:p>
         <w:p>
           <w:pPr>
-            <w:pStyle w:val="16"/>
+            <w:pStyle w:val="TOC1"/>
             <w:tabs>
               <w:tab w:val="right" w:leader="dot" w:pos="8306"/>
             </w:tabs>
           </w:pPr>
           <w:r>
             <w:rPr>
-              <w:rFonts w:hint="eastAsia" w:ascii="宋体" w:hAnsi="宋体" w:eastAsia="宋体" w:cs="宋体"/>
+              <w:rFonts w:ascii="宋体" w:eastAsia="宋体" w:hAnsi="宋体" w:cs="宋体" w:hint="eastAsia"/>
               <w:szCs w:val="24"/>
             </w:rPr>
             <w:fldChar w:fldCharType="begin"/>
           </w:r>
           <w:r>
             <w:rPr>
-              <w:rFonts w:hint="eastAsia" w:ascii="宋体" w:hAnsi="宋体" w:eastAsia="宋体" w:cs="宋体"/>
+              <w:rFonts w:ascii="宋体" w:eastAsia="宋体" w:hAnsi="宋体" w:cs="宋体" w:hint="eastAsia"/>
               <w:szCs w:val="24"/>
             </w:rPr>
             <w:instrText xml:space="preserve"> HYPERLINK \l _Toc555 </w:instrText>
           </w:r>
           <w:r>
             <w:rPr>
-              <w:rFonts w:hint="eastAsia" w:ascii="宋体" w:hAnsi="宋体" w:eastAsia="宋体" w:cs="宋体"/>
+              <w:rFonts w:ascii="宋体" w:eastAsia="宋体" w:hAnsi="宋体" w:cs="宋体" w:hint="eastAsia"/>
               <w:szCs w:val="24"/>
             </w:rPr>
             <w:fldChar w:fldCharType="separate"/>
@@ -1835,7 +1713,7 @@
           </w:r>
           <w:r>
             <w:rPr>
-              <w:rFonts w:hint="eastAsia" w:ascii="宋体" w:hAnsi="宋体" w:eastAsia="宋体" w:cs="宋体"/>
+              <w:rFonts w:ascii="宋体" w:eastAsia="宋体" w:hAnsi="宋体" w:cs="宋体" w:hint="eastAsia"/>
               <w:szCs w:val="24"/>
             </w:rPr>
             <w:fldChar w:fldCharType="end"/>
@@ -1843,28 +1721,28 @@
         </w:p>
         <w:p>
           <w:pPr>
-            <w:pStyle w:val="17"/>
+            <w:pStyle w:val="TOC2"/>
             <w:tabs>
               <w:tab w:val="right" w:leader="dot" w:pos="8306"/>
             </w:tabs>
           </w:pPr>
           <w:r>
             <w:rPr>
-              <w:rFonts w:hint="eastAsia" w:ascii="宋体" w:hAnsi="宋体" w:eastAsia="宋体" w:cs="宋体"/>
+              <w:rFonts w:ascii="宋体" w:eastAsia="宋体" w:hAnsi="宋体" w:cs="宋体" w:hint="eastAsia"/>
               <w:szCs w:val="24"/>
             </w:rPr>
             <w:fldChar w:fldCharType="begin"/>
           </w:r>
           <w:r>
             <w:rPr>
-              <w:rFonts w:hint="eastAsia" w:ascii="宋体" w:hAnsi="宋体" w:eastAsia="宋体" w:cs="宋体"/>
+              <w:rFonts w:ascii="宋体" w:eastAsia="宋体" w:hAnsi="宋体" w:cs="宋体" w:hint="eastAsia"/>
               <w:szCs w:val="24"/>
             </w:rPr>
             <w:instrText xml:space="preserve"> HYPERLINK \l _Toc7610 </w:instrText>
           </w:r>
           <w:r>
             <w:rPr>
-              <w:rFonts w:hint="eastAsia" w:ascii="宋体" w:hAnsi="宋体" w:eastAsia="宋体" w:cs="宋体"/>
+              <w:rFonts w:ascii="宋体" w:eastAsia="宋体" w:hAnsi="宋体" w:cs="宋体" w:hint="eastAsia"/>
               <w:szCs w:val="24"/>
             </w:rPr>
             <w:fldChar w:fldCharType="separate"/>
@@ -1903,7 +1781,7 @@
           </w:r>
           <w:r>
             <w:rPr>
-              <w:rFonts w:hint="eastAsia" w:ascii="宋体" w:hAnsi="宋体" w:eastAsia="宋体" w:cs="宋体"/>
+              <w:rFonts w:ascii="宋体" w:eastAsia="宋体" w:hAnsi="宋体" w:cs="宋体" w:hint="eastAsia"/>
               <w:szCs w:val="24"/>
             </w:rPr>
             <w:fldChar w:fldCharType="end"/>
@@ -1911,28 +1789,28 @@
         </w:p>
         <w:p>
           <w:pPr>
-            <w:pStyle w:val="17"/>
+            <w:pStyle w:val="TOC2"/>
             <w:tabs>
               <w:tab w:val="right" w:leader="dot" w:pos="8306"/>
             </w:tabs>
           </w:pPr>
           <w:r>
             <w:rPr>
-              <w:rFonts w:hint="eastAsia" w:ascii="宋体" w:hAnsi="宋体" w:eastAsia="宋体" w:cs="宋体"/>
+              <w:rFonts w:ascii="宋体" w:eastAsia="宋体" w:hAnsi="宋体" w:cs="宋体" w:hint="eastAsia"/>
               <w:szCs w:val="24"/>
             </w:rPr>
             <w:fldChar w:fldCharType="begin"/>
           </w:r>
           <w:r>
             <w:rPr>
-              <w:rFonts w:hint="eastAsia" w:ascii="宋体" w:hAnsi="宋体" w:eastAsia="宋体" w:cs="宋体"/>
+              <w:rFonts w:ascii="宋体" w:eastAsia="宋体" w:hAnsi="宋体" w:cs="宋体" w:hint="eastAsia"/>
               <w:szCs w:val="24"/>
             </w:rPr>
             <w:instrText xml:space="preserve"> HYPERLINK \l _Toc7228 </w:instrText>
           </w:r>
           <w:r>
             <w:rPr>
-              <w:rFonts w:hint="eastAsia" w:ascii="宋体" w:hAnsi="宋体" w:eastAsia="宋体" w:cs="宋体"/>
+              <w:rFonts w:ascii="宋体" w:eastAsia="宋体" w:hAnsi="宋体" w:cs="宋体" w:hint="eastAsia"/>
               <w:szCs w:val="24"/>
             </w:rPr>
             <w:fldChar w:fldCharType="separate"/>
@@ -1971,7 +1849,7 @@
           </w:r>
           <w:r>
             <w:rPr>
-              <w:rFonts w:hint="eastAsia" w:ascii="宋体" w:hAnsi="宋体" w:eastAsia="宋体" w:cs="宋体"/>
+              <w:rFonts w:ascii="宋体" w:eastAsia="宋体" w:hAnsi="宋体" w:cs="宋体" w:hint="eastAsia"/>
               <w:szCs w:val="24"/>
             </w:rPr>
             <w:fldChar w:fldCharType="end"/>
@@ -1979,28 +1857,28 @@
         </w:p>
         <w:p>
           <w:pPr>
-            <w:pStyle w:val="17"/>
+            <w:pStyle w:val="TOC2"/>
             <w:tabs>
               <w:tab w:val="right" w:leader="dot" w:pos="8306"/>
             </w:tabs>
           </w:pPr>
           <w:r>
             <w:rPr>
-              <w:rFonts w:hint="eastAsia" w:ascii="宋体" w:hAnsi="宋体" w:eastAsia="宋体" w:cs="宋体"/>
+              <w:rFonts w:ascii="宋体" w:eastAsia="宋体" w:hAnsi="宋体" w:cs="宋体" w:hint="eastAsia"/>
               <w:szCs w:val="24"/>
             </w:rPr>
             <w:fldChar w:fldCharType="begin"/>
           </w:r>
           <w:r>
             <w:rPr>
-              <w:rFonts w:hint="eastAsia" w:ascii="宋体" w:hAnsi="宋体" w:eastAsia="宋体" w:cs="宋体"/>
+              <w:rFonts w:ascii="宋体" w:eastAsia="宋体" w:hAnsi="宋体" w:cs="宋体" w:hint="eastAsia"/>
               <w:szCs w:val="24"/>
             </w:rPr>
             <w:instrText xml:space="preserve"> HYPERLINK \l _Toc19224 </w:instrText>
           </w:r>
           <w:r>
             <w:rPr>
-              <w:rFonts w:hint="eastAsia" w:ascii="宋体" w:hAnsi="宋体" w:eastAsia="宋体" w:cs="宋体"/>
+              <w:rFonts w:ascii="宋体" w:eastAsia="宋体" w:hAnsi="宋体" w:cs="宋体" w:hint="eastAsia"/>
               <w:szCs w:val="24"/>
             </w:rPr>
             <w:fldChar w:fldCharType="separate"/>
@@ -2039,7 +1917,7 @@
           </w:r>
           <w:r>
             <w:rPr>
-              <w:rFonts w:hint="eastAsia" w:ascii="宋体" w:hAnsi="宋体" w:eastAsia="宋体" w:cs="宋体"/>
+              <w:rFonts w:ascii="宋体" w:eastAsia="宋体" w:hAnsi="宋体" w:cs="宋体" w:hint="eastAsia"/>
               <w:szCs w:val="24"/>
             </w:rPr>
             <w:fldChar w:fldCharType="end"/>
@@ -2047,28 +1925,28 @@
         </w:p>
         <w:p>
           <w:pPr>
-            <w:pStyle w:val="17"/>
+            <w:pStyle w:val="TOC2"/>
             <w:tabs>
               <w:tab w:val="right" w:leader="dot" w:pos="8306"/>
             </w:tabs>
           </w:pPr>
           <w:r>
             <w:rPr>
-              <w:rFonts w:hint="eastAsia" w:ascii="宋体" w:hAnsi="宋体" w:eastAsia="宋体" w:cs="宋体"/>
+              <w:rFonts w:ascii="宋体" w:eastAsia="宋体" w:hAnsi="宋体" w:cs="宋体" w:hint="eastAsia"/>
               <w:szCs w:val="24"/>
             </w:rPr>
             <w:fldChar w:fldCharType="begin"/>
           </w:r>
           <w:r>
             <w:rPr>
-              <w:rFonts w:hint="eastAsia" w:ascii="宋体" w:hAnsi="宋体" w:eastAsia="宋体" w:cs="宋体"/>
+              <w:rFonts w:ascii="宋体" w:eastAsia="宋体" w:hAnsi="宋体" w:cs="宋体" w:hint="eastAsia"/>
               <w:szCs w:val="24"/>
             </w:rPr>
             <w:instrText xml:space="preserve"> HYPERLINK \l _Toc9610 </w:instrText>
           </w:r>
           <w:r>
             <w:rPr>
-              <w:rFonts w:hint="eastAsia" w:ascii="宋体" w:hAnsi="宋体" w:eastAsia="宋体" w:cs="宋体"/>
+              <w:rFonts w:ascii="宋体" w:eastAsia="宋体" w:hAnsi="宋体" w:cs="宋体" w:hint="eastAsia"/>
               <w:szCs w:val="24"/>
             </w:rPr>
             <w:fldChar w:fldCharType="separate"/>
@@ -2107,7 +1985,7 @@
           </w:r>
           <w:r>
             <w:rPr>
-              <w:rFonts w:hint="eastAsia" w:ascii="宋体" w:hAnsi="宋体" w:eastAsia="宋体" w:cs="宋体"/>
+              <w:rFonts w:ascii="宋体" w:eastAsia="宋体" w:hAnsi="宋体" w:cs="宋体" w:hint="eastAsia"/>
               <w:szCs w:val="24"/>
             </w:rPr>
             <w:fldChar w:fldCharType="end"/>
@@ -2115,28 +1993,28 @@
         </w:p>
         <w:p>
           <w:pPr>
-            <w:pStyle w:val="13"/>
+            <w:pStyle w:val="TOC3"/>
             <w:tabs>
               <w:tab w:val="right" w:leader="dot" w:pos="8306"/>
             </w:tabs>
           </w:pPr>
           <w:r>
             <w:rPr>
-              <w:rFonts w:hint="eastAsia" w:ascii="宋体" w:hAnsi="宋体" w:eastAsia="宋体" w:cs="宋体"/>
+              <w:rFonts w:ascii="宋体" w:eastAsia="宋体" w:hAnsi="宋体" w:cs="宋体" w:hint="eastAsia"/>
               <w:szCs w:val="24"/>
             </w:rPr>
             <w:fldChar w:fldCharType="begin"/>
           </w:r>
           <w:r>
             <w:rPr>
-              <w:rFonts w:hint="eastAsia" w:ascii="宋体" w:hAnsi="宋体" w:eastAsia="宋体" w:cs="宋体"/>
+              <w:rFonts w:ascii="宋体" w:eastAsia="宋体" w:hAnsi="宋体" w:cs="宋体" w:hint="eastAsia"/>
               <w:szCs w:val="24"/>
             </w:rPr>
             <w:instrText xml:space="preserve"> HYPERLINK \l _Toc28309 </w:instrText>
           </w:r>
           <w:r>
             <w:rPr>
-              <w:rFonts w:hint="eastAsia" w:ascii="宋体" w:hAnsi="宋体" w:eastAsia="宋体" w:cs="宋体"/>
+              <w:rFonts w:ascii="宋体" w:eastAsia="宋体" w:hAnsi="宋体" w:cs="宋体" w:hint="eastAsia"/>
               <w:szCs w:val="24"/>
             </w:rPr>
             <w:fldChar w:fldCharType="separate"/>
@@ -2168,7 +2046,7 @@
           </w:r>
           <w:r>
             <w:rPr>
-              <w:rFonts w:hint="eastAsia" w:ascii="宋体" w:hAnsi="宋体" w:eastAsia="宋体" w:cs="宋体"/>
+              <w:rFonts w:ascii="宋体" w:eastAsia="宋体" w:hAnsi="宋体" w:cs="宋体" w:hint="eastAsia"/>
               <w:szCs w:val="24"/>
             </w:rPr>
             <w:fldChar w:fldCharType="end"/>
@@ -2176,28 +2054,28 @@
         </w:p>
         <w:p>
           <w:pPr>
-            <w:pStyle w:val="13"/>
+            <w:pStyle w:val="TOC3"/>
             <w:tabs>
               <w:tab w:val="right" w:leader="dot" w:pos="8306"/>
             </w:tabs>
           </w:pPr>
           <w:r>
             <w:rPr>
-              <w:rFonts w:hint="eastAsia" w:ascii="宋体" w:hAnsi="宋体" w:eastAsia="宋体" w:cs="宋体"/>
+              <w:rFonts w:ascii="宋体" w:eastAsia="宋体" w:hAnsi="宋体" w:cs="宋体" w:hint="eastAsia"/>
               <w:szCs w:val="24"/>
             </w:rPr>
             <w:fldChar w:fldCharType="begin"/>
           </w:r>
           <w:r>
             <w:rPr>
-              <w:rFonts w:hint="eastAsia" w:ascii="宋体" w:hAnsi="宋体" w:eastAsia="宋体" w:cs="宋体"/>
+              <w:rFonts w:ascii="宋体" w:eastAsia="宋体" w:hAnsi="宋体" w:cs="宋体" w:hint="eastAsia"/>
               <w:szCs w:val="24"/>
             </w:rPr>
             <w:instrText xml:space="preserve"> HYPERLINK \l _Toc8702 </w:instrText>
           </w:r>
           <w:r>
             <w:rPr>
-              <w:rFonts w:hint="eastAsia" w:ascii="宋体" w:hAnsi="宋体" w:eastAsia="宋体" w:cs="宋体"/>
+              <w:rFonts w:ascii="宋体" w:eastAsia="宋体" w:hAnsi="宋体" w:cs="宋体" w:hint="eastAsia"/>
               <w:szCs w:val="24"/>
             </w:rPr>
             <w:fldChar w:fldCharType="separate"/>
@@ -2229,7 +2107,7 @@
           </w:r>
           <w:r>
             <w:rPr>
-              <w:rFonts w:hint="eastAsia" w:ascii="宋体" w:hAnsi="宋体" w:eastAsia="宋体" w:cs="宋体"/>
+              <w:rFonts w:ascii="宋体" w:eastAsia="宋体" w:hAnsi="宋体" w:cs="宋体" w:hint="eastAsia"/>
               <w:szCs w:val="24"/>
             </w:rPr>
             <w:fldChar w:fldCharType="end"/>
@@ -2237,28 +2115,28 @@
         </w:p>
         <w:p>
           <w:pPr>
-            <w:pStyle w:val="16"/>
+            <w:pStyle w:val="TOC1"/>
             <w:tabs>
               <w:tab w:val="right" w:leader="dot" w:pos="8306"/>
             </w:tabs>
           </w:pPr>
           <w:r>
             <w:rPr>
-              <w:rFonts w:hint="eastAsia" w:ascii="宋体" w:hAnsi="宋体" w:eastAsia="宋体" w:cs="宋体"/>
+              <w:rFonts w:ascii="宋体" w:eastAsia="宋体" w:hAnsi="宋体" w:cs="宋体" w:hint="eastAsia"/>
               <w:szCs w:val="24"/>
             </w:rPr>
             <w:fldChar w:fldCharType="begin"/>
           </w:r>
           <w:r>
             <w:rPr>
-              <w:rFonts w:hint="eastAsia" w:ascii="宋体" w:hAnsi="宋体" w:eastAsia="宋体" w:cs="宋体"/>
+              <w:rFonts w:ascii="宋体" w:eastAsia="宋体" w:hAnsi="宋体" w:cs="宋体" w:hint="eastAsia"/>
               <w:szCs w:val="24"/>
             </w:rPr>
             <w:instrText xml:space="preserve"> HYPERLINK \l _Toc21782 </w:instrText>
           </w:r>
           <w:r>
             <w:rPr>
-              <w:rFonts w:hint="eastAsia" w:ascii="宋体" w:hAnsi="宋体" w:eastAsia="宋体" w:cs="宋体"/>
+              <w:rFonts w:ascii="宋体" w:eastAsia="宋体" w:hAnsi="宋体" w:cs="宋体" w:hint="eastAsia"/>
               <w:szCs w:val="24"/>
             </w:rPr>
             <w:fldChar w:fldCharType="separate"/>
@@ -2297,7 +2175,7 @@
           </w:r>
           <w:r>
             <w:rPr>
-              <w:rFonts w:hint="eastAsia" w:ascii="宋体" w:hAnsi="宋体" w:eastAsia="宋体" w:cs="宋体"/>
+              <w:rFonts w:ascii="宋体" w:eastAsia="宋体" w:hAnsi="宋体" w:cs="宋体" w:hint="eastAsia"/>
               <w:szCs w:val="24"/>
             </w:rPr>
             <w:fldChar w:fldCharType="end"/>
@@ -2305,28 +2183,28 @@
         </w:p>
         <w:p>
           <w:pPr>
-            <w:pStyle w:val="16"/>
+            <w:pStyle w:val="TOC1"/>
             <w:tabs>
               <w:tab w:val="right" w:leader="dot" w:pos="8306"/>
             </w:tabs>
           </w:pPr>
           <w:r>
             <w:rPr>
-              <w:rFonts w:hint="eastAsia" w:ascii="宋体" w:hAnsi="宋体" w:eastAsia="宋体" w:cs="宋体"/>
+              <w:rFonts w:ascii="宋体" w:eastAsia="宋体" w:hAnsi="宋体" w:cs="宋体" w:hint="eastAsia"/>
               <w:szCs w:val="24"/>
             </w:rPr>
             <w:fldChar w:fldCharType="begin"/>
           </w:r>
           <w:r>
             <w:rPr>
-              <w:rFonts w:hint="eastAsia" w:ascii="宋体" w:hAnsi="宋体" w:eastAsia="宋体" w:cs="宋体"/>
+              <w:rFonts w:ascii="宋体" w:eastAsia="宋体" w:hAnsi="宋体" w:cs="宋体" w:hint="eastAsia"/>
               <w:szCs w:val="24"/>
             </w:rPr>
             <w:instrText xml:space="preserve"> HYPERLINK \l _Toc10500 </w:instrText>
           </w:r>
           <w:r>
             <w:rPr>
-              <w:rFonts w:hint="eastAsia" w:ascii="宋体" w:hAnsi="宋体" w:eastAsia="宋体" w:cs="宋体"/>
+              <w:rFonts w:ascii="宋体" w:eastAsia="宋体" w:hAnsi="宋体" w:cs="宋体" w:hint="eastAsia"/>
               <w:szCs w:val="24"/>
             </w:rPr>
             <w:fldChar w:fldCharType="separate"/>
@@ -2364,7 +2242,7 @@
           </w:r>
           <w:r>
             <w:rPr>
-              <w:rFonts w:hint="eastAsia" w:ascii="宋体" w:hAnsi="宋体" w:eastAsia="宋体" w:cs="宋体"/>
+              <w:rFonts w:ascii="宋体" w:eastAsia="宋体" w:hAnsi="宋体" w:cs="宋体" w:hint="eastAsia"/>
               <w:szCs w:val="24"/>
             </w:rPr>
             <w:fldChar w:fldCharType="end"/>
@@ -2372,28 +2250,28 @@
         </w:p>
         <w:p>
           <w:pPr>
-            <w:pStyle w:val="17"/>
+            <w:pStyle w:val="TOC2"/>
             <w:tabs>
               <w:tab w:val="right" w:leader="dot" w:pos="8306"/>
             </w:tabs>
           </w:pPr>
           <w:r>
             <w:rPr>
-              <w:rFonts w:hint="eastAsia" w:ascii="宋体" w:hAnsi="宋体" w:eastAsia="宋体" w:cs="宋体"/>
+              <w:rFonts w:ascii="宋体" w:eastAsia="宋体" w:hAnsi="宋体" w:cs="宋体" w:hint="eastAsia"/>
               <w:szCs w:val="24"/>
             </w:rPr>
             <w:fldChar w:fldCharType="begin"/>
           </w:r>
           <w:r>
             <w:rPr>
-              <w:rFonts w:hint="eastAsia" w:ascii="宋体" w:hAnsi="宋体" w:eastAsia="宋体" w:cs="宋体"/>
+              <w:rFonts w:ascii="宋体" w:eastAsia="宋体" w:hAnsi="宋体" w:cs="宋体" w:hint="eastAsia"/>
               <w:szCs w:val="24"/>
             </w:rPr>
             <w:instrText xml:space="preserve"> HYPERLINK \l _Toc9737 </w:instrText>
           </w:r>
           <w:r>
             <w:rPr>
-              <w:rFonts w:hint="eastAsia" w:ascii="宋体" w:hAnsi="宋体" w:eastAsia="宋体" w:cs="宋体"/>
+              <w:rFonts w:ascii="宋体" w:eastAsia="宋体" w:hAnsi="宋体" w:cs="宋体" w:hint="eastAsia"/>
               <w:szCs w:val="24"/>
             </w:rPr>
             <w:fldChar w:fldCharType="separate"/>
@@ -2430,7 +2308,7 @@
           </w:r>
           <w:r>
             <w:rPr>
-              <w:rFonts w:hint="eastAsia" w:ascii="宋体" w:hAnsi="宋体" w:eastAsia="宋体" w:cs="宋体"/>
+              <w:rFonts w:ascii="宋体" w:eastAsia="宋体" w:hAnsi="宋体" w:cs="宋体" w:hint="eastAsia"/>
               <w:szCs w:val="24"/>
             </w:rPr>
             <w:fldChar w:fldCharType="end"/>
@@ -2438,28 +2316,28 @@
         </w:p>
         <w:p>
           <w:pPr>
-            <w:pStyle w:val="17"/>
+            <w:pStyle w:val="TOC2"/>
             <w:tabs>
               <w:tab w:val="right" w:leader="dot" w:pos="8306"/>
             </w:tabs>
           </w:pPr>
           <w:r>
             <w:rPr>
-              <w:rFonts w:hint="eastAsia" w:ascii="宋体" w:hAnsi="宋体" w:eastAsia="宋体" w:cs="宋体"/>
+              <w:rFonts w:ascii="宋体" w:eastAsia="宋体" w:hAnsi="宋体" w:cs="宋体" w:hint="eastAsia"/>
               <w:szCs w:val="24"/>
             </w:rPr>
             <w:fldChar w:fldCharType="begin"/>
           </w:r>
           <w:r>
             <w:rPr>
-              <w:rFonts w:hint="eastAsia" w:ascii="宋体" w:hAnsi="宋体" w:eastAsia="宋体" w:cs="宋体"/>
+              <w:rFonts w:ascii="宋体" w:eastAsia="宋体" w:hAnsi="宋体" w:cs="宋体" w:hint="eastAsia"/>
               <w:szCs w:val="24"/>
             </w:rPr>
             <w:instrText xml:space="preserve"> HYPERLINK \l _Toc17210 </w:instrText>
           </w:r>
           <w:r>
             <w:rPr>
-              <w:rFonts w:hint="eastAsia" w:ascii="宋体" w:hAnsi="宋体" w:eastAsia="宋体" w:cs="宋体"/>
+              <w:rFonts w:ascii="宋体" w:eastAsia="宋体" w:hAnsi="宋体" w:cs="宋体" w:hint="eastAsia"/>
               <w:szCs w:val="24"/>
             </w:rPr>
             <w:fldChar w:fldCharType="separate"/>
@@ -2496,7 +2374,7 @@
           </w:r>
           <w:r>
             <w:rPr>
-              <w:rFonts w:hint="eastAsia" w:ascii="宋体" w:hAnsi="宋体" w:eastAsia="宋体" w:cs="宋体"/>
+              <w:rFonts w:ascii="宋体" w:eastAsia="宋体" w:hAnsi="宋体" w:cs="宋体" w:hint="eastAsia"/>
               <w:szCs w:val="24"/>
             </w:rPr>
             <w:fldChar w:fldCharType="end"/>
@@ -2504,28 +2382,28 @@
         </w:p>
         <w:p>
           <w:pPr>
-            <w:pStyle w:val="17"/>
+            <w:pStyle w:val="TOC2"/>
             <w:tabs>
               <w:tab w:val="right" w:leader="dot" w:pos="8306"/>
             </w:tabs>
           </w:pPr>
           <w:r>
             <w:rPr>
-              <w:rFonts w:hint="eastAsia" w:ascii="宋体" w:hAnsi="宋体" w:eastAsia="宋体" w:cs="宋体"/>
+              <w:rFonts w:ascii="宋体" w:eastAsia="宋体" w:hAnsi="宋体" w:cs="宋体" w:hint="eastAsia"/>
               <w:szCs w:val="24"/>
             </w:rPr>
             <w:fldChar w:fldCharType="begin"/>
           </w:r>
           <w:r>
             <w:rPr>
-              <w:rFonts w:hint="eastAsia" w:ascii="宋体" w:hAnsi="宋体" w:eastAsia="宋体" w:cs="宋体"/>
+              <w:rFonts w:ascii="宋体" w:eastAsia="宋体" w:hAnsi="宋体" w:cs="宋体" w:hint="eastAsia"/>
               <w:szCs w:val="24"/>
             </w:rPr>
             <w:instrText xml:space="preserve"> HYPERLINK \l _Toc29400 </w:instrText>
           </w:r>
           <w:r>
             <w:rPr>
-              <w:rFonts w:hint="eastAsia" w:ascii="宋体" w:hAnsi="宋体" w:eastAsia="宋体" w:cs="宋体"/>
+              <w:rFonts w:ascii="宋体" w:eastAsia="宋体" w:hAnsi="宋体" w:cs="宋体" w:hint="eastAsia"/>
               <w:szCs w:val="24"/>
             </w:rPr>
             <w:fldChar w:fldCharType="separate"/>
@@ -2562,7 +2440,7 @@
           </w:r>
           <w:r>
             <w:rPr>
-              <w:rFonts w:hint="eastAsia" w:ascii="宋体" w:hAnsi="宋体" w:eastAsia="宋体" w:cs="宋体"/>
+              <w:rFonts w:ascii="宋体" w:eastAsia="宋体" w:hAnsi="宋体" w:cs="宋体" w:hint="eastAsia"/>
               <w:szCs w:val="24"/>
             </w:rPr>
             <w:fldChar w:fldCharType="end"/>
@@ -2570,28 +2448,28 @@
         </w:p>
         <w:p>
           <w:pPr>
-            <w:pStyle w:val="17"/>
+            <w:pStyle w:val="TOC2"/>
             <w:tabs>
               <w:tab w:val="right" w:leader="dot" w:pos="8306"/>
             </w:tabs>
           </w:pPr>
           <w:r>
             <w:rPr>
-              <w:rFonts w:hint="eastAsia" w:ascii="宋体" w:hAnsi="宋体" w:eastAsia="宋体" w:cs="宋体"/>
+              <w:rFonts w:ascii="宋体" w:eastAsia="宋体" w:hAnsi="宋体" w:cs="宋体" w:hint="eastAsia"/>
               <w:szCs w:val="24"/>
             </w:rPr>
             <w:fldChar w:fldCharType="begin"/>
           </w:r>
           <w:r>
             <w:rPr>
-              <w:rFonts w:hint="eastAsia" w:ascii="宋体" w:hAnsi="宋体" w:eastAsia="宋体" w:cs="宋体"/>
+              <w:rFonts w:ascii="宋体" w:eastAsia="宋体" w:hAnsi="宋体" w:cs="宋体" w:hint="eastAsia"/>
               <w:szCs w:val="24"/>
             </w:rPr>
             <w:instrText xml:space="preserve"> HYPERLINK \l _Toc17057 </w:instrText>
           </w:r>
           <w:r>
             <w:rPr>
-              <w:rFonts w:hint="eastAsia" w:ascii="宋体" w:hAnsi="宋体" w:eastAsia="宋体" w:cs="宋体"/>
+              <w:rFonts w:ascii="宋体" w:eastAsia="宋体" w:hAnsi="宋体" w:cs="宋体" w:hint="eastAsia"/>
               <w:szCs w:val="24"/>
             </w:rPr>
             <w:fldChar w:fldCharType="separate"/>
@@ -2628,7 +2506,7 @@
           </w:r>
           <w:r>
             <w:rPr>
-              <w:rFonts w:hint="eastAsia" w:ascii="宋体" w:hAnsi="宋体" w:eastAsia="宋体" w:cs="宋体"/>
+              <w:rFonts w:ascii="宋体" w:eastAsia="宋体" w:hAnsi="宋体" w:cs="宋体" w:hint="eastAsia"/>
               <w:szCs w:val="24"/>
             </w:rPr>
             <w:fldChar w:fldCharType="end"/>
@@ -2636,28 +2514,28 @@
         </w:p>
         <w:p>
           <w:pPr>
-            <w:pStyle w:val="16"/>
+            <w:pStyle w:val="TOC1"/>
             <w:tabs>
               <w:tab w:val="right" w:leader="dot" w:pos="8306"/>
             </w:tabs>
           </w:pPr>
           <w:r>
             <w:rPr>
-              <w:rFonts w:hint="eastAsia" w:ascii="宋体" w:hAnsi="宋体" w:eastAsia="宋体" w:cs="宋体"/>
+              <w:rFonts w:ascii="宋体" w:eastAsia="宋体" w:hAnsi="宋体" w:cs="宋体" w:hint="eastAsia"/>
               <w:szCs w:val="24"/>
             </w:rPr>
             <w:fldChar w:fldCharType="begin"/>
           </w:r>
           <w:r>
             <w:rPr>
-              <w:rFonts w:hint="eastAsia" w:ascii="宋体" w:hAnsi="宋体" w:eastAsia="宋体" w:cs="宋体"/>
+              <w:rFonts w:ascii="宋体" w:eastAsia="宋体" w:hAnsi="宋体" w:cs="宋体" w:hint="eastAsia"/>
               <w:szCs w:val="24"/>
             </w:rPr>
             <w:instrText xml:space="preserve"> HYPERLINK \l _Toc6863 </w:instrText>
           </w:r>
           <w:r>
             <w:rPr>
-              <w:rFonts w:hint="eastAsia" w:ascii="宋体" w:hAnsi="宋体" w:eastAsia="宋体" w:cs="宋体"/>
+              <w:rFonts w:ascii="宋体" w:eastAsia="宋体" w:hAnsi="宋体" w:cs="宋体" w:hint="eastAsia"/>
               <w:szCs w:val="24"/>
             </w:rPr>
             <w:fldChar w:fldCharType="separate"/>
@@ -2696,7 +2574,7 @@
           </w:r>
           <w:r>
             <w:rPr>
-              <w:rFonts w:hint="eastAsia" w:ascii="宋体" w:hAnsi="宋体" w:eastAsia="宋体" w:cs="宋体"/>
+              <w:rFonts w:ascii="宋体" w:eastAsia="宋体" w:hAnsi="宋体" w:cs="宋体" w:hint="eastAsia"/>
               <w:szCs w:val="24"/>
             </w:rPr>
             <w:fldChar w:fldCharType="end"/>
@@ -2704,28 +2582,28 @@
         </w:p>
         <w:p>
           <w:pPr>
-            <w:pStyle w:val="17"/>
+            <w:pStyle w:val="TOC2"/>
             <w:tabs>
               <w:tab w:val="right" w:leader="dot" w:pos="8306"/>
             </w:tabs>
           </w:pPr>
           <w:r>
             <w:rPr>
-              <w:rFonts w:hint="eastAsia" w:ascii="宋体" w:hAnsi="宋体" w:eastAsia="宋体" w:cs="宋体"/>
+              <w:rFonts w:ascii="宋体" w:eastAsia="宋体" w:hAnsi="宋体" w:cs="宋体" w:hint="eastAsia"/>
               <w:szCs w:val="24"/>
             </w:rPr>
             <w:fldChar w:fldCharType="begin"/>
           </w:r>
           <w:r>
             <w:rPr>
-              <w:rFonts w:hint="eastAsia" w:ascii="宋体" w:hAnsi="宋体" w:eastAsia="宋体" w:cs="宋体"/>
+              <w:rFonts w:ascii="宋体" w:eastAsia="宋体" w:hAnsi="宋体" w:cs="宋体" w:hint="eastAsia"/>
               <w:szCs w:val="24"/>
             </w:rPr>
             <w:instrText xml:space="preserve"> HYPERLINK \l _Toc20823 </w:instrText>
           </w:r>
           <w:r>
             <w:rPr>
-              <w:rFonts w:hint="eastAsia" w:ascii="宋体" w:hAnsi="宋体" w:eastAsia="宋体" w:cs="宋体"/>
+              <w:rFonts w:ascii="宋体" w:eastAsia="宋体" w:hAnsi="宋体" w:cs="宋体" w:hint="eastAsia"/>
               <w:szCs w:val="24"/>
             </w:rPr>
             <w:fldChar w:fldCharType="separate"/>
@@ -2757,7 +2635,7 @@
           </w:r>
           <w:r>
             <w:rPr>
-              <w:rFonts w:hint="eastAsia" w:ascii="宋体" w:hAnsi="宋体" w:eastAsia="宋体" w:cs="宋体"/>
+              <w:rFonts w:ascii="宋体" w:eastAsia="宋体" w:hAnsi="宋体" w:cs="宋体" w:hint="eastAsia"/>
               <w:szCs w:val="24"/>
             </w:rPr>
             <w:fldChar w:fldCharType="end"/>
@@ -2765,28 +2643,28 @@
         </w:p>
         <w:p>
           <w:pPr>
-            <w:pStyle w:val="17"/>
+            <w:pStyle w:val="TOC2"/>
             <w:tabs>
               <w:tab w:val="right" w:leader="dot" w:pos="8306"/>
             </w:tabs>
           </w:pPr>
           <w:r>
             <w:rPr>
-              <w:rFonts w:hint="eastAsia" w:ascii="宋体" w:hAnsi="宋体" w:eastAsia="宋体" w:cs="宋体"/>
+              <w:rFonts w:ascii="宋体" w:eastAsia="宋体" w:hAnsi="宋体" w:cs="宋体" w:hint="eastAsia"/>
               <w:szCs w:val="24"/>
             </w:rPr>
             <w:fldChar w:fldCharType="begin"/>
           </w:r>
           <w:r>
             <w:rPr>
-              <w:rFonts w:hint="eastAsia" w:ascii="宋体" w:hAnsi="宋体" w:eastAsia="宋体" w:cs="宋体"/>
+              <w:rFonts w:ascii="宋体" w:eastAsia="宋体" w:hAnsi="宋体" w:cs="宋体" w:hint="eastAsia"/>
               <w:szCs w:val="24"/>
             </w:rPr>
             <w:instrText xml:space="preserve"> HYPERLINK \l _Toc28534 </w:instrText>
           </w:r>
           <w:r>
             <w:rPr>
-              <w:rFonts w:hint="eastAsia" w:ascii="宋体" w:hAnsi="宋体" w:eastAsia="宋体" w:cs="宋体"/>
+              <w:rFonts w:ascii="宋体" w:eastAsia="宋体" w:hAnsi="宋体" w:cs="宋体" w:hint="eastAsia"/>
               <w:szCs w:val="24"/>
             </w:rPr>
             <w:fldChar w:fldCharType="separate"/>
@@ -2818,7 +2696,7 @@
           </w:r>
           <w:r>
             <w:rPr>
-              <w:rFonts w:hint="eastAsia" w:ascii="宋体" w:hAnsi="宋体" w:eastAsia="宋体" w:cs="宋体"/>
+              <w:rFonts w:ascii="宋体" w:eastAsia="宋体" w:hAnsi="宋体" w:cs="宋体" w:hint="eastAsia"/>
               <w:szCs w:val="24"/>
             </w:rPr>
             <w:fldChar w:fldCharType="end"/>
@@ -2826,28 +2704,28 @@
         </w:p>
         <w:p>
           <w:pPr>
-            <w:pStyle w:val="17"/>
+            <w:pStyle w:val="TOC2"/>
             <w:tabs>
               <w:tab w:val="right" w:leader="dot" w:pos="8306"/>
             </w:tabs>
           </w:pPr>
           <w:r>
             <w:rPr>
-              <w:rFonts w:hint="eastAsia" w:ascii="宋体" w:hAnsi="宋体" w:eastAsia="宋体" w:cs="宋体"/>
+              <w:rFonts w:ascii="宋体" w:eastAsia="宋体" w:hAnsi="宋体" w:cs="宋体" w:hint="eastAsia"/>
               <w:szCs w:val="24"/>
             </w:rPr>
             <w:fldChar w:fldCharType="begin"/>
           </w:r>
           <w:r>
             <w:rPr>
-              <w:rFonts w:hint="eastAsia" w:ascii="宋体" w:hAnsi="宋体" w:eastAsia="宋体" w:cs="宋体"/>
+              <w:rFonts w:ascii="宋体" w:eastAsia="宋体" w:hAnsi="宋体" w:cs="宋体" w:hint="eastAsia"/>
               <w:szCs w:val="24"/>
             </w:rPr>
             <w:instrText xml:space="preserve"> HYPERLINK \l _Toc4900 </w:instrText>
           </w:r>
           <w:r>
             <w:rPr>
-              <w:rFonts w:hint="eastAsia" w:ascii="宋体" w:hAnsi="宋体" w:eastAsia="宋体" w:cs="宋体"/>
+              <w:rFonts w:ascii="宋体" w:eastAsia="宋体" w:hAnsi="宋体" w:cs="宋体" w:hint="eastAsia"/>
               <w:szCs w:val="24"/>
             </w:rPr>
             <w:fldChar w:fldCharType="separate"/>
@@ -2879,7 +2757,7 @@
           </w:r>
           <w:r>
             <w:rPr>
-              <w:rFonts w:hint="eastAsia" w:ascii="宋体" w:hAnsi="宋体" w:eastAsia="宋体" w:cs="宋体"/>
+              <w:rFonts w:ascii="宋体" w:eastAsia="宋体" w:hAnsi="宋体" w:cs="宋体" w:hint="eastAsia"/>
               <w:szCs w:val="24"/>
             </w:rPr>
             <w:fldChar w:fldCharType="end"/>
@@ -2887,28 +2765,28 @@
         </w:p>
         <w:p>
           <w:pPr>
-            <w:pStyle w:val="17"/>
+            <w:pStyle w:val="TOC2"/>
             <w:tabs>
               <w:tab w:val="right" w:leader="dot" w:pos="8306"/>
             </w:tabs>
           </w:pPr>
           <w:r>
             <w:rPr>
-              <w:rFonts w:hint="eastAsia" w:ascii="宋体" w:hAnsi="宋体" w:eastAsia="宋体" w:cs="宋体"/>
+              <w:rFonts w:ascii="宋体" w:eastAsia="宋体" w:hAnsi="宋体" w:cs="宋体" w:hint="eastAsia"/>
               <w:szCs w:val="24"/>
             </w:rPr>
             <w:fldChar w:fldCharType="begin"/>
           </w:r>
           <w:r>
             <w:rPr>
-              <w:rFonts w:hint="eastAsia" w:ascii="宋体" w:hAnsi="宋体" w:eastAsia="宋体" w:cs="宋体"/>
+              <w:rFonts w:ascii="宋体" w:eastAsia="宋体" w:hAnsi="宋体" w:cs="宋体" w:hint="eastAsia"/>
               <w:szCs w:val="24"/>
             </w:rPr>
             <w:instrText xml:space="preserve"> HYPERLINK \l _Toc9321 </w:instrText>
           </w:r>
           <w:r>
             <w:rPr>
-              <w:rFonts w:hint="eastAsia" w:ascii="宋体" w:hAnsi="宋体" w:eastAsia="宋体" w:cs="宋体"/>
+              <w:rFonts w:ascii="宋体" w:eastAsia="宋体" w:hAnsi="宋体" w:cs="宋体" w:hint="eastAsia"/>
               <w:szCs w:val="24"/>
             </w:rPr>
             <w:fldChar w:fldCharType="separate"/>
@@ -2940,7 +2818,7 @@
           </w:r>
           <w:r>
             <w:rPr>
-              <w:rFonts w:hint="eastAsia" w:ascii="宋体" w:hAnsi="宋体" w:eastAsia="宋体" w:cs="宋体"/>
+              <w:rFonts w:ascii="宋体" w:eastAsia="宋体" w:hAnsi="宋体" w:cs="宋体" w:hint="eastAsia"/>
               <w:szCs w:val="24"/>
             </w:rPr>
             <w:fldChar w:fldCharType="end"/>
@@ -2948,28 +2826,28 @@
         </w:p>
         <w:p>
           <w:pPr>
-            <w:pStyle w:val="17"/>
+            <w:pStyle w:val="TOC2"/>
             <w:tabs>
               <w:tab w:val="right" w:leader="dot" w:pos="8306"/>
             </w:tabs>
           </w:pPr>
           <w:r>
             <w:rPr>
-              <w:rFonts w:hint="eastAsia" w:ascii="宋体" w:hAnsi="宋体" w:eastAsia="宋体" w:cs="宋体"/>
+              <w:rFonts w:ascii="宋体" w:eastAsia="宋体" w:hAnsi="宋体" w:cs="宋体" w:hint="eastAsia"/>
               <w:szCs w:val="24"/>
             </w:rPr>
             <w:fldChar w:fldCharType="begin"/>
           </w:r>
           <w:r>
             <w:rPr>
-              <w:rFonts w:hint="eastAsia" w:ascii="宋体" w:hAnsi="宋体" w:eastAsia="宋体" w:cs="宋体"/>
+              <w:rFonts w:ascii="宋体" w:eastAsia="宋体" w:hAnsi="宋体" w:cs="宋体" w:hint="eastAsia"/>
               <w:szCs w:val="24"/>
             </w:rPr>
             <w:instrText xml:space="preserve"> HYPERLINK \l _Toc22619 </w:instrText>
           </w:r>
           <w:r>
             <w:rPr>
-              <w:rFonts w:hint="eastAsia" w:ascii="宋体" w:hAnsi="宋体" w:eastAsia="宋体" w:cs="宋体"/>
+              <w:rFonts w:ascii="宋体" w:eastAsia="宋体" w:hAnsi="宋体" w:cs="宋体" w:hint="eastAsia"/>
               <w:szCs w:val="24"/>
             </w:rPr>
             <w:fldChar w:fldCharType="separate"/>
@@ -3001,7 +2879,7 @@
           </w:r>
           <w:r>
             <w:rPr>
-              <w:rFonts w:hint="eastAsia" w:ascii="宋体" w:hAnsi="宋体" w:eastAsia="宋体" w:cs="宋体"/>
+              <w:rFonts w:ascii="宋体" w:eastAsia="宋体" w:hAnsi="宋体" w:cs="宋体" w:hint="eastAsia"/>
               <w:szCs w:val="24"/>
             </w:rPr>
             <w:fldChar w:fldCharType="end"/>
@@ -3009,28 +2887,28 @@
         </w:p>
         <w:p>
           <w:pPr>
-            <w:pStyle w:val="16"/>
+            <w:pStyle w:val="TOC1"/>
             <w:tabs>
               <w:tab w:val="right" w:leader="dot" w:pos="8306"/>
             </w:tabs>
           </w:pPr>
           <w:r>
             <w:rPr>
-              <w:rFonts w:hint="eastAsia" w:ascii="宋体" w:hAnsi="宋体" w:eastAsia="宋体" w:cs="宋体"/>
+              <w:rFonts w:ascii="宋体" w:eastAsia="宋体" w:hAnsi="宋体" w:cs="宋体" w:hint="eastAsia"/>
               <w:szCs w:val="24"/>
             </w:rPr>
             <w:fldChar w:fldCharType="begin"/>
           </w:r>
           <w:r>
             <w:rPr>
-              <w:rFonts w:hint="eastAsia" w:ascii="宋体" w:hAnsi="宋体" w:eastAsia="宋体" w:cs="宋体"/>
+              <w:rFonts w:ascii="宋体" w:eastAsia="宋体" w:hAnsi="宋体" w:cs="宋体" w:hint="eastAsia"/>
               <w:szCs w:val="24"/>
             </w:rPr>
             <w:instrText xml:space="preserve"> HYPERLINK \l _Toc12080 </w:instrText>
           </w:r>
           <w:r>
             <w:rPr>
-              <w:rFonts w:hint="eastAsia" w:ascii="宋体" w:hAnsi="宋体" w:eastAsia="宋体" w:cs="宋体"/>
+              <w:rFonts w:ascii="宋体" w:eastAsia="宋体" w:hAnsi="宋体" w:cs="宋体" w:hint="eastAsia"/>
               <w:szCs w:val="24"/>
             </w:rPr>
             <w:fldChar w:fldCharType="separate"/>
@@ -3069,7 +2947,7 @@
           </w:r>
           <w:r>
             <w:rPr>
-              <w:rFonts w:hint="eastAsia" w:ascii="宋体" w:hAnsi="宋体" w:eastAsia="宋体" w:cs="宋体"/>
+              <w:rFonts w:ascii="宋体" w:eastAsia="宋体" w:hAnsi="宋体" w:cs="宋体" w:hint="eastAsia"/>
               <w:szCs w:val="24"/>
             </w:rPr>
             <w:fldChar w:fldCharType="end"/>
@@ -3077,42 +2955,42 @@
         </w:p>
         <w:p>
           <w:pPr>
-            <w:pStyle w:val="16"/>
+            <w:pStyle w:val="TOC1"/>
             <w:tabs>
               <w:tab w:val="right" w:leader="dot" w:pos="8306"/>
             </w:tabs>
           </w:pPr>
           <w:r>
             <w:rPr>
-              <w:rFonts w:hint="eastAsia" w:ascii="宋体" w:hAnsi="宋体" w:eastAsia="宋体" w:cs="宋体"/>
+              <w:rFonts w:ascii="宋体" w:eastAsia="宋体" w:hAnsi="宋体" w:cs="宋体" w:hint="eastAsia"/>
               <w:szCs w:val="24"/>
             </w:rPr>
             <w:fldChar w:fldCharType="begin"/>
           </w:r>
           <w:r>
             <w:rPr>
-              <w:rFonts w:hint="eastAsia" w:ascii="宋体" w:hAnsi="宋体" w:eastAsia="宋体" w:cs="宋体"/>
+              <w:rFonts w:ascii="宋体" w:eastAsia="宋体" w:hAnsi="宋体" w:cs="宋体" w:hint="eastAsia"/>
               <w:szCs w:val="24"/>
             </w:rPr>
             <w:instrText xml:space="preserve"> HYPERLINK \l _Toc5347 </w:instrText>
           </w:r>
           <w:r>
             <w:rPr>
-              <w:rFonts w:hint="eastAsia" w:ascii="宋体" w:hAnsi="宋体" w:eastAsia="宋体" w:cs="宋体"/>
+              <w:rFonts w:ascii="宋体" w:eastAsia="宋体" w:hAnsi="宋体" w:cs="宋体" w:hint="eastAsia"/>
               <w:szCs w:val="24"/>
             </w:rPr>
             <w:fldChar w:fldCharType="separate"/>
           </w:r>
           <w:r>
             <w:rPr>
-              <w:rFonts w:hint="default" w:eastAsia="宋体"/>
+              <w:rFonts w:eastAsia="宋体" w:hint="default"/>
               <w:lang w:val="en-US" w:eastAsia="zh-CN"/>
             </w:rPr>
             <w:t xml:space="preserve">6. </w:t>
           </w:r>
           <w:r>
             <w:rPr>
-              <w:rFonts w:hint="eastAsia" w:eastAsia="宋体"/>
+              <w:rFonts w:eastAsia="宋体" w:hint="eastAsia"/>
               <w:lang w:val="en-US" w:eastAsia="zh-CN"/>
             </w:rPr>
             <w:t>附则</w:t>
@@ -3137,7 +3015,7 @@
           </w:r>
           <w:r>
             <w:rPr>
-              <w:rFonts w:hint="eastAsia" w:ascii="宋体" w:hAnsi="宋体" w:eastAsia="宋体" w:cs="宋体"/>
+              <w:rFonts w:ascii="宋体" w:eastAsia="宋体" w:hAnsi="宋体" w:cs="宋体" w:hint="eastAsia"/>
               <w:szCs w:val="24"/>
             </w:rPr>
             <w:fldChar w:fldCharType="end"/>
@@ -3145,28 +3023,28 @@
         </w:p>
         <w:p>
           <w:pPr>
-            <w:pStyle w:val="16"/>
+            <w:pStyle w:val="TOC1"/>
             <w:tabs>
               <w:tab w:val="right" w:leader="dot" w:pos="8306"/>
             </w:tabs>
           </w:pPr>
           <w:r>
             <w:rPr>
-              <w:rFonts w:hint="eastAsia" w:ascii="宋体" w:hAnsi="宋体" w:eastAsia="宋体" w:cs="宋体"/>
+              <w:rFonts w:ascii="宋体" w:eastAsia="宋体" w:hAnsi="宋体" w:cs="宋体" w:hint="eastAsia"/>
               <w:szCs w:val="24"/>
             </w:rPr>
             <w:fldChar w:fldCharType="begin"/>
           </w:r>
           <w:r>
             <w:rPr>
-              <w:rFonts w:hint="eastAsia" w:ascii="宋体" w:hAnsi="宋体" w:eastAsia="宋体" w:cs="宋体"/>
+              <w:rFonts w:ascii="宋体" w:eastAsia="宋体" w:hAnsi="宋体" w:cs="宋体" w:hint="eastAsia"/>
               <w:szCs w:val="24"/>
             </w:rPr>
             <w:instrText xml:space="preserve"> HYPERLINK \l _Toc7851 </w:instrText>
           </w:r>
           <w:r>
             <w:rPr>
-              <w:rFonts w:hint="eastAsia" w:ascii="宋体" w:hAnsi="宋体" w:eastAsia="宋体" w:cs="宋体"/>
+              <w:rFonts w:ascii="宋体" w:eastAsia="宋体" w:hAnsi="宋体" w:cs="宋体" w:hint="eastAsia"/>
               <w:szCs w:val="24"/>
             </w:rPr>
             <w:fldChar w:fldCharType="separate"/>
@@ -3205,7 +3083,7 @@
           </w:r>
           <w:r>
             <w:rPr>
-              <w:rFonts w:hint="eastAsia" w:ascii="宋体" w:hAnsi="宋体" w:eastAsia="宋体" w:cs="宋体"/>
+              <w:rFonts w:ascii="宋体" w:eastAsia="宋体" w:hAnsi="宋体" w:cs="宋体" w:hint="eastAsia"/>
               <w:szCs w:val="24"/>
             </w:rPr>
             <w:fldChar w:fldCharType="end"/>
@@ -3213,28 +3091,28 @@
         </w:p>
         <w:p>
           <w:pPr>
-            <w:pStyle w:val="16"/>
+            <w:pStyle w:val="TOC1"/>
             <w:tabs>
               <w:tab w:val="right" w:leader="dot" w:pos="8306"/>
             </w:tabs>
           </w:pPr>
           <w:r>
             <w:rPr>
-              <w:rFonts w:hint="eastAsia" w:ascii="宋体" w:hAnsi="宋体" w:eastAsia="宋体" w:cs="宋体"/>
+              <w:rFonts w:ascii="宋体" w:eastAsia="宋体" w:hAnsi="宋体" w:cs="宋体" w:hint="eastAsia"/>
               <w:szCs w:val="24"/>
             </w:rPr>
             <w:fldChar w:fldCharType="begin"/>
           </w:r>
           <w:r>
             <w:rPr>
-              <w:rFonts w:hint="eastAsia" w:ascii="宋体" w:hAnsi="宋体" w:eastAsia="宋体" w:cs="宋体"/>
+              <w:rFonts w:ascii="宋体" w:eastAsia="宋体" w:hAnsi="宋体" w:cs="宋体" w:hint="eastAsia"/>
               <w:szCs w:val="24"/>
             </w:rPr>
             <w:instrText xml:space="preserve"> HYPERLINK \l _Toc9311 </w:instrText>
           </w:r>
           <w:r>
             <w:rPr>
-              <w:rFonts w:hint="eastAsia" w:ascii="宋体" w:hAnsi="宋体" w:eastAsia="宋体" w:cs="宋体"/>
+              <w:rFonts w:ascii="宋体" w:eastAsia="宋体" w:hAnsi="宋体" w:cs="宋体" w:hint="eastAsia"/>
               <w:szCs w:val="24"/>
             </w:rPr>
             <w:fldChar w:fldCharType="separate"/>
@@ -3273,7 +3151,7 @@
           </w:r>
           <w:r>
             <w:rPr>
-              <w:rFonts w:hint="eastAsia" w:ascii="宋体" w:hAnsi="宋体" w:eastAsia="宋体" w:cs="宋体"/>
+              <w:rFonts w:ascii="宋体" w:eastAsia="宋体" w:hAnsi="宋体" w:cs="宋体" w:hint="eastAsia"/>
               <w:szCs w:val="24"/>
             </w:rPr>
             <w:fldChar w:fldCharType="end"/>
@@ -3295,7 +3173,7 @@
             <w:snapToGrid w:val="0"/>
             <w:textAlignment w:val="baseline"/>
             <w:rPr>
-              <w:rFonts w:hint="eastAsia" w:ascii="宋体" w:hAnsi="宋体" w:eastAsia="宋体" w:cs="宋体"/>
+              <w:rFonts w:ascii="宋体" w:eastAsia="宋体" w:hAnsi="宋体" w:cs="宋体" w:hint="eastAsia"/>
               <w:snapToGrid w:val="0"/>
               <w:color w:val="000000"/>
               <w:kern w:val="0"/>
@@ -3306,7 +3184,7 @@
           </w:pPr>
           <w:r>
             <w:rPr>
-              <w:rFonts w:hint="eastAsia" w:ascii="宋体" w:hAnsi="宋体" w:eastAsia="宋体" w:cs="宋体"/>
+              <w:rFonts w:ascii="宋体" w:eastAsia="宋体" w:hAnsi="宋体" w:cs="宋体" w:hint="eastAsia"/>
               <w:szCs w:val="24"/>
             </w:rPr>
             <w:fldChar w:fldCharType="end"/>
@@ -3330,7 +3208,7 @@
         <w:snapToGrid w:val="0"/>
         <w:textAlignment w:val="baseline"/>
         <w:rPr>
-          <w:rFonts w:ascii="Arial" w:hAnsi="Arial" w:eastAsia="Arial" w:cs="Arial"/>
+          <w:rFonts w:ascii="Arial" w:eastAsia="Arial" w:hAnsi="Arial" w:cs="Arial"/>
           <w:snapToGrid w:val="0"/>
           <w:color w:val="000000"/>
           <w:kern w:val="0"/>
@@ -3341,7 +3219,7 @@
       </w:pPr>
       <w:r>
         <w:rPr>
-          <w:rFonts w:ascii="Arial" w:hAnsi="Arial" w:eastAsia="Arial" w:cs="Arial"/>
+          <w:rFonts w:ascii="Arial" w:eastAsia="Arial" w:hAnsi="Arial" w:cs="Arial"/>
           <w:snapToGrid w:val="0"/>
           <w:color w:val="000000"/>
           <w:kern w:val="0"/>
@@ -3354,7 +3232,7 @@
     </w:p>
     <w:p>
       <w:pPr>
-        <w:pStyle w:val="28"/>
+        <w:pStyle w:val="1"/>
         <w:keepNext w:val="0"/>
         <w:keepLines w:val="0"/>
         <w:pageBreakBefore w:val="0"/>
@@ -3369,7 +3247,7 @@
         <w:snapToGrid w:val="0"/>
         <w:textAlignment w:val="baseline"/>
       </w:pPr>
-      <w:bookmarkStart w:id="2" w:name="_Toc555"/>
+      <w:bookmarkStart w:id="3" w:name="_Toc555"/>
       <w:r>
         <w:rPr>
           <w:rFonts w:hint="eastAsia"/>
@@ -3377,11 +3255,11 @@
         </w:rPr>
         <w:t>总则</w:t>
       </w:r>
-      <w:bookmarkEnd w:id="2"/>
+      <w:bookmarkEnd w:id="3"/>
     </w:p>
     <w:p>
       <w:pPr>
-        <w:pStyle w:val="30"/>
+        <w:pStyle w:val="2"/>
         <w:keepNext w:val="0"/>
         <w:keepLines w:val="0"/>
         <w:pageBreakBefore w:val="0"/>
@@ -3400,7 +3278,7 @@
           <w:lang w:val="en-US" w:eastAsia="zh-CN"/>
         </w:rPr>
       </w:pPr>
-      <w:bookmarkStart w:id="3" w:name="_Toc7610"/>
+      <w:bookmarkStart w:id="4" w:name="_Toc7610"/>
       <w:r>
         <w:rPr>
           <w:rFonts w:hint="eastAsia"/>
@@ -3408,11 +3286,11 @@
         </w:rPr>
         <w:t>目的</w:t>
       </w:r>
-      <w:bookmarkEnd w:id="3"/>
+      <w:bookmarkEnd w:id="4"/>
     </w:p>
     <w:p>
       <w:pPr>
-        <w:pStyle w:val="29"/>
+        <w:pStyle w:val="a1"/>
         <w:keepNext w:val="0"/>
         <w:keepLines w:val="0"/>
         <w:pageBreakBefore w:val="0"/>
@@ -3441,7 +3319,7 @@
     </w:p>
     <w:p>
       <w:pPr>
-        <w:pStyle w:val="30"/>
+        <w:pStyle w:val="2"/>
         <w:keepNext w:val="0"/>
         <w:keepLines w:val="0"/>
         <w:pageBreakBefore w:val="0"/>
@@ -3460,7 +3338,7 @@
           <w:lang w:val="en-US" w:eastAsia="zh-CN"/>
         </w:rPr>
       </w:pPr>
-      <w:bookmarkStart w:id="4" w:name="_Toc7228"/>
+      <w:bookmarkStart w:id="5" w:name="_Toc7228"/>
       <w:r>
         <w:rPr>
           <w:rFonts w:hint="eastAsia"/>
@@ -3468,11 +3346,11 @@
         </w:rPr>
         <w:t>适用范围</w:t>
       </w:r>
-      <w:bookmarkEnd w:id="4"/>
+      <w:bookmarkEnd w:id="5"/>
     </w:p>
     <w:p>
       <w:pPr>
-        <w:pStyle w:val="29"/>
+        <w:pStyle w:val="a1"/>
         <w:keepNext w:val="0"/>
         <w:keepLines w:val="0"/>
         <w:pageBreakBefore w:val="0"/>
@@ -3501,7 +3379,7 @@
     </w:p>
     <w:p>
       <w:pPr>
-        <w:pStyle w:val="30"/>
+        <w:pStyle w:val="2"/>
         <w:keepNext w:val="0"/>
         <w:keepLines w:val="0"/>
         <w:pageBreakBefore w:val="0"/>
@@ -3520,7 +3398,7 @@
           <w:lang w:val="en-US" w:eastAsia="zh-CN"/>
         </w:rPr>
       </w:pPr>
-      <w:bookmarkStart w:id="5" w:name="_Toc19224"/>
+      <w:bookmarkStart w:id="6" w:name="_Toc19224"/>
       <w:r>
         <w:rPr>
           <w:rFonts w:hint="eastAsia"/>
@@ -3528,11 +3406,11 @@
         </w:rPr>
         <w:t>原则</w:t>
       </w:r>
-      <w:bookmarkEnd w:id="5"/>
+      <w:bookmarkEnd w:id="6"/>
     </w:p>
     <w:p>
       <w:pPr>
-        <w:pStyle w:val="29"/>
+        <w:pStyle w:val="a1"/>
         <w:keepNext w:val="0"/>
         <w:keepLines w:val="0"/>
         <w:pageBreakBefore w:val="0"/>
@@ -3561,7 +3439,7 @@
     </w:p>
     <w:p>
       <w:pPr>
-        <w:pStyle w:val="29"/>
+        <w:pStyle w:val="a1"/>
         <w:keepNext w:val="0"/>
         <w:keepLines w:val="0"/>
         <w:pageBreakBefore w:val="0"/>
@@ -3590,7 +3468,7 @@
     </w:p>
     <w:p>
       <w:pPr>
-        <w:pStyle w:val="29"/>
+        <w:pStyle w:val="a1"/>
         <w:keepNext w:val="0"/>
         <w:keepLines w:val="0"/>
         <w:pageBreakBefore w:val="0"/>
@@ -3619,7 +3497,7 @@
     </w:p>
     <w:p>
       <w:pPr>
-        <w:pStyle w:val="29"/>
+        <w:pStyle w:val="a1"/>
         <w:keepNext w:val="0"/>
         <w:keepLines w:val="0"/>
         <w:pageBreakBefore w:val="0"/>
@@ -3648,7 +3526,7 @@
     </w:p>
     <w:p>
       <w:pPr>
-        <w:pStyle w:val="30"/>
+        <w:pStyle w:val="2"/>
         <w:keepNext w:val="0"/>
         <w:keepLines w:val="0"/>
         <w:pageBreakBefore w:val="0"/>
@@ -3667,38 +3545,38 @@
           <w:lang w:val="en-US" w:eastAsia="zh-CN"/>
         </w:rPr>
       </w:pPr>
-      <w:bookmarkStart w:id="6" w:name="_Toc9610"/>
+      <w:bookmarkStart w:id="7" w:name="_Toc9610"/>
       <w:r>
         <w:rPr>
           <w:rFonts w:hint="eastAsia"/>
           <w:lang w:val="en-US" w:eastAsia="zh-CN"/>
         </w:rPr>
         <w:t>岗位职责</w:t>
-      </w:r>
-      <w:bookmarkEnd w:id="6"/>
-    </w:p>
-    <w:p>
-      <w:pPr>
-        <w:pStyle w:val="31"/>
-        <w:bidi w:val="0"/>
-        <w:rPr>
-          <w:rFonts w:hint="default"/>
-          <w:lang w:val="en-US" w:eastAsia="zh-CN"/>
-        </w:rPr>
-      </w:pPr>
-      <w:bookmarkStart w:id="7" w:name="_Toc28309"/>
-      <w:r>
-        <w:rPr>
-          <w:rFonts w:hint="default"/>
-          <w:lang w:val="en-US" w:eastAsia="zh-CN"/>
-        </w:rPr>
-        <w:t>人力部</w:t>
       </w:r>
       <w:bookmarkEnd w:id="7"/>
     </w:p>
     <w:p>
       <w:pPr>
-        <w:pStyle w:val="29"/>
+        <w:pStyle w:val="3"/>
+        <w:bidi w:val="0"/>
+        <w:rPr>
+          <w:rFonts w:hint="default"/>
+          <w:lang w:val="en-US" w:eastAsia="zh-CN"/>
+        </w:rPr>
+      </w:pPr>
+      <w:bookmarkStart w:id="8" w:name="_Toc28309"/>
+      <w:r>
+        <w:rPr>
+          <w:rFonts w:hint="default"/>
+          <w:lang w:val="en-US" w:eastAsia="zh-CN"/>
+        </w:rPr>
+        <w:t>人力部</w:t>
+      </w:r>
+      <w:bookmarkEnd w:id="8"/>
+    </w:p>
+    <w:p>
+      <w:pPr>
+        <w:pStyle w:val="a1"/>
         <w:keepNext w:val="0"/>
         <w:keepLines w:val="0"/>
         <w:pageBreakBefore w:val="0"/>
@@ -3727,14 +3605,14 @@
     </w:p>
     <w:p>
       <w:pPr>
-        <w:pStyle w:val="31"/>
+        <w:pStyle w:val="3"/>
         <w:bidi w:val="0"/>
         <w:rPr>
           <w:rFonts w:hint="default"/>
           <w:lang w:val="en-US" w:eastAsia="zh-CN"/>
         </w:rPr>
       </w:pPr>
-      <w:bookmarkStart w:id="8" w:name="_Toc8702"/>
+      <w:bookmarkStart w:id="9" w:name="_Toc8702"/>
       <w:r>
         <w:rPr>
           <w:rFonts w:hint="default"/>
@@ -3742,11 +3620,11 @@
         </w:rPr>
         <w:t>各部门负责人</w:t>
       </w:r>
-      <w:bookmarkEnd w:id="8"/>
+      <w:bookmarkEnd w:id="9"/>
     </w:p>
     <w:p>
       <w:pPr>
-        <w:pStyle w:val="29"/>
+        <w:pStyle w:val="a1"/>
         <w:keepNext w:val="0"/>
         <w:keepLines w:val="0"/>
         <w:pageBreakBefore w:val="0"/>
@@ -3775,7 +3653,7 @@
     </w:p>
     <w:p>
       <w:pPr>
-        <w:pStyle w:val="29"/>
+        <w:pStyle w:val="a1"/>
         <w:keepNext w:val="0"/>
         <w:keepLines w:val="0"/>
         <w:pageBreakBefore w:val="0"/>
@@ -3804,7 +3682,7 @@
     </w:p>
     <w:p>
       <w:pPr>
-        <w:pStyle w:val="29"/>
+        <w:pStyle w:val="a1"/>
         <w:keepNext w:val="0"/>
         <w:keepLines w:val="0"/>
         <w:pageBreakBefore w:val="0"/>
@@ -3833,7 +3711,7 @@
     </w:p>
     <w:p>
       <w:pPr>
-        <w:pStyle w:val="28"/>
+        <w:pStyle w:val="1"/>
         <w:keepNext w:val="0"/>
         <w:keepLines w:val="0"/>
         <w:pageBreakBefore w:val="0"/>
@@ -3852,7 +3730,7 @@
           <w:lang w:val="en-US" w:eastAsia="zh-CN"/>
         </w:rPr>
       </w:pPr>
-      <w:bookmarkStart w:id="9" w:name="_Toc21782"/>
+      <w:bookmarkStart w:id="10" w:name="_Toc21782"/>
       <w:r>
         <w:rPr>
           <w:rFonts w:hint="eastAsia"/>
@@ -3860,11 +3738,11 @@
         </w:rPr>
         <w:t>引用依据</w:t>
       </w:r>
-      <w:bookmarkEnd w:id="9"/>
+      <w:bookmarkEnd w:id="10"/>
     </w:p>
     <w:p>
       <w:pPr>
-        <w:pStyle w:val="29"/>
+        <w:pStyle w:val="a1"/>
         <w:keepNext w:val="0"/>
         <w:keepLines w:val="0"/>
         <w:pageBreakBefore w:val="0"/>
@@ -3893,7 +3771,7 @@
     </w:p>
     <w:p>
       <w:pPr>
-        <w:pStyle w:val="29"/>
+        <w:pStyle w:val="a1"/>
         <w:keepNext w:val="0"/>
         <w:keepLines w:val="0"/>
         <w:pageBreakBefore w:val="0"/>
@@ -3910,7 +3788,7 @@
         <w:bidi w:val="0"/>
         <w:adjustRightInd w:val="0"/>
         <w:snapToGrid w:val="0"/>
-        <w:ind w:left="425" w:leftChars="0" w:hanging="425" w:firstLineChars="0"/>
+        <w:ind w:left="425" w:hanging="425" w:leftChars="0" w:firstLineChars="0"/>
         <w:textAlignment w:val="baseline"/>
         <w:rPr>
           <w:rFonts w:hint="eastAsia"/>
@@ -3927,7 +3805,7 @@
     </w:p>
     <w:p>
       <w:pPr>
-        <w:pStyle w:val="29"/>
+        <w:pStyle w:val="a1"/>
         <w:keepNext w:val="0"/>
         <w:keepLines w:val="0"/>
         <w:pageBreakBefore w:val="0"/>
@@ -3944,7 +3822,7 @@
         <w:bidi w:val="0"/>
         <w:adjustRightInd w:val="0"/>
         <w:snapToGrid w:val="0"/>
-        <w:ind w:left="425" w:leftChars="0" w:hanging="425" w:firstLineChars="0"/>
+        <w:ind w:left="425" w:hanging="425" w:leftChars="0" w:firstLineChars="0"/>
         <w:textAlignment w:val="baseline"/>
         <w:rPr>
           <w:rFonts w:hint="eastAsia"/>
@@ -3961,7 +3839,7 @@
     </w:p>
     <w:p>
       <w:pPr>
-        <w:pStyle w:val="29"/>
+        <w:pStyle w:val="a1"/>
         <w:keepNext w:val="0"/>
         <w:keepLines w:val="0"/>
         <w:pageBreakBefore w:val="0"/>
@@ -3978,7 +3856,7 @@
         <w:bidi w:val="0"/>
         <w:adjustRightInd w:val="0"/>
         <w:snapToGrid w:val="0"/>
-        <w:ind w:left="425" w:leftChars="0" w:hanging="425" w:firstLineChars="0"/>
+        <w:ind w:left="425" w:hanging="425" w:leftChars="0" w:firstLineChars="0"/>
         <w:textAlignment w:val="baseline"/>
         <w:rPr>
           <w:rFonts w:hint="eastAsia"/>
@@ -3995,7 +3873,7 @@
     </w:p>
     <w:p>
       <w:pPr>
-        <w:pStyle w:val="29"/>
+        <w:pStyle w:val="a1"/>
         <w:keepNext w:val="0"/>
         <w:keepLines w:val="0"/>
         <w:pageBreakBefore w:val="0"/>
@@ -4012,7 +3890,7 @@
         <w:bidi w:val="0"/>
         <w:adjustRightInd w:val="0"/>
         <w:snapToGrid w:val="0"/>
-        <w:ind w:left="425" w:leftChars="0" w:hanging="425" w:firstLineChars="0"/>
+        <w:ind w:left="425" w:hanging="425" w:leftChars="0" w:firstLineChars="0"/>
         <w:textAlignment w:val="baseline"/>
         <w:rPr>
           <w:rFonts w:hint="eastAsia"/>
@@ -4029,7 +3907,7 @@
     </w:p>
     <w:p>
       <w:pPr>
-        <w:pStyle w:val="29"/>
+        <w:pStyle w:val="a1"/>
         <w:keepNext w:val="0"/>
         <w:keepLines w:val="0"/>
         <w:pageBreakBefore w:val="0"/>
@@ -4046,7 +3924,7 @@
         <w:bidi w:val="0"/>
         <w:adjustRightInd w:val="0"/>
         <w:snapToGrid w:val="0"/>
-        <w:ind w:left="425" w:leftChars="0" w:hanging="425" w:firstLineChars="0"/>
+        <w:ind w:left="425" w:hanging="425" w:leftChars="0" w:firstLineChars="0"/>
         <w:textAlignment w:val="baseline"/>
         <w:rPr>
           <w:rFonts w:hint="eastAsia"/>
@@ -4063,7 +3941,7 @@
     </w:p>
     <w:p>
       <w:pPr>
-        <w:pStyle w:val="29"/>
+        <w:pStyle w:val="a1"/>
         <w:keepNext w:val="0"/>
         <w:keepLines w:val="0"/>
         <w:pageBreakBefore w:val="0"/>
@@ -4080,7 +3958,7 @@
         <w:bidi w:val="0"/>
         <w:adjustRightInd w:val="0"/>
         <w:snapToGrid w:val="0"/>
-        <w:ind w:left="425" w:leftChars="0" w:hanging="425" w:firstLineChars="0"/>
+        <w:ind w:left="425" w:hanging="425" w:leftChars="0" w:firstLineChars="0"/>
         <w:textAlignment w:val="baseline"/>
         <w:rPr>
           <w:rFonts w:hint="eastAsia"/>
@@ -4097,7 +3975,7 @@
     </w:p>
     <w:p>
       <w:pPr>
-        <w:pStyle w:val="28"/>
+        <w:pStyle w:val="1"/>
         <w:keepNext w:val="0"/>
         <w:keepLines w:val="0"/>
         <w:pageBreakBefore w:val="0"/>
@@ -4112,7 +3990,7 @@
         <w:snapToGrid w:val="0"/>
         <w:textAlignment w:val="baseline"/>
       </w:pPr>
-      <w:bookmarkStart w:id="10" w:name="_Toc10500"/>
+      <w:bookmarkStart w:id="11" w:name="_Toc10500"/>
       <w:r>
         <w:rPr>
           <w:rFonts w:hint="eastAsia"/>
@@ -4120,11 +3998,11 @@
         </w:rPr>
         <w:t>定义与术语</w:t>
       </w:r>
-      <w:bookmarkEnd w:id="10"/>
+      <w:bookmarkEnd w:id="11"/>
     </w:p>
     <w:p>
       <w:pPr>
-        <w:pStyle w:val="30"/>
+        <w:pStyle w:val="2"/>
         <w:keepNext w:val="0"/>
         <w:keepLines w:val="0"/>
         <w:pageBreakBefore w:val="0"/>
@@ -4142,18 +4020,18 @@
           <w:rFonts w:hint="eastAsia"/>
         </w:rPr>
       </w:pPr>
-      <w:bookmarkStart w:id="11" w:name="_Toc9737"/>
+      <w:bookmarkStart w:id="12" w:name="_Toc9737"/>
       <w:r>
         <w:rPr>
           <w:rFonts w:hint="eastAsia"/>
         </w:rPr>
         <w:t>人员备份</w:t>
       </w:r>
-      <w:bookmarkEnd w:id="11"/>
+      <w:bookmarkEnd w:id="12"/>
     </w:p>
     <w:p>
       <w:pPr>
-        <w:pStyle w:val="29"/>
+        <w:pStyle w:val="a1"/>
         <w:keepNext w:val="0"/>
         <w:keepLines w:val="0"/>
         <w:pageBreakBefore w:val="0"/>
@@ -4180,7 +4058,7 @@
     </w:p>
     <w:p>
       <w:pPr>
-        <w:pStyle w:val="30"/>
+        <w:pStyle w:val="2"/>
         <w:keepNext w:val="0"/>
         <w:keepLines w:val="0"/>
         <w:pageBreakBefore w:val="0"/>
@@ -4198,18 +4076,18 @@
           <w:rFonts w:hint="eastAsia"/>
         </w:rPr>
       </w:pPr>
-      <w:bookmarkStart w:id="12" w:name="_Toc17210"/>
+      <w:bookmarkStart w:id="13" w:name="_Toc17210"/>
       <w:r>
         <w:rPr>
           <w:rFonts w:hint="eastAsia"/>
         </w:rPr>
         <w:t>关键岗位</w:t>
       </w:r>
-      <w:bookmarkEnd w:id="12"/>
+      <w:bookmarkEnd w:id="13"/>
     </w:p>
     <w:p>
       <w:pPr>
-        <w:pStyle w:val="29"/>
+        <w:pStyle w:val="a1"/>
         <w:keepNext w:val="0"/>
         <w:keepLines w:val="0"/>
         <w:pageBreakBefore w:val="0"/>
@@ -4236,7 +4114,7 @@
     </w:p>
     <w:p>
       <w:pPr>
-        <w:pStyle w:val="30"/>
+        <w:pStyle w:val="2"/>
         <w:keepNext w:val="0"/>
         <w:keepLines w:val="0"/>
         <w:pageBreakBefore w:val="0"/>
@@ -4254,18 +4132,18 @@
           <w:rFonts w:hint="eastAsia"/>
         </w:rPr>
       </w:pPr>
-      <w:bookmarkStart w:id="13" w:name="_Toc29400"/>
+      <w:bookmarkStart w:id="14" w:name="_Toc29400"/>
       <w:r>
         <w:rPr>
           <w:rFonts w:hint="eastAsia"/>
         </w:rPr>
         <w:t>备份人员</w:t>
       </w:r>
-      <w:bookmarkEnd w:id="13"/>
+      <w:bookmarkEnd w:id="14"/>
     </w:p>
     <w:p>
       <w:pPr>
-        <w:pStyle w:val="29"/>
+        <w:pStyle w:val="a1"/>
         <w:keepNext w:val="0"/>
         <w:keepLines w:val="0"/>
         <w:pageBreakBefore w:val="0"/>
@@ -4292,7 +4170,7 @@
     </w:p>
     <w:p>
       <w:pPr>
-        <w:pStyle w:val="30"/>
+        <w:pStyle w:val="2"/>
         <w:keepNext w:val="0"/>
         <w:keepLines w:val="0"/>
         <w:pageBreakBefore w:val="0"/>
@@ -4310,18 +4188,18 @@
           <w:rFonts w:hint="eastAsia"/>
         </w:rPr>
       </w:pPr>
-      <w:bookmarkStart w:id="14" w:name="_Toc17057"/>
+      <w:bookmarkStart w:id="15" w:name="_Toc17057"/>
       <w:r>
         <w:rPr>
           <w:rFonts w:hint="eastAsia"/>
         </w:rPr>
         <w:t>备份机制启动</w:t>
       </w:r>
-      <w:bookmarkEnd w:id="14"/>
+      <w:bookmarkEnd w:id="15"/>
     </w:p>
     <w:p>
       <w:pPr>
-        <w:pStyle w:val="29"/>
+        <w:pStyle w:val="a1"/>
         <w:keepNext w:val="0"/>
         <w:keepLines w:val="0"/>
         <w:pageBreakBefore w:val="0"/>
@@ -4374,7 +4252,7 @@
     </w:p>
     <w:p>
       <w:pPr>
-        <w:pStyle w:val="28"/>
+        <w:pStyle w:val="1"/>
         <w:keepNext w:val="0"/>
         <w:keepLines w:val="0"/>
         <w:pageBreakBefore w:val="0"/>
@@ -4393,7 +4271,7 @@
           <w:lang w:val="en-US" w:eastAsia="zh-CN"/>
         </w:rPr>
       </w:pPr>
-      <w:bookmarkStart w:id="15" w:name="_Toc6863"/>
+      <w:bookmarkStart w:id="16" w:name="_Toc6863"/>
       <w:r>
         <w:rPr>
           <w:rFonts w:hint="eastAsia"/>
@@ -4401,11 +4279,11 @@
         </w:rPr>
         <w:t>管理内容与要求</w:t>
       </w:r>
-      <w:bookmarkEnd w:id="15"/>
+      <w:bookmarkEnd w:id="16"/>
     </w:p>
     <w:p>
       <w:pPr>
-        <w:pStyle w:val="30"/>
+        <w:pStyle w:val="2"/>
         <w:keepNext w:val="0"/>
         <w:keepLines w:val="0"/>
         <w:pageBreakBefore w:val="0"/>
@@ -4424,7 +4302,7 @@
           <w:lang w:val="en-US" w:eastAsia="zh-CN"/>
         </w:rPr>
       </w:pPr>
-      <w:bookmarkStart w:id="16" w:name="_Toc20823"/>
+      <w:bookmarkStart w:id="17" w:name="_Toc20823"/>
       <w:r>
         <w:rPr>
           <w:rFonts w:hint="default"/>
@@ -4432,11 +4310,11 @@
         </w:rPr>
         <w:t>备份岗位的确定</w:t>
       </w:r>
-      <w:bookmarkEnd w:id="16"/>
+      <w:bookmarkEnd w:id="17"/>
     </w:p>
     <w:p>
       <w:pPr>
-        <w:pStyle w:val="29"/>
+        <w:pStyle w:val="a1"/>
         <w:keepNext w:val="0"/>
         <w:keepLines w:val="0"/>
         <w:pageBreakBefore w:val="0"/>
@@ -4460,12 +4338,12 @@
           <w:rFonts w:hint="default"/>
           <w:lang w:val="en-US" w:eastAsia="zh-CN"/>
         </w:rPr>
-        <w:t>各部门负责人需根据岗位的业务影响度，识别并确定本部门内的关键岗位。原则上，所有部门部长岗位及核心业务执行岗位（如运维工程师）均应纳入备份管理范畴。</w:t>
+        <w:t>各部门负责人需根据岗位的业务影响度，识别并确定本部门内的关键岗位。原则上，所有部门经理岗位及核心业务执行岗位（如运维工程师）均应纳入备份管理范畴。</w:t>
       </w:r>
     </w:p>
     <w:p>
       <w:pPr>
-        <w:pStyle w:val="30"/>
+        <w:pStyle w:val="2"/>
         <w:keepNext w:val="0"/>
         <w:keepLines w:val="0"/>
         <w:pageBreakBefore w:val="0"/>
@@ -4484,7 +4362,7 @@
           <w:lang w:val="en-US" w:eastAsia="zh-CN"/>
         </w:rPr>
       </w:pPr>
-      <w:bookmarkStart w:id="17" w:name="_Toc28534"/>
+      <w:bookmarkStart w:id="18" w:name="_Toc28534"/>
       <w:r>
         <w:rPr>
           <w:rFonts w:hint="default"/>
@@ -4492,11 +4370,11 @@
         </w:rPr>
         <w:t>备份人员的确立</w:t>
       </w:r>
-      <w:bookmarkEnd w:id="17"/>
+      <w:bookmarkEnd w:id="18"/>
     </w:p>
     <w:p>
       <w:pPr>
-        <w:pStyle w:val="29"/>
+        <w:pStyle w:val="a1"/>
         <w:keepNext w:val="0"/>
         <w:keepLines w:val="0"/>
         <w:pageBreakBefore w:val="0"/>
@@ -4525,7 +4403,7 @@
     </w:p>
     <w:p>
       <w:pPr>
-        <w:pStyle w:val="29"/>
+        <w:pStyle w:val="a1"/>
         <w:keepNext w:val="0"/>
         <w:keepLines w:val="0"/>
         <w:pageBreakBefore w:val="0"/>
@@ -4554,7 +4432,7 @@
     </w:p>
     <w:p>
       <w:pPr>
-        <w:pStyle w:val="29"/>
+        <w:pStyle w:val="a1"/>
         <w:keepNext w:val="0"/>
         <w:keepLines w:val="0"/>
         <w:pageBreakBefore w:val="0"/>
@@ -4583,7 +4461,7 @@
     </w:p>
     <w:p>
       <w:pPr>
-        <w:pStyle w:val="30"/>
+        <w:pStyle w:val="2"/>
         <w:keepNext w:val="0"/>
         <w:keepLines w:val="0"/>
         <w:pageBreakBefore w:val="0"/>
@@ -4602,7 +4480,7 @@
           <w:lang w:val="en-US" w:eastAsia="zh-CN"/>
         </w:rPr>
       </w:pPr>
-      <w:bookmarkStart w:id="18" w:name="_Toc4900"/>
+      <w:bookmarkStart w:id="19" w:name="_Toc4900"/>
       <w:r>
         <w:rPr>
           <w:rFonts w:hint="default"/>
@@ -4610,11 +4488,11 @@
         </w:rPr>
         <w:t>备份关系的备案与公布</w:t>
       </w:r>
-      <w:bookmarkEnd w:id="18"/>
+      <w:bookmarkEnd w:id="19"/>
     </w:p>
     <w:p>
       <w:pPr>
-        <w:pStyle w:val="29"/>
+        <w:pStyle w:val="a1"/>
         <w:keepNext w:val="0"/>
         <w:keepLines w:val="0"/>
         <w:pageBreakBefore w:val="0"/>
@@ -4643,7 +4521,7 @@
     </w:p>
     <w:p>
       <w:pPr>
-        <w:pStyle w:val="30"/>
+        <w:pStyle w:val="2"/>
         <w:keepNext w:val="0"/>
         <w:keepLines w:val="0"/>
         <w:pageBreakBefore w:val="0"/>
@@ -4662,7 +4540,7 @@
           <w:lang w:val="en-US" w:eastAsia="zh-CN"/>
         </w:rPr>
       </w:pPr>
-      <w:bookmarkStart w:id="19" w:name="_Toc9321"/>
+      <w:bookmarkStart w:id="20" w:name="_Toc9321"/>
       <w:r>
         <w:rPr>
           <w:rFonts w:hint="default"/>
@@ -4670,11 +4548,11 @@
         </w:rPr>
         <w:t>备份培训与知识管理</w:t>
       </w:r>
-      <w:bookmarkEnd w:id="19"/>
+      <w:bookmarkEnd w:id="20"/>
     </w:p>
     <w:p>
       <w:pPr>
-        <w:pStyle w:val="29"/>
+        <w:pStyle w:val="a1"/>
         <w:keepNext w:val="0"/>
         <w:keepLines w:val="0"/>
         <w:pageBreakBefore w:val="0"/>
@@ -4703,7 +4581,7 @@
     </w:p>
     <w:p>
       <w:pPr>
-        <w:pStyle w:val="29"/>
+        <w:pStyle w:val="a1"/>
         <w:keepNext w:val="0"/>
         <w:keepLines w:val="0"/>
         <w:pageBreakBefore w:val="0"/>
@@ -4732,7 +4610,7 @@
     </w:p>
     <w:p>
       <w:pPr>
-        <w:pStyle w:val="30"/>
+        <w:pStyle w:val="2"/>
         <w:keepNext w:val="0"/>
         <w:keepLines w:val="0"/>
         <w:pageBreakBefore w:val="0"/>
@@ -4751,8 +4629,8 @@
           <w:lang w:val="en-US" w:eastAsia="zh-CN"/>
         </w:rPr>
       </w:pPr>
-      <w:bookmarkStart w:id="20" w:name="_Toc26046"/>
-      <w:bookmarkStart w:id="21" w:name="_Toc22619"/>
+      <w:bookmarkStart w:id="21" w:name="_Toc26046"/>
+      <w:bookmarkStart w:id="22" w:name="_Toc22619"/>
       <w:r>
         <w:rPr>
           <w:rFonts w:hint="default"/>
@@ -4760,12 +4638,12 @@
         </w:rPr>
         <w:t>备份机制的启动与执行</w:t>
       </w:r>
-      <w:bookmarkEnd w:id="20"/>
       <w:bookmarkEnd w:id="21"/>
+      <w:bookmarkEnd w:id="22"/>
     </w:p>
     <w:p>
       <w:pPr>
-        <w:pStyle w:val="29"/>
+        <w:pStyle w:val="a1"/>
         <w:keepNext w:val="0"/>
         <w:keepLines w:val="0"/>
         <w:pageBreakBefore w:val="0"/>
@@ -4794,7 +4672,7 @@
     </w:p>
     <w:p>
       <w:pPr>
-        <w:pStyle w:val="29"/>
+        <w:pStyle w:val="a1"/>
         <w:keepNext w:val="0"/>
         <w:keepLines w:val="0"/>
         <w:pageBreakBefore w:val="0"/>
@@ -4823,7 +4701,7 @@
     </w:p>
     <w:p>
       <w:pPr>
-        <w:pStyle w:val="29"/>
+        <w:pStyle w:val="a1"/>
         <w:keepNext w:val="0"/>
         <w:keepLines w:val="0"/>
         <w:pageBreakBefore w:val="0"/>
@@ -4852,14 +4730,14 @@
     </w:p>
     <w:p>
       <w:pPr>
-        <w:pStyle w:val="28"/>
+        <w:pStyle w:val="1"/>
         <w:bidi w:val="0"/>
         <w:rPr>
           <w:rFonts w:hint="eastAsia"/>
           <w:lang w:val="en-US" w:eastAsia="zh-CN"/>
         </w:rPr>
       </w:pPr>
-      <w:bookmarkStart w:id="22" w:name="_Toc12080"/>
+      <w:bookmarkStart w:id="23" w:name="_Toc12080"/>
       <w:r>
         <w:rPr>
           <w:rFonts w:hint="eastAsia"/>
@@ -4867,15 +4745,15 @@
         </w:rPr>
         <w:t>KPI指标</w:t>
       </w:r>
-      <w:bookmarkEnd w:id="22"/>
+      <w:bookmarkEnd w:id="23"/>
     </w:p>
     <w:p>
       <w:pPr>
-        <w:pStyle w:val="29"/>
-        <w:ind w:left="0" w:leftChars="0" w:right="0" w:rightChars="0" w:firstLine="0" w:firstLineChars="0"/>
+        <w:pStyle w:val="a1"/>
+        <w:ind w:left="0" w:right="0" w:firstLine="0" w:leftChars="0" w:rightChars="0" w:firstLineChars="0"/>
         <w:jc w:val="center"/>
         <w:rPr>
-          <w:rFonts w:hint="default" w:eastAsia="宋体"/>
+          <w:rFonts w:eastAsia="宋体" w:hint="default"/>
           <w:lang w:val="en-US" w:eastAsia="zh-CN"/>
         </w:rPr>
       </w:pPr>
@@ -4973,18 +4851,17 @@
     </w:p>
     <w:tbl>
       <w:tblPr>
-        <w:tblStyle w:val="21"/>
+        <w:tblStyle w:val="TableGrid"/>
         <w:tblW w:w="0" w:type="auto"/>
         <w:jc w:val="center"/>
         <w:tblBorders>
-          <w:top w:val="single" w:color="auto" w:sz="4" w:space="0"/>
-          <w:left w:val="single" w:color="auto" w:sz="4" w:space="0"/>
-          <w:bottom w:val="single" w:color="auto" w:sz="4" w:space="0"/>
-          <w:right w:val="single" w:color="auto" w:sz="4" w:space="0"/>
-          <w:insideH w:val="single" w:color="auto" w:sz="4" w:space="0"/>
-          <w:insideV w:val="single" w:color="auto" w:sz="4" w:space="0"/>
+          <w:top w:val="single" w:sz="4" w:space="0" w:color="auto"/>
+          <w:left w:val="single" w:sz="4" w:space="0" w:color="auto"/>
+          <w:bottom w:val="single" w:sz="4" w:space="0" w:color="auto"/>
+          <w:right w:val="single" w:sz="4" w:space="0" w:color="auto"/>
+          <w:insideH w:val="single" w:sz="4" w:space="0" w:color="auto"/>
+          <w:insideV w:val="single" w:sz="4" w:space="0" w:color="auto"/>
         </w:tblBorders>
-        <w:tblLayout w:type="autofit"/>
         <w:tblCellMar>
           <w:top w:w="0" w:type="dxa"/>
           <w:left w:w="108" w:type="dxa"/>
@@ -5001,13 +4878,15 @@
       </w:tblGrid>
       <w:tr>
         <w:tblPrEx>
+          <w:tblW w:w="0" w:type="auto"/>
+          <w:jc w:val="center"/>
           <w:tblBorders>
-            <w:top w:val="single" w:color="auto" w:sz="4" w:space="0"/>
-            <w:left w:val="single" w:color="auto" w:sz="4" w:space="0"/>
-            <w:bottom w:val="single" w:color="auto" w:sz="4" w:space="0"/>
-            <w:right w:val="single" w:color="auto" w:sz="4" w:space="0"/>
-            <w:insideH w:val="single" w:color="auto" w:sz="4" w:space="0"/>
-            <w:insideV w:val="single" w:color="auto" w:sz="4" w:space="0"/>
+            <w:top w:val="single" w:sz="4" w:space="0" w:color="auto"/>
+            <w:left w:val="single" w:sz="4" w:space="0" w:color="auto"/>
+            <w:bottom w:val="single" w:sz="4" w:space="0" w:color="auto"/>
+            <w:right w:val="single" w:sz="4" w:space="0" w:color="auto"/>
+            <w:insideH w:val="single" w:sz="4" w:space="0" w:color="auto"/>
+            <w:insideV w:val="single" w:sz="4" w:space="0" w:color="auto"/>
           </w:tblBorders>
           <w:tblCellMar>
             <w:top w:w="0" w:type="dxa"/>
@@ -5038,7 +4917,7 @@
               <w:bidi w:val="0"/>
               <w:adjustRightInd w:val="0"/>
               <w:snapToGrid w:val="0"/>
-              <w:ind w:left="0" w:leftChars="0" w:right="0" w:rightChars="0" w:firstLine="0" w:firstLineChars="0"/>
+              <w:ind w:left="0" w:right="0" w:firstLine="0" w:leftChars="0" w:rightChars="0" w:firstLineChars="0"/>
               <w:jc w:val="center"/>
               <w:textAlignment w:val="baseline"/>
               <w:rPr>
@@ -5078,7 +4957,7 @@
               <w:bidi w:val="0"/>
               <w:adjustRightInd w:val="0"/>
               <w:snapToGrid w:val="0"/>
-              <w:ind w:left="0" w:leftChars="0" w:right="0" w:rightChars="0" w:firstLine="0" w:firstLineChars="0"/>
+              <w:ind w:left="0" w:right="0" w:firstLine="0" w:leftChars="0" w:rightChars="0" w:firstLineChars="0"/>
               <w:jc w:val="center"/>
               <w:textAlignment w:val="baseline"/>
               <w:rPr>
@@ -5118,7 +4997,7 @@
               <w:bidi w:val="0"/>
               <w:adjustRightInd w:val="0"/>
               <w:snapToGrid w:val="0"/>
-              <w:ind w:left="0" w:leftChars="0" w:right="0" w:rightChars="0" w:firstLine="0" w:firstLineChars="0"/>
+              <w:ind w:left="0" w:right="0" w:firstLine="0" w:leftChars="0" w:rightChars="0" w:firstLineChars="0"/>
               <w:jc w:val="center"/>
               <w:textAlignment w:val="baseline"/>
               <w:rPr>
@@ -5158,7 +5037,7 @@
               <w:bidi w:val="0"/>
               <w:adjustRightInd w:val="0"/>
               <w:snapToGrid w:val="0"/>
-              <w:ind w:left="0" w:leftChars="0" w:right="0" w:rightChars="0" w:firstLine="0" w:firstLineChars="0"/>
+              <w:ind w:left="0" w:right="0" w:firstLine="0" w:leftChars="0" w:rightChars="0" w:firstLineChars="0"/>
               <w:jc w:val="center"/>
               <w:textAlignment w:val="baseline"/>
               <w:rPr>
@@ -5198,7 +5077,7 @@
               <w:bidi w:val="0"/>
               <w:adjustRightInd w:val="0"/>
               <w:snapToGrid w:val="0"/>
-              <w:ind w:left="0" w:leftChars="0" w:right="0" w:rightChars="0" w:firstLine="0" w:firstLineChars="0"/>
+              <w:ind w:left="0" w:right="0" w:firstLine="0" w:leftChars="0" w:rightChars="0" w:firstLineChars="0"/>
               <w:jc w:val="center"/>
               <w:textAlignment w:val="baseline"/>
               <w:rPr>
@@ -5222,14 +5101,8 @@
       </w:tr>
       <w:tr>
         <w:tblPrEx>
-          <w:tblBorders>
-            <w:top w:val="single" w:color="auto" w:sz="4" w:space="0"/>
-            <w:left w:val="single" w:color="auto" w:sz="4" w:space="0"/>
-            <w:bottom w:val="single" w:color="auto" w:sz="4" w:space="0"/>
-            <w:right w:val="single" w:color="auto" w:sz="4" w:space="0"/>
-            <w:insideH w:val="single" w:color="auto" w:sz="4" w:space="0"/>
-            <w:insideV w:val="single" w:color="auto" w:sz="4" w:space="0"/>
-          </w:tblBorders>
+          <w:tblW w:w="0" w:type="auto"/>
+          <w:jc w:val="center"/>
           <w:tblCellMar>
             <w:top w:w="0" w:type="dxa"/>
             <w:left w:w="108" w:type="dxa"/>
@@ -5246,7 +5119,7 @@
           </w:tcPr>
           <w:p>
             <w:pPr>
-              <w:pStyle w:val="29"/>
+              <w:pStyle w:val="a1"/>
               <w:keepNext w:val="0"/>
               <w:keepLines w:val="0"/>
               <w:pageBreakBefore w:val="0"/>
@@ -5260,11 +5133,11 @@
               <w:bidi w:val="0"/>
               <w:adjustRightInd w:val="0"/>
               <w:snapToGrid w:val="0"/>
-              <w:ind w:left="0" w:leftChars="0" w:right="0" w:rightChars="0" w:firstLine="0" w:firstLineChars="0"/>
+              <w:ind w:left="0" w:right="0" w:firstLine="0" w:leftChars="0" w:rightChars="0" w:firstLineChars="0"/>
               <w:jc w:val="center"/>
               <w:textAlignment w:val="baseline"/>
               <w:rPr>
-                <w:rFonts w:hint="eastAsia" w:ascii="宋体" w:hAnsi="宋体" w:eastAsia="宋体" w:cs="宋体"/>
+                <w:rFonts w:ascii="宋体" w:eastAsia="宋体" w:hAnsi="宋体" w:cs="宋体" w:hint="eastAsia"/>
                 <w:sz w:val="21"/>
                 <w:szCs w:val="21"/>
                 <w:vertAlign w:val="baseline"/>
@@ -5273,7 +5146,7 @@
             </w:pPr>
             <w:r>
               <w:rPr>
-                <w:rFonts w:hint="eastAsia" w:ascii="宋体" w:hAnsi="宋体" w:eastAsia="宋体" w:cs="宋体"/>
+                <w:rFonts w:ascii="宋体" w:eastAsia="宋体" w:hAnsi="宋体" w:cs="宋体" w:hint="eastAsia"/>
                 <w:sz w:val="21"/>
                 <w:szCs w:val="21"/>
                 <w:vertAlign w:val="baseline"/>
@@ -5289,7 +5162,7 @@
           </w:tcPr>
           <w:p>
             <w:pPr>
-              <w:pStyle w:val="29"/>
+              <w:pStyle w:val="a1"/>
               <w:keepNext w:val="0"/>
               <w:keepLines w:val="0"/>
               <w:pageBreakBefore w:val="0"/>
@@ -5303,11 +5176,11 @@
               <w:bidi w:val="0"/>
               <w:adjustRightInd w:val="0"/>
               <w:snapToGrid w:val="0"/>
-              <w:ind w:left="0" w:leftChars="0" w:right="0" w:rightChars="0" w:firstLine="0" w:firstLineChars="0"/>
+              <w:ind w:left="0" w:right="0" w:firstLine="0" w:leftChars="0" w:rightChars="0" w:firstLineChars="0"/>
               <w:jc w:val="center"/>
               <w:textAlignment w:val="baseline"/>
               <w:rPr>
-                <w:rFonts w:hint="eastAsia" w:ascii="宋体" w:hAnsi="宋体" w:eastAsia="宋体" w:cs="宋体"/>
+                <w:rFonts w:ascii="宋体" w:eastAsia="宋体" w:hAnsi="宋体" w:cs="宋体" w:hint="eastAsia"/>
                 <w:sz w:val="21"/>
                 <w:szCs w:val="21"/>
                 <w:vertAlign w:val="baseline"/>
@@ -5316,7 +5189,7 @@
             </w:pPr>
             <w:r>
               <w:rPr>
-                <w:rFonts w:hint="eastAsia" w:ascii="宋体" w:hAnsi="宋体" w:eastAsia="宋体" w:cs="宋体"/>
+                <w:rFonts w:ascii="宋体" w:eastAsia="宋体" w:hAnsi="宋体" w:cs="宋体" w:hint="eastAsia"/>
                 <w:sz w:val="21"/>
                 <w:szCs w:val="21"/>
                 <w:lang w:val="en-US" w:eastAsia="zh-CN"/>
@@ -5325,7 +5198,7 @@
             </w:r>
             <w:r>
               <w:rPr>
-                <w:rFonts w:hint="eastAsia" w:ascii="宋体" w:hAnsi="宋体" w:cs="宋体"/>
+                <w:rFonts w:ascii="宋体" w:hAnsi="宋体" w:cs="宋体" w:hint="eastAsia"/>
                 <w:sz w:val="21"/>
                 <w:szCs w:val="21"/>
                 <w:lang w:val="en-US" w:eastAsia="zh-CN"/>
@@ -5334,7 +5207,7 @@
             </w:r>
             <w:r>
               <w:rPr>
-                <w:rFonts w:hint="eastAsia" w:ascii="宋体" w:hAnsi="宋体" w:eastAsia="宋体" w:cs="宋体"/>
+                <w:rFonts w:ascii="宋体" w:eastAsia="宋体" w:hAnsi="宋体" w:cs="宋体" w:hint="eastAsia"/>
                 <w:sz w:val="21"/>
                 <w:szCs w:val="21"/>
                 <w:lang w:val="en-US" w:eastAsia="zh-CN"/>
@@ -5349,7 +5222,7 @@
           </w:tcPr>
           <w:p>
             <w:pPr>
-              <w:pStyle w:val="29"/>
+              <w:pStyle w:val="a1"/>
               <w:keepNext w:val="0"/>
               <w:keepLines w:val="0"/>
               <w:pageBreakBefore w:val="0"/>
@@ -5363,11 +5236,11 @@
               <w:bidi w:val="0"/>
               <w:adjustRightInd w:val="0"/>
               <w:snapToGrid w:val="0"/>
-              <w:ind w:left="0" w:leftChars="0" w:right="0" w:rightChars="0" w:firstLine="0" w:firstLineChars="0"/>
+              <w:ind w:left="0" w:right="0" w:firstLine="0" w:leftChars="0" w:rightChars="0" w:firstLineChars="0"/>
               <w:jc w:val="center"/>
               <w:textAlignment w:val="baseline"/>
               <w:rPr>
-                <w:rFonts w:hint="eastAsia" w:ascii="宋体" w:hAnsi="宋体" w:eastAsia="宋体" w:cs="宋体"/>
+                <w:rFonts w:ascii="宋体" w:eastAsia="宋体" w:hAnsi="宋体" w:cs="宋体" w:hint="eastAsia"/>
                 <w:sz w:val="21"/>
                 <w:szCs w:val="21"/>
                 <w:vertAlign w:val="baseline"/>
@@ -5376,7 +5249,7 @@
             </w:pPr>
             <w:r>
               <w:rPr>
-                <w:rFonts w:hint="eastAsia" w:ascii="宋体" w:hAnsi="宋体" w:eastAsia="宋体" w:cs="宋体"/>
+                <w:rFonts w:ascii="宋体" w:eastAsia="宋体" w:hAnsi="宋体" w:cs="宋体" w:hint="eastAsia"/>
                 <w:sz w:val="21"/>
                 <w:szCs w:val="21"/>
                 <w:lang w:val="en-US" w:eastAsia="zh-CN"/>
@@ -5391,7 +5264,7 @@
           </w:tcPr>
           <w:p>
             <w:pPr>
-              <w:pStyle w:val="29"/>
+              <w:pStyle w:val="a1"/>
               <w:keepNext w:val="0"/>
               <w:keepLines w:val="0"/>
               <w:pageBreakBefore w:val="0"/>
@@ -5405,11 +5278,11 @@
               <w:bidi w:val="0"/>
               <w:adjustRightInd w:val="0"/>
               <w:snapToGrid w:val="0"/>
-              <w:ind w:left="0" w:leftChars="0" w:right="0" w:rightChars="0" w:firstLine="0" w:firstLineChars="0"/>
+              <w:ind w:left="0" w:right="0" w:firstLine="0" w:leftChars="0" w:rightChars="0" w:firstLineChars="0"/>
               <w:jc w:val="center"/>
               <w:textAlignment w:val="baseline"/>
               <w:rPr>
-                <w:rFonts w:hint="eastAsia" w:ascii="宋体" w:hAnsi="宋体" w:eastAsia="宋体" w:cs="宋体"/>
+                <w:rFonts w:ascii="宋体" w:eastAsia="宋体" w:hAnsi="宋体" w:cs="宋体" w:hint="eastAsia"/>
                 <w:sz w:val="21"/>
                 <w:szCs w:val="21"/>
                 <w:vertAlign w:val="baseline"/>
@@ -5418,7 +5291,7 @@
             </w:pPr>
             <w:r>
               <w:rPr>
-                <w:rFonts w:hint="eastAsia" w:ascii="宋体" w:hAnsi="宋体" w:eastAsia="宋体" w:cs="宋体"/>
+                <w:rFonts w:ascii="宋体" w:eastAsia="宋体" w:hAnsi="宋体" w:cs="宋体" w:hint="eastAsia"/>
                 <w:sz w:val="21"/>
                 <w:szCs w:val="21"/>
                 <w:vertAlign w:val="baseline"/>
@@ -5434,7 +5307,7 @@
           </w:tcPr>
           <w:p>
             <w:pPr>
-              <w:pStyle w:val="29"/>
+              <w:pStyle w:val="a1"/>
               <w:keepNext w:val="0"/>
               <w:keepLines w:val="0"/>
               <w:pageBreakBefore w:val="0"/>
@@ -5448,11 +5321,11 @@
               <w:bidi w:val="0"/>
               <w:adjustRightInd w:val="0"/>
               <w:snapToGrid w:val="0"/>
-              <w:ind w:left="0" w:leftChars="0" w:right="0" w:rightChars="0" w:firstLine="0" w:firstLineChars="0"/>
+              <w:ind w:left="0" w:right="0" w:firstLine="0" w:leftChars="0" w:rightChars="0" w:firstLineChars="0"/>
               <w:jc w:val="center"/>
               <w:textAlignment w:val="baseline"/>
               <w:rPr>
-                <w:rFonts w:hint="eastAsia" w:ascii="宋体" w:hAnsi="宋体" w:eastAsia="宋体" w:cs="宋体"/>
+                <w:rFonts w:ascii="宋体" w:eastAsia="宋体" w:hAnsi="宋体" w:cs="宋体" w:hint="eastAsia"/>
                 <w:sz w:val="21"/>
                 <w:szCs w:val="21"/>
                 <w:vertAlign w:val="baseline"/>
@@ -5461,7 +5334,7 @@
             </w:pPr>
             <w:r>
               <w:rPr>
-                <w:rFonts w:hint="eastAsia" w:ascii="宋体" w:hAnsi="宋体" w:eastAsia="宋体" w:cs="宋体"/>
+                <w:rFonts w:ascii="宋体" w:eastAsia="宋体" w:hAnsi="宋体" w:cs="宋体" w:hint="eastAsia"/>
                 <w:sz w:val="21"/>
                 <w:szCs w:val="21"/>
                 <w:vertAlign w:val="baseline"/>
@@ -5475,7 +5348,7 @@
     </w:tbl>
     <w:p>
       <w:pPr>
-        <w:pStyle w:val="29"/>
+        <w:pStyle w:val="a1"/>
         <w:keepNext w:val="0"/>
         <w:keepLines w:val="0"/>
         <w:pageBreakBefore w:val="0"/>
@@ -5497,7 +5370,7 @@
     </w:p>
     <w:p>
       <w:pPr>
-        <w:pStyle w:val="28"/>
+        <w:pStyle w:val="1"/>
         <w:keepNext w:val="0"/>
         <w:keepLines w:val="0"/>
         <w:pageBreakBefore w:val="0"/>
@@ -5512,25 +5385,25 @@
         <w:snapToGrid w:val="0"/>
         <w:textAlignment w:val="baseline"/>
         <w:rPr>
-          <w:rStyle w:val="38"/>
-          <w:rFonts w:hint="default" w:eastAsia="宋体"/>
-          <w:lang w:val="en-US" w:eastAsia="zh-CN"/>
-        </w:rPr>
-      </w:pPr>
-      <w:bookmarkStart w:id="23" w:name="bookmark3"/>
-      <w:bookmarkEnd w:id="23"/>
-      <w:bookmarkStart w:id="24" w:name="_Toc17424"/>
-      <w:bookmarkStart w:id="25" w:name="_Toc5347"/>
-      <w:r>
-        <w:rPr>
-          <w:rStyle w:val="38"/>
-          <w:rFonts w:hint="eastAsia" w:eastAsia="宋体"/>
+          <w:rStyle w:val="1Char"/>
+          <w:rFonts w:eastAsia="宋体" w:hint="default"/>
+          <w:lang w:val="en-US" w:eastAsia="zh-CN"/>
+        </w:rPr>
+      </w:pPr>
+      <w:bookmarkStart w:id="24" w:name="bookmark3"/>
+      <w:bookmarkEnd w:id="24"/>
+      <w:bookmarkStart w:id="25" w:name="_Toc17424"/>
+      <w:bookmarkStart w:id="26" w:name="_Toc5347"/>
+      <w:r>
+        <w:rPr>
+          <w:rStyle w:val="1Char"/>
+          <w:rFonts w:eastAsia="宋体" w:hint="eastAsia"/>
           <w:lang w:val="en-US" w:eastAsia="zh-CN"/>
         </w:rPr>
         <w:t>附则</w:t>
       </w:r>
-      <w:bookmarkEnd w:id="24"/>
       <w:bookmarkEnd w:id="25"/>
+      <w:bookmarkEnd w:id="26"/>
     </w:p>
     <w:p>
       <w:pPr>
@@ -5552,39 +5425,22 @@
         <w:adjustRightInd w:val="0"/>
         <w:snapToGrid w:val="0"/>
         <w:spacing w:line="360" w:lineRule="auto"/>
-        <w:ind w:left="425" w:leftChars="0" w:hanging="425" w:firstLineChars="0"/>
+        <w:ind w:left="425" w:hanging="425" w:leftChars="0" w:firstLineChars="0"/>
         <w:textAlignment w:val="baseline"/>
         <w:rPr>
-          <w:rFonts w:ascii="宋体" w:hAnsi="宋体" w:eastAsia="宋体" w:cs="宋体"/>
+          <w:rFonts w:ascii="宋体" w:eastAsia="宋体" w:hAnsi="宋体" w:cs="宋体"/>
           <w:sz w:val="24"/>
           <w:szCs w:val="24"/>
         </w:rPr>
       </w:pPr>
       <w:r>
         <w:rPr>
-          <w:rFonts w:ascii="宋体" w:hAnsi="宋体" w:eastAsia="宋体" w:cs="宋体"/>
+          <w:rFonts w:ascii="宋体" w:eastAsia="宋体" w:hAnsi="宋体" w:cs="宋体"/>
           <w:spacing w:val="-1"/>
           <w:sz w:val="24"/>
           <w:szCs w:val="24"/>
         </w:rPr>
         <w:t>本制度最终解释权和修订权归人力部。</w:t>
-      </w:r>
-      <w:r>
-        <w:rPr>
-          <w:rFonts w:hint="eastAsia" w:ascii="宋体" w:hAnsi="宋体" w:eastAsia="宋体" w:cs="宋体"/>
-          <w:spacing w:val="-1"/>
-          <w:sz w:val="24"/>
-          <w:szCs w:val="24"/>
-          <w:lang w:val="en-US" w:eastAsia="zh-CN"/>
-        </w:rPr>
-      </w:r>
-      <w:r>
-        <w:rPr>
-          <w:rFonts w:ascii="宋体" w:hAnsi="宋体" w:eastAsia="宋体" w:cs="宋体"/>
-          <w:spacing w:val="-1"/>
-          <w:sz w:val="24"/>
-          <w:szCs w:val="24"/>
-        </w:rPr>
       </w:r>
     </w:p>
     <w:p>
@@ -5607,7 +5463,7 @@
         <w:adjustRightInd w:val="0"/>
         <w:snapToGrid w:val="0"/>
         <w:spacing w:line="360" w:lineRule="auto"/>
-        <w:ind w:left="425" w:leftChars="0" w:hanging="425" w:firstLineChars="0"/>
+        <w:ind w:left="425" w:hanging="425" w:leftChars="0" w:firstLineChars="0"/>
         <w:textAlignment w:val="baseline"/>
         <w:rPr>
           <w:rFonts w:hint="default"/>
@@ -5616,7 +5472,7 @@
       </w:pPr>
       <w:r>
         <w:rPr>
-          <w:rFonts w:ascii="宋体" w:hAnsi="宋体" w:eastAsia="宋体" w:cs="宋体"/>
+          <w:rFonts w:ascii="宋体" w:eastAsia="宋体" w:hAnsi="宋体" w:cs="宋体"/>
           <w:spacing w:val="-2"/>
           <w:sz w:val="24"/>
           <w:szCs w:val="24"/>
@@ -5626,7 +5482,7 @@
     </w:p>
     <w:p>
       <w:pPr>
-        <w:pStyle w:val="28"/>
+        <w:pStyle w:val="1"/>
         <w:keepNext w:val="0"/>
         <w:keepLines w:val="0"/>
         <w:pageBreakBefore w:val="0"/>
@@ -5645,10 +5501,10 @@
           <w:lang w:val="en-US" w:eastAsia="zh-CN"/>
         </w:rPr>
       </w:pPr>
-      <w:bookmarkStart w:id="26" w:name="bookmark14"/>
-      <w:bookmarkEnd w:id="26"/>
-      <w:bookmarkStart w:id="27" w:name="_Toc31804"/>
-      <w:bookmarkStart w:id="28" w:name="_Toc7851"/>
+      <w:bookmarkStart w:id="27" w:name="bookmark14"/>
+      <w:bookmarkEnd w:id="27"/>
+      <w:bookmarkStart w:id="28" w:name="_Toc31804"/>
+      <w:bookmarkStart w:id="29" w:name="_Toc7851"/>
       <w:r>
         <w:rPr>
           <w:rFonts w:hint="eastAsia"/>
@@ -5656,17 +5512,17 @@
         </w:rPr>
         <w:t>附件</w:t>
       </w:r>
-      <w:bookmarkEnd w:id="27"/>
       <w:bookmarkEnd w:id="28"/>
+      <w:bookmarkEnd w:id="29"/>
     </w:p>
     <w:p>
       <w:pPr>
-        <w:pStyle w:val="29"/>
+        <w:pStyle w:val="a1"/>
         <w:numPr>
           <w:ilvl w:val="0"/>
           <w:numId w:val="4"/>
         </w:numPr>
-        <w:ind w:left="425" w:leftChars="0" w:hanging="425" w:firstLineChars="0"/>
+        <w:ind w:left="425" w:hanging="425" w:leftChars="0" w:firstLineChars="0"/>
         <w:rPr>
           <w:rFonts w:hint="default"/>
           <w:lang w:val="en-US" w:eastAsia="zh-CN"/>
@@ -5682,7 +5538,7 @@
     </w:p>
     <w:p>
       <w:pPr>
-        <w:pStyle w:val="28"/>
+        <w:pStyle w:val="1"/>
         <w:keepNext w:val="0"/>
         <w:keepLines w:val="0"/>
         <w:pageBreakBefore w:val="0"/>
@@ -5701,7 +5557,7 @@
           <w:lang w:val="en-US" w:eastAsia="zh-CN"/>
         </w:rPr>
       </w:pPr>
-      <w:bookmarkStart w:id="29" w:name="_Toc9311"/>
+      <w:bookmarkStart w:id="30" w:name="_Toc9311"/>
       <w:r>
         <w:rPr>
           <w:rFonts w:hint="eastAsia"/>
@@ -5709,11 +5565,11 @@
         </w:rPr>
         <w:t>记录</w:t>
       </w:r>
-      <w:bookmarkEnd w:id="29"/>
+      <w:bookmarkEnd w:id="30"/>
     </w:p>
     <w:p>
       <w:pPr>
-        <w:pStyle w:val="29"/>
+        <w:pStyle w:val="a1"/>
         <w:keepNext w:val="0"/>
         <w:keepLines w:val="0"/>
         <w:pageBreakBefore w:val="0"/>
@@ -5741,58 +5597,29 @@
       </w:r>
     </w:p>
     <w:sectPr>
-      <w:headerReference r:id="rId5" w:type="default"/>
-      <w:footerReference r:id="rId6" w:type="default"/>
-      <w:headerReference w:type="first" r:id="rId12"/>
-      <w:footerReference w:type="first" r:id="rId13"/>
-      <w:headerReference w:type="even" r:id="rId14"/>
-      <w:footerReference w:type="even" r:id="rId15"/>
+      <w:headerReference w:type="even" r:id="rId6"/>
+      <w:headerReference w:type="default" r:id="rId7"/>
+      <w:footerReference w:type="even" r:id="rId8"/>
+      <w:footerReference w:type="default" r:id="rId9"/>
+      <w:headerReference w:type="first" r:id="rId10"/>
+      <w:footerReference w:type="first" r:id="rId11"/>
       <w:pgSz w:w="11906" w:h="16838"/>
       <w:pgMar w:top="1417" w:right="1800" w:bottom="1440" w:left="1800" w:header="1140" w:footer="992" w:gutter="0"/>
-      <w:cols w:space="425" w:num="1"/>
+      <w:cols w:num="1" w:space="425"/>
       <w:docGrid w:type="lines" w:linePitch="312" w:charSpace="0"/>
     </w:sectPr>
   </w:body>
 </w:document>
 </file>
 
-<file path=word/endnotes.xml><?xml version="1.0" encoding="utf-8"?>
-<w:endnotes xmlns:wpc="http://schemas.microsoft.com/office/word/2010/wordprocessingCanvas" xmlns:mc="http://schemas.openxmlformats.org/markup-compatibility/2006" xmlns:o="urn:schemas-microsoft-com:office:office" xmlns:r="http://schemas.openxmlformats.org/officeDocument/2006/relationships" xmlns:m="http://schemas.openxmlformats.org/officeDocument/2006/math" xmlns:v="urn:schemas-microsoft-com:vml" xmlns:wp14="http://schemas.microsoft.com/office/word/2010/wordprocessingDrawing" xmlns:wp="http://schemas.openxmlformats.org/drawingml/2006/wordprocessingDrawing" xmlns:w="http://schemas.openxmlformats.org/wordprocessingml/2006/main" xmlns:w14="http://schemas.microsoft.com/office/word/2010/wordml" xmlns:w15="http://schemas.microsoft.com/office/word/2012/wordml" xmlns:w10="urn:schemas-microsoft-com:office:word" xmlns:wpg="http://schemas.microsoft.com/office/word/2010/wordprocessingGroup" xmlns:wpi="http://schemas.microsoft.com/office/word/2010/wordprocessingInk" xmlns:wne="http://schemas.microsoft.com/office/word/2006/wordml" xmlns:wps="http://schemas.microsoft.com/office/word/2010/wordprocessingShape" xmlns:wpsCustomData="http://www.wps.cn/officeDocument/2013/wpsCustomData" mc:Ignorable="w14 w15 wp14">
-  <w:endnote w:type="separator" w:id="0">
-    <w:p>
-      <w:pPr>
-        <w:spacing w:line="240" w:lineRule="auto"/>
-      </w:pPr>
-      <w:r>
-        <w:separator/>
-      </w:r>
-    </w:p>
-  </w:endnote>
-  <w:endnote w:type="continuationSeparator" w:id="1">
-    <w:p>
-      <w:pPr>
-        <w:spacing w:line="240" w:lineRule="auto"/>
-      </w:pPr>
-      <w:r>
-        <w:continuationSeparator/>
-      </w:r>
-    </w:p>
-  </w:endnote>
-</w:endnotes>
-</file>
-
 <file path=word/footer1.xml><?xml version="1.0" encoding="utf-8"?>
-<w:ftr xmlns:wpc="http://schemas.microsoft.com/office/word/2010/wordprocessingCanvas" xmlns:mc="http://schemas.openxmlformats.org/markup-compatibility/2006" xmlns:o="urn:schemas-microsoft-com:office:office" xmlns:r="http://schemas.openxmlformats.org/officeDocument/2006/relationships" xmlns:m="http://schemas.openxmlformats.org/officeDocument/2006/math" xmlns:v="urn:schemas-microsoft-com:vml" xmlns:wp14="http://schemas.microsoft.com/office/word/2010/wordprocessingDrawing" xmlns:wp="http://schemas.openxmlformats.org/drawingml/2006/wordprocessingDrawing" xmlns:w10="urn:schemas-microsoft-com:office:word" xmlns:w="http://schemas.openxmlformats.org/wordprocessingml/2006/main" xmlns:w14="http://schemas.microsoft.com/office/word/2010/wordml" xmlns:w15="http://schemas.microsoft.com/office/word/2012/wordml" xmlns:wpg="http://schemas.microsoft.com/office/word/2010/wordprocessingGroup" xmlns:wpi="http://schemas.microsoft.com/office/word/2010/wordprocessingInk" xmlns:wne="http://schemas.microsoft.com/office/word/2006/wordml" xmlns:wps="http://schemas.microsoft.com/office/word/2010/wordprocessingShape" xmlns:wpsCustomData="http://www.wps.cn/officeDocument/2013/wpsCustomData" mc:Ignorable="w14 w15 wp14">
-  <w:p>
-    <w:pPr>
-      <w:pStyle w:val="14"/>
-    </w:pPr>
-  </w:p>
+<w:ftr xmlns:wpc="http://schemas.microsoft.com/office/word/2010/wordprocessingCanvas" xmlns:mc="http://schemas.openxmlformats.org/markup-compatibility/2006" xmlns:o="urn:schemas-microsoft-com:office:office" xmlns:r="http://schemas.openxmlformats.org/officeDocument/2006/relationships" xmlns:m="http://schemas.openxmlformats.org/officeDocument/2006/math" xmlns:v="urn:schemas-microsoft-com:vml" xmlns:wp14="http://schemas.microsoft.com/office/word/2010/wordprocessingDrawing" xmlns:wp="http://schemas.openxmlformats.org/drawingml/2006/wordprocessingDrawing" xmlns:w10="urn:schemas-microsoft-com:office:word" xmlns:w="http://schemas.openxmlformats.org/wordprocessingml/2006/main" xmlns:w14="http://schemas.microsoft.com/office/word/2010/wordml" xmlns:w15="http://schemas.microsoft.com/office/word/2012/wordml" xmlns:wne="http://schemas.microsoft.com/office/word/2006/wordml" xmlns:wpg="http://schemas.microsoft.com/office/word/2010/wordprocessingGroup" xmlns:wpi="http://schemas.microsoft.com/office/word/2010/wordprocessingInk" xmlns:wps="http://schemas.microsoft.com/office/word/2010/wordprocessingShape" mc:Ignorable="w14 w15 wp14">
+  <w:p/>
 </w:ftr>
 </file>
 
 <file path=word/footer2.xml><?xml version="1.0" encoding="utf-8"?>
-<w:ftr xmlns:m="http://schemas.openxmlformats.org/officeDocument/2006/math" xmlns:mc="http://schemas.openxmlformats.org/markup-compatibility/2006" xmlns:mo="http://schemas.microsoft.com/office/mac/office/2008/main" xmlns:mv="urn:schemas-microsoft-com:mac:vml" xmlns:o="urn:schemas-microsoft-com:office:office" xmlns:r="http://schemas.openxmlformats.org/officeDocument/2006/relationships" xmlns:v="urn:schemas-microsoft-com:vml" xmlns:w10="urn:schemas-microsoft-com:office:word" xmlns:w14="http://schemas.microsoft.com/office/word/2010/wordml" xmlns:w="http://schemas.openxmlformats.org/wordprocessingml/2006/main" xmlns:wne="http://schemas.microsoft.com/office/word/2006/wordml" xmlns:wp14="http://schemas.microsoft.com/office/word/2010/wordprocessingDrawing" xmlns:wp="http://schemas.openxmlformats.org/drawingml/2006/wordprocessingDrawing" xmlns:wpc="http://schemas.microsoft.com/office/word/2010/wordprocessingCanvas" xmlns:wpg="http://schemas.microsoft.com/office/word/2010/wordprocessingGroup" xmlns:wpi="http://schemas.microsoft.com/office/word/2010/wordprocessingInk" xmlns:wps="http://schemas.microsoft.com/office/word/2010/wordprocessingShape" mc:Ignorable="w14 wp14">
+<w:ftr xmlns:wpc="http://schemas.microsoft.com/office/word/2010/wordprocessingCanvas" xmlns:mc="http://schemas.openxmlformats.org/markup-compatibility/2006" xmlns:o="urn:schemas-microsoft-com:office:office" xmlns:r="http://schemas.openxmlformats.org/officeDocument/2006/relationships" xmlns:m="http://schemas.openxmlformats.org/officeDocument/2006/math" xmlns:v="urn:schemas-microsoft-com:vml" xmlns:wp14="http://schemas.microsoft.com/office/word/2010/wordprocessingDrawing" xmlns:wp="http://schemas.openxmlformats.org/drawingml/2006/wordprocessingDrawing" xmlns:w10="urn:schemas-microsoft-com:office:word" xmlns:w="http://schemas.openxmlformats.org/wordprocessingml/2006/main" xmlns:w14="http://schemas.microsoft.com/office/word/2010/wordml" xmlns:w15="http://schemas.microsoft.com/office/word/2012/wordml" xmlns:wne="http://schemas.microsoft.com/office/word/2006/wordml" xmlns:wpg="http://schemas.microsoft.com/office/word/2010/wordprocessingGroup" xmlns:wpi="http://schemas.microsoft.com/office/word/2010/wordprocessingInk" xmlns:wps="http://schemas.microsoft.com/office/word/2010/wordprocessingShape" mc:Ignorable="w14 w15 wp14">
   <w:p>
     <w:pPr>
       <w:pStyle w:val="Footer"/>
@@ -5802,47 +5629,24 @@
 </file>
 
 <file path=word/footer3.xml><?xml version="1.0" encoding="utf-8"?>
-<w:ftr xmlns:m="http://schemas.openxmlformats.org/officeDocument/2006/math" xmlns:mc="http://schemas.openxmlformats.org/markup-compatibility/2006" xmlns:mo="http://schemas.microsoft.com/office/mac/office/2008/main" xmlns:mv="urn:schemas-microsoft-com:mac:vml" xmlns:o="urn:schemas-microsoft-com:office:office" xmlns:r="http://schemas.openxmlformats.org/officeDocument/2006/relationships" xmlns:v="urn:schemas-microsoft-com:vml" xmlns:w10="urn:schemas-microsoft-com:office:word" xmlns:w14="http://schemas.microsoft.com/office/word/2010/wordml" xmlns:w="http://schemas.openxmlformats.org/wordprocessingml/2006/main" xmlns:wne="http://schemas.microsoft.com/office/word/2006/wordml" xmlns:wp14="http://schemas.microsoft.com/office/word/2010/wordprocessingDrawing" xmlns:wp="http://schemas.openxmlformats.org/drawingml/2006/wordprocessingDrawing" xmlns:wpc="http://schemas.microsoft.com/office/word/2010/wordprocessingCanvas" xmlns:wpg="http://schemas.microsoft.com/office/word/2010/wordprocessingGroup" xmlns:wpi="http://schemas.microsoft.com/office/word/2010/wordprocessingInk" xmlns:wps="http://schemas.microsoft.com/office/word/2010/wordprocessingShape" mc:Ignorable="w14 wp14">
-  <w:p>
-    <w:pPr>
-      <w:pStyle w:val="Footer"/>
-    </w:pPr>
-  </w:p>
+<w:ftr xmlns:wpc="http://schemas.microsoft.com/office/word/2010/wordprocessingCanvas" xmlns:mc="http://schemas.openxmlformats.org/markup-compatibility/2006" xmlns:o="urn:schemas-microsoft-com:office:office" xmlns:r="http://schemas.openxmlformats.org/officeDocument/2006/relationships" xmlns:m="http://schemas.openxmlformats.org/officeDocument/2006/math" xmlns:v="urn:schemas-microsoft-com:vml" xmlns:wp14="http://schemas.microsoft.com/office/word/2010/wordprocessingDrawing" xmlns:wp="http://schemas.openxmlformats.org/drawingml/2006/wordprocessingDrawing" xmlns:w10="urn:schemas-microsoft-com:office:word" xmlns:w="http://schemas.openxmlformats.org/wordprocessingml/2006/main" xmlns:w14="http://schemas.microsoft.com/office/word/2010/wordml" xmlns:w15="http://schemas.microsoft.com/office/word/2012/wordml" xmlns:wne="http://schemas.microsoft.com/office/word/2006/wordml" xmlns:wpg="http://schemas.microsoft.com/office/word/2010/wordprocessingGroup" xmlns:wpi="http://schemas.microsoft.com/office/word/2010/wordprocessingInk" xmlns:wps="http://schemas.microsoft.com/office/word/2010/wordprocessingShape" mc:Ignorable="w14 w15 wp14">
+  <w:p/>
 </w:ftr>
 </file>
 
-<file path=word/footnotes.xml><?xml version="1.0" encoding="utf-8"?>
-<w:footnotes xmlns:wpc="http://schemas.microsoft.com/office/word/2010/wordprocessingCanvas" xmlns:mc="http://schemas.openxmlformats.org/markup-compatibility/2006" xmlns:o="urn:schemas-microsoft-com:office:office" xmlns:r="http://schemas.openxmlformats.org/officeDocument/2006/relationships" xmlns:m="http://schemas.openxmlformats.org/officeDocument/2006/math" xmlns:v="urn:schemas-microsoft-com:vml" xmlns:wp14="http://schemas.microsoft.com/office/word/2010/wordprocessingDrawing" xmlns:wp="http://schemas.openxmlformats.org/drawingml/2006/wordprocessingDrawing" xmlns:w="http://schemas.openxmlformats.org/wordprocessingml/2006/main" xmlns:w14="http://schemas.microsoft.com/office/word/2010/wordml" xmlns:w15="http://schemas.microsoft.com/office/word/2012/wordml" xmlns:w10="urn:schemas-microsoft-com:office:word" xmlns:wpg="http://schemas.microsoft.com/office/word/2010/wordprocessingGroup" xmlns:wpi="http://schemas.microsoft.com/office/word/2010/wordprocessingInk" xmlns:wne="http://schemas.microsoft.com/office/word/2006/wordml" xmlns:wps="http://schemas.microsoft.com/office/word/2010/wordprocessingShape" xmlns:wpsCustomData="http://www.wps.cn/officeDocument/2013/wpsCustomData" mc:Ignorable="w14 w15 wp14">
-  <w:footnote w:type="separator" w:id="0">
-    <w:p>
-      <w:pPr>
-        <w:spacing w:line="360" w:lineRule="auto"/>
-      </w:pPr>
-      <w:r>
-        <w:separator/>
-      </w:r>
-    </w:p>
-  </w:footnote>
-  <w:footnote w:type="continuationSeparator" w:id="1">
-    <w:p>
-      <w:pPr>
-        <w:spacing w:line="360" w:lineRule="auto"/>
-      </w:pPr>
-      <w:r>
-        <w:continuationSeparator/>
-      </w:r>
-    </w:p>
-  </w:footnote>
-</w:footnotes>
+<file path=word/header1.xml><?xml version="1.0" encoding="utf-8"?>
+<w:hdr xmlns:wpc="http://schemas.microsoft.com/office/word/2010/wordprocessingCanvas" xmlns:mc="http://schemas.openxmlformats.org/markup-compatibility/2006" xmlns:o="urn:schemas-microsoft-com:office:office" xmlns:r="http://schemas.openxmlformats.org/officeDocument/2006/relationships" xmlns:m="http://schemas.openxmlformats.org/officeDocument/2006/math" xmlns:v="urn:schemas-microsoft-com:vml" xmlns:wp14="http://schemas.microsoft.com/office/word/2010/wordprocessingDrawing" xmlns:wp="http://schemas.openxmlformats.org/drawingml/2006/wordprocessingDrawing" xmlns:w10="urn:schemas-microsoft-com:office:word" xmlns:w="http://schemas.openxmlformats.org/wordprocessingml/2006/main" xmlns:w14="http://schemas.microsoft.com/office/word/2010/wordml" xmlns:w15="http://schemas.microsoft.com/office/word/2012/wordml" xmlns:wne="http://schemas.microsoft.com/office/word/2006/wordml" xmlns:wpg="http://schemas.microsoft.com/office/word/2010/wordprocessingGroup" xmlns:wpi="http://schemas.microsoft.com/office/word/2010/wordprocessingInk" xmlns:wps="http://schemas.microsoft.com/office/word/2010/wordprocessingShape" mc:Ignorable="w14 w15 wp14">
+  <w:p/>
+</w:hdr>
 </file>
 
-<file path=word/header1.xml><?xml version="1.0" encoding="utf-8"?>
-<w:hdr xmlns:wpc="http://schemas.microsoft.com/office/word/2010/wordprocessingCanvas" xmlns:mc="http://schemas.openxmlformats.org/markup-compatibility/2006" xmlns:o="urn:schemas-microsoft-com:office:office" xmlns:r="http://schemas.openxmlformats.org/officeDocument/2006/relationships" xmlns:m="http://schemas.openxmlformats.org/officeDocument/2006/math" xmlns:v="urn:schemas-microsoft-com:vml" xmlns:wp14="http://schemas.microsoft.com/office/word/2010/wordprocessingDrawing" xmlns:wp="http://schemas.openxmlformats.org/drawingml/2006/wordprocessingDrawing" xmlns:w10="urn:schemas-microsoft-com:office:word" xmlns:w="http://schemas.openxmlformats.org/wordprocessingml/2006/main" xmlns:w14="http://schemas.microsoft.com/office/word/2010/wordml" xmlns:w15="http://schemas.microsoft.com/office/word/2012/wordml" xmlns:wpg="http://schemas.microsoft.com/office/word/2010/wordprocessingGroup" xmlns:wpi="http://schemas.microsoft.com/office/word/2010/wordprocessingInk" xmlns:wne="http://schemas.microsoft.com/office/word/2006/wordml" xmlns:wps="http://schemas.microsoft.com/office/word/2010/wordprocessingShape" xmlns:wpsCustomData="http://www.wps.cn/officeDocument/2013/wpsCustomData" mc:Ignorable="w14 w15 wp14">
+<file path=word/header2.xml><?xml version="1.0" encoding="utf-8"?>
+<w:hdr xmlns:wpc="http://schemas.microsoft.com/office/word/2010/wordprocessingCanvas" xmlns:mc="http://schemas.openxmlformats.org/markup-compatibility/2006" xmlns:o="urn:schemas-microsoft-com:office:office" xmlns:r="http://schemas.openxmlformats.org/officeDocument/2006/relationships" xmlns:m="http://schemas.openxmlformats.org/officeDocument/2006/math" xmlns:v="urn:schemas-microsoft-com:vml" xmlns:wp14="http://schemas.microsoft.com/office/word/2010/wordprocessingDrawing" xmlns:wp="http://schemas.openxmlformats.org/drawingml/2006/wordprocessingDrawing" xmlns:w10="urn:schemas-microsoft-com:office:word" xmlns:w="http://schemas.openxmlformats.org/wordprocessingml/2006/main" xmlns:w14="http://schemas.microsoft.com/office/word/2010/wordml" xmlns:w15="http://schemas.microsoft.com/office/word/2012/wordml" xmlns:wne="http://schemas.microsoft.com/office/word/2006/wordml" xmlns:wpg="http://schemas.microsoft.com/office/word/2010/wordprocessingGroup" xmlns:wpi="http://schemas.microsoft.com/office/word/2010/wordprocessingInk" xmlns:wps="http://schemas.microsoft.com/office/word/2010/wordprocessingShape" mc:Ignorable="w14 w15 wp14">
   <w:p>
     <w:pPr>
-      <w:pStyle w:val="15"/>
+      <w:pStyle w:val="Header"/>
       <w:pBdr>
-        <w:bottom w:val="single" w:color="auto" w:sz="4" w:space="1"/>
+        <w:bottom w:val="single" w:sz="4" w:space="1" w:color="auto"/>
       </w:pBdr>
       <w:tabs>
         <w:tab w:val="left" w:pos="335"/>
@@ -5850,62 +5654,36 @@
       </w:tabs>
       <w:jc w:val="right"/>
       <w:rPr>
-        <w:rFonts w:hint="eastAsia" w:eastAsiaTheme="minorEastAsia"/>
+        <w:rFonts w:eastAsiaTheme="minorEastAsia" w:hint="eastAsia"/>
         <w:lang w:eastAsia="zh-CN"/>
       </w:rPr>
     </w:pPr>
     <w:r>
       <w:rPr>
-        <w:rFonts w:hint="eastAsia" w:eastAsiaTheme="minorEastAsia"/>
+        <w:rFonts w:eastAsiaTheme="minorEastAsia" w:hint="eastAsia"/>
         <w:lang w:val="en-US" w:eastAsia="zh-CN"/>
       </w:rPr>
       <w:tab/>
       <w:tab/>
       <w:t>重庆市鹧鸪哨信息技术有限责任公司</w:t>
     </w:r>
-    <w:r>
-      <w:rPr>
-        <w:rFonts w:hint="eastAsia" w:eastAsiaTheme="minorEastAsia"/>
-        <w:lang w:val="en-US" w:eastAsia="zh-CN"/>
-      </w:rPr>
-    </w:r>
-    <w:r>
-      <w:rPr>
-        <w:rFonts w:hint="eastAsia" w:eastAsiaTheme="minorEastAsia"/>
-        <w:lang w:val="en-US" w:eastAsia="zh-CN"/>
-      </w:rPr>
-    </w:r>
-  </w:p>
-</w:hdr>
-</file>
-
-<file path=word/header2.xml><?xml version="1.0" encoding="utf-8"?>
-<w:hdr xmlns:m="http://schemas.openxmlformats.org/officeDocument/2006/math" xmlns:mc="http://schemas.openxmlformats.org/markup-compatibility/2006" xmlns:mo="http://schemas.microsoft.com/office/mac/office/2008/main" xmlns:mv="urn:schemas-microsoft-com:mac:vml" xmlns:o="urn:schemas-microsoft-com:office:office" xmlns:r="http://schemas.openxmlformats.org/officeDocument/2006/relationships" xmlns:v="urn:schemas-microsoft-com:vml" xmlns:w10="urn:schemas-microsoft-com:office:word" xmlns:w14="http://schemas.microsoft.com/office/word/2010/wordml" xmlns:w="http://schemas.openxmlformats.org/wordprocessingml/2006/main" xmlns:wne="http://schemas.microsoft.com/office/word/2006/wordml" xmlns:wp14="http://schemas.microsoft.com/office/word/2010/wordprocessingDrawing" xmlns:wp="http://schemas.openxmlformats.org/drawingml/2006/wordprocessingDrawing" xmlns:wpc="http://schemas.microsoft.com/office/word/2010/wordprocessingCanvas" xmlns:wpg="http://schemas.microsoft.com/office/word/2010/wordprocessingGroup" xmlns:wpi="http://schemas.microsoft.com/office/word/2010/wordprocessingInk" xmlns:wps="http://schemas.microsoft.com/office/word/2010/wordprocessingShape" mc:Ignorable="w14 wp14">
-  <w:p>
-    <w:pPr>
-      <w:pStyle w:val="Header"/>
-    </w:pPr>
   </w:p>
 </w:hdr>
 </file>
 
 <file path=word/header3.xml><?xml version="1.0" encoding="utf-8"?>
-<w:hdr xmlns:m="http://schemas.openxmlformats.org/officeDocument/2006/math" xmlns:mc="http://schemas.openxmlformats.org/markup-compatibility/2006" xmlns:mo="http://schemas.microsoft.com/office/mac/office/2008/main" xmlns:mv="urn:schemas-microsoft-com:mac:vml" xmlns:o="urn:schemas-microsoft-com:office:office" xmlns:r="http://schemas.openxmlformats.org/officeDocument/2006/relationships" xmlns:v="urn:schemas-microsoft-com:vml" xmlns:w10="urn:schemas-microsoft-com:office:word" xmlns:w14="http://schemas.microsoft.com/office/word/2010/wordml" xmlns:w="http://schemas.openxmlformats.org/wordprocessingml/2006/main" xmlns:wne="http://schemas.microsoft.com/office/word/2006/wordml" xmlns:wp14="http://schemas.microsoft.com/office/word/2010/wordprocessingDrawing" xmlns:wp="http://schemas.openxmlformats.org/drawingml/2006/wordprocessingDrawing" xmlns:wpc="http://schemas.microsoft.com/office/word/2010/wordprocessingCanvas" xmlns:wpg="http://schemas.microsoft.com/office/word/2010/wordprocessingGroup" xmlns:wpi="http://schemas.microsoft.com/office/word/2010/wordprocessingInk" xmlns:wps="http://schemas.microsoft.com/office/word/2010/wordprocessingShape" mc:Ignorable="w14 wp14">
-  <w:p>
-    <w:pPr>
-      <w:pStyle w:val="Header"/>
-    </w:pPr>
-  </w:p>
+<w:hdr xmlns:wpc="http://schemas.microsoft.com/office/word/2010/wordprocessingCanvas" xmlns:mc="http://schemas.openxmlformats.org/markup-compatibility/2006" xmlns:o="urn:schemas-microsoft-com:office:office" xmlns:r="http://schemas.openxmlformats.org/officeDocument/2006/relationships" xmlns:m="http://schemas.openxmlformats.org/officeDocument/2006/math" xmlns:v="urn:schemas-microsoft-com:vml" xmlns:wp14="http://schemas.microsoft.com/office/word/2010/wordprocessingDrawing" xmlns:wp="http://schemas.openxmlformats.org/drawingml/2006/wordprocessingDrawing" xmlns:w10="urn:schemas-microsoft-com:office:word" xmlns:w="http://schemas.openxmlformats.org/wordprocessingml/2006/main" xmlns:w14="http://schemas.microsoft.com/office/word/2010/wordml" xmlns:w15="http://schemas.microsoft.com/office/word/2012/wordml" xmlns:wne="http://schemas.microsoft.com/office/word/2006/wordml" xmlns:wpg="http://schemas.microsoft.com/office/word/2010/wordprocessingGroup" xmlns:wpi="http://schemas.microsoft.com/office/word/2010/wordprocessingInk" xmlns:wps="http://schemas.microsoft.com/office/word/2010/wordprocessingShape" mc:Ignorable="w14 w15 wp14">
+  <w:p/>
 </w:hdr>
 </file>
 
 <file path=word/numbering.xml><?xml version="1.0" encoding="utf-8"?>
-<w:numbering xmlns:wpc="http://schemas.microsoft.com/office/word/2010/wordprocessingCanvas" xmlns:mc="http://schemas.openxmlformats.org/markup-compatibility/2006" xmlns:o="urn:schemas-microsoft-com:office:office" xmlns:r="http://schemas.openxmlformats.org/officeDocument/2006/relationships" xmlns:m="http://schemas.openxmlformats.org/officeDocument/2006/math" xmlns:v="urn:schemas-microsoft-com:vml" xmlns:wp14="http://schemas.microsoft.com/office/word/2010/wordprocessingDrawing" xmlns:wp="http://schemas.openxmlformats.org/drawingml/2006/wordprocessingDrawing" xmlns:w10="urn:schemas-microsoft-com:office:word" xmlns:w="http://schemas.openxmlformats.org/wordprocessingml/2006/main" xmlns:w14="http://schemas.microsoft.com/office/word/2010/wordml" xmlns:wpg="http://schemas.microsoft.com/office/word/2010/wordprocessingGroup" xmlns:wpi="http://schemas.microsoft.com/office/word/2010/wordprocessingInk" xmlns:wne="http://schemas.microsoft.com/office/word/2006/wordml" xmlns:wps="http://schemas.microsoft.com/office/word/2010/wordprocessingShape" xmlns:wpsCustomData="http://www.wps.cn/officeDocument/2013/wpsCustomData" mc:Ignorable="w14 wp14">
+<w:numbering xmlns:wpc="http://schemas.microsoft.com/office/word/2010/wordprocessingCanvas" xmlns:mc="http://schemas.openxmlformats.org/markup-compatibility/2006" xmlns:o="urn:schemas-microsoft-com:office:office" xmlns:r="http://schemas.openxmlformats.org/officeDocument/2006/relationships" xmlns:m="http://schemas.openxmlformats.org/officeDocument/2006/math" xmlns:v="urn:schemas-microsoft-com:vml" xmlns:wp14="http://schemas.microsoft.com/office/word/2010/wordprocessingDrawing" xmlns:wp="http://schemas.openxmlformats.org/drawingml/2006/wordprocessingDrawing" xmlns:w10="urn:schemas-microsoft-com:office:word" xmlns:w="http://schemas.openxmlformats.org/wordprocessingml/2006/main" xmlns:w14="http://schemas.microsoft.com/office/word/2010/wordml" xmlns:w15="http://schemas.microsoft.com/office/word/2012/wordml" xmlns:wne="http://schemas.microsoft.com/office/word/2006/wordml" xmlns:wpg="http://schemas.microsoft.com/office/word/2010/wordprocessingGroup" xmlns:wpi="http://schemas.microsoft.com/office/word/2010/wordprocessingInk" xmlns:wps="http://schemas.microsoft.com/office/word/2010/wordprocessingShape" mc:Ignorable="w14 w15 wp14">
   <w:abstractNum w:abstractNumId="0">
     <w:nsid w:val="8E47342F"/>
     <w:multiLevelType w:val="singleLevel"/>
     <w:tmpl w:val="8E47342F"/>
-    <w:lvl w:ilvl="0" w:tentative="0">
+    <w:lvl w:ilvl="0">
       <w:start w:val="1"/>
       <w:numFmt w:val="decimal"/>
       <w:lvlText w:val="%1."/>
@@ -5922,10 +5700,10 @@
     <w:nsid w:val="8E964DCE"/>
     <w:multiLevelType w:val="multilevel"/>
     <w:tmpl w:val="8E964DCE"/>
-    <w:lvl w:ilvl="0" w:tentative="0">
+    <w:lvl w:ilvl="0">
       <w:start w:val="1"/>
       <w:numFmt w:val="decimal"/>
-      <w:pStyle w:val="2"/>
+      <w:pStyle w:val="Heading1"/>
       <w:lvlText w:val="%1."/>
       <w:lvlJc w:val="left"/>
       <w:pPr>
@@ -5935,10 +5713,10 @@
         <w:rFonts w:hint="default"/>
       </w:rPr>
     </w:lvl>
-    <w:lvl w:ilvl="1" w:tentative="0">
+    <w:lvl w:ilvl="1">
       <w:start w:val="1"/>
       <w:numFmt w:val="decimal"/>
-      <w:pStyle w:val="3"/>
+      <w:pStyle w:val="Heading2"/>
       <w:lvlText w:val="%1.%2."/>
       <w:lvlJc w:val="left"/>
       <w:pPr>
@@ -5948,10 +5726,10 @@
         <w:rFonts w:hint="default"/>
       </w:rPr>
     </w:lvl>
-    <w:lvl w:ilvl="2" w:tentative="0">
+    <w:lvl w:ilvl="2">
       <w:start w:val="1"/>
       <w:numFmt w:val="decimal"/>
-      <w:pStyle w:val="4"/>
+      <w:pStyle w:val="Heading3"/>
       <w:lvlText w:val="%1.%2.%3."/>
       <w:lvlJc w:val="left"/>
       <w:pPr>
@@ -5961,10 +5739,10 @@
         <w:rFonts w:hint="default"/>
       </w:rPr>
     </w:lvl>
-    <w:lvl w:ilvl="3" w:tentative="0">
+    <w:lvl w:ilvl="3">
       <w:start w:val="1"/>
       <w:numFmt w:val="decimal"/>
-      <w:pStyle w:val="5"/>
+      <w:pStyle w:val="Heading4"/>
       <w:lvlText w:val="%1.%2.%3.%4."/>
       <w:lvlJc w:val="left"/>
       <w:pPr>
@@ -5974,10 +5752,10 @@
         <w:rFonts w:hint="default"/>
       </w:rPr>
     </w:lvl>
-    <w:lvl w:ilvl="4" w:tentative="0">
+    <w:lvl w:ilvl="4">
       <w:start w:val="1"/>
       <w:numFmt w:val="decimal"/>
-      <w:pStyle w:val="6"/>
+      <w:pStyle w:val="Heading5"/>
       <w:lvlText w:val="%1.%2.%3.%4.%5."/>
       <w:lvlJc w:val="left"/>
       <w:pPr>
@@ -5987,10 +5765,10 @@
         <w:rFonts w:hint="default"/>
       </w:rPr>
     </w:lvl>
-    <w:lvl w:ilvl="5" w:tentative="0">
+    <w:lvl w:ilvl="5">
       <w:start w:val="1"/>
       <w:numFmt w:val="decimal"/>
-      <w:pStyle w:val="7"/>
+      <w:pStyle w:val="Heading6"/>
       <w:lvlText w:val="%1.%2.%3.%4.%5.%6."/>
       <w:lvlJc w:val="left"/>
       <w:pPr>
@@ -6000,10 +5778,10 @@
         <w:rFonts w:hint="default"/>
       </w:rPr>
     </w:lvl>
-    <w:lvl w:ilvl="6" w:tentative="0">
+    <w:lvl w:ilvl="6">
       <w:start w:val="1"/>
       <w:numFmt w:val="decimal"/>
-      <w:pStyle w:val="8"/>
+      <w:pStyle w:val="Heading7"/>
       <w:lvlText w:val="%1.%2.%3.%4.%5.%6.%7."/>
       <w:lvlJc w:val="left"/>
       <w:pPr>
@@ -6013,10 +5791,10 @@
         <w:rFonts w:hint="default"/>
       </w:rPr>
     </w:lvl>
-    <w:lvl w:ilvl="7" w:tentative="0">
+    <w:lvl w:ilvl="7">
       <w:start w:val="1"/>
       <w:numFmt w:val="decimal"/>
-      <w:pStyle w:val="9"/>
+      <w:pStyle w:val="Heading8"/>
       <w:lvlText w:val="%1.%2.%3.%4.%5.%6.%7.%8."/>
       <w:lvlJc w:val="left"/>
       <w:pPr>
@@ -6026,10 +5804,10 @@
         <w:rFonts w:hint="default"/>
       </w:rPr>
     </w:lvl>
-    <w:lvl w:ilvl="8" w:tentative="0">
+    <w:lvl w:ilvl="8">
       <w:start w:val="1"/>
       <w:numFmt w:val="decimal"/>
-      <w:pStyle w:val="10"/>
+      <w:pStyle w:val="Heading9"/>
       <w:lvlText w:val="%1.%2.%3.%4.%5.%6.%7.%8.%9."/>
       <w:lvlJc w:val="left"/>
       <w:pPr>
@@ -6044,7 +5822,7 @@
     <w:nsid w:val="F9539CF3"/>
     <w:multiLevelType w:val="singleLevel"/>
     <w:tmpl w:val="F9539CF3"/>
-    <w:lvl w:ilvl="0" w:tentative="0">
+    <w:lvl w:ilvl="0">
       <w:start w:val="1"/>
       <w:numFmt w:val="decimal"/>
       <w:lvlText w:val="%1."/>
@@ -6061,7 +5839,7 @@
     <w:nsid w:val="43CFE6AC"/>
     <w:multiLevelType w:val="singleLevel"/>
     <w:tmpl w:val="43CFE6AC"/>
-    <w:lvl w:ilvl="0" w:tentative="0">
+    <w:lvl w:ilvl="0">
       <w:start w:val="1"/>
       <w:numFmt w:val="decimal"/>
       <w:lvlText w:val="%1."/>
@@ -6090,269 +5868,267 @@
 </file>
 
 <file path=word/styles.xml><?xml version="1.0" encoding="utf-8"?>
-<w:styles xmlns:mc="http://schemas.openxmlformats.org/markup-compatibility/2006" xmlns:o="urn:schemas-microsoft-com:office:office" xmlns:r="http://schemas.openxmlformats.org/officeDocument/2006/relationships" xmlns:m="http://schemas.openxmlformats.org/officeDocument/2006/math" xmlns:v="urn:schemas-microsoft-com:vml" xmlns:w="http://schemas.openxmlformats.org/wordprocessingml/2006/main" xmlns:w14="http://schemas.microsoft.com/office/word/2010/wordml" xmlns:w10="urn:schemas-microsoft-com:office:word" xmlns:sl="http://schemas.openxmlformats.org/schemaLibrary/2006/main" xmlns:wpsCustomData="http://www.wps.cn/officeDocument/2013/wpsCustomData" mc:Ignorable="w14">
+<w:styles xmlns:mc="http://schemas.openxmlformats.org/markup-compatibility/2006" xmlns:r="http://schemas.openxmlformats.org/officeDocument/2006/relationships" xmlns:w="http://schemas.openxmlformats.org/wordprocessingml/2006/main" xmlns:w14="http://schemas.microsoft.com/office/word/2010/wordml" xmlns:w15="http://schemas.microsoft.com/office/word/2012/wordml" mc:Ignorable="w14 w15">
   <w:docDefaults>
     <w:rPrDefault>
       <w:rPr>
-        <w:rFonts w:ascii="Times New Roman" w:hAnsi="Times New Roman" w:eastAsia="宋体" w:cs="Times New Roman"/>
+        <w:rFonts w:ascii="Times New Roman" w:eastAsia="宋体" w:hAnsi="Times New Roman" w:cs="Times New Roman"/>
       </w:rPr>
     </w:rPrDefault>
     <w:pPrDefault/>
   </w:docDefaults>
-  <w:latentStyles w:count="260" w:defQFormat="0" w:defUnhideWhenUsed="1" w:defSemiHidden="1" w:defUIPriority="99" w:defLockedState="0">
-    <w:lsdException w:qFormat="1" w:unhideWhenUsed="0" w:uiPriority="0" w:semiHidden="0" w:name="Normal"/>
-    <w:lsdException w:qFormat="1" w:unhideWhenUsed="0" w:uiPriority="0" w:semiHidden="0" w:name="heading 1"/>
-    <w:lsdException w:qFormat="1" w:uiPriority="0" w:semiHidden="0" w:name="heading 2"/>
-    <w:lsdException w:qFormat="1" w:uiPriority="0" w:name="heading 3"/>
-    <w:lsdException w:qFormat="1" w:uiPriority="0" w:semiHidden="0" w:name="heading 4"/>
-    <w:lsdException w:qFormat="1" w:uiPriority="0" w:name="heading 5"/>
-    <w:lsdException w:qFormat="1" w:uiPriority="0" w:name="heading 6"/>
-    <w:lsdException w:qFormat="1" w:uiPriority="0" w:name="heading 7"/>
-    <w:lsdException w:qFormat="1" w:uiPriority="0" w:name="heading 8"/>
-    <w:lsdException w:qFormat="1" w:uiPriority="0" w:name="heading 9"/>
-    <w:lsdException w:unhideWhenUsed="0" w:uiPriority="0" w:semiHidden="0" w:name="index 1"/>
-    <w:lsdException w:unhideWhenUsed="0" w:uiPriority="0" w:semiHidden="0" w:name="index 2"/>
-    <w:lsdException w:unhideWhenUsed="0" w:uiPriority="0" w:semiHidden="0" w:name="index 3"/>
-    <w:lsdException w:unhideWhenUsed="0" w:uiPriority="0" w:semiHidden="0" w:name="index 4"/>
-    <w:lsdException w:unhideWhenUsed="0" w:uiPriority="0" w:semiHidden="0" w:name="index 5"/>
-    <w:lsdException w:unhideWhenUsed="0" w:uiPriority="0" w:semiHidden="0" w:name="index 6"/>
-    <w:lsdException w:unhideWhenUsed="0" w:uiPriority="0" w:semiHidden="0" w:name="index 7"/>
-    <w:lsdException w:unhideWhenUsed="0" w:uiPriority="0" w:semiHidden="0" w:name="index 8"/>
-    <w:lsdException w:unhideWhenUsed="0" w:uiPriority="0" w:semiHidden="0" w:name="index 9"/>
-    <w:lsdException w:qFormat="1" w:unhideWhenUsed="0" w:uiPriority="0" w:semiHidden="0" w:name="toc 1"/>
-    <w:lsdException w:qFormat="1" w:unhideWhenUsed="0" w:uiPriority="0" w:semiHidden="0" w:name="toc 2"/>
-    <w:lsdException w:qFormat="1" w:unhideWhenUsed="0" w:uiPriority="0" w:semiHidden="0" w:name="toc 3"/>
-    <w:lsdException w:unhideWhenUsed="0" w:uiPriority="0" w:semiHidden="0" w:name="toc 4"/>
-    <w:lsdException w:unhideWhenUsed="0" w:uiPriority="0" w:semiHidden="0" w:name="toc 5"/>
-    <w:lsdException w:unhideWhenUsed="0" w:uiPriority="0" w:semiHidden="0" w:name="toc 6"/>
-    <w:lsdException w:unhideWhenUsed="0" w:uiPriority="0" w:semiHidden="0" w:name="toc 7"/>
-    <w:lsdException w:unhideWhenUsed="0" w:uiPriority="0" w:semiHidden="0" w:name="toc 8"/>
-    <w:lsdException w:unhideWhenUsed="0" w:uiPriority="0" w:semiHidden="0" w:name="toc 9"/>
-    <w:lsdException w:unhideWhenUsed="0" w:uiPriority="0" w:semiHidden="0" w:name="Normal Indent"/>
-    <w:lsdException w:unhideWhenUsed="0" w:uiPriority="0" w:semiHidden="0" w:name="footnote text"/>
-    <w:lsdException w:qFormat="1" w:unhideWhenUsed="0" w:uiPriority="0" w:semiHidden="0" w:name="annotation text"/>
-    <w:lsdException w:qFormat="1" w:unhideWhenUsed="0" w:uiPriority="0" w:semiHidden="0" w:name="header"/>
-    <w:lsdException w:qFormat="1" w:unhideWhenUsed="0" w:uiPriority="0" w:semiHidden="0" w:name="footer"/>
-    <w:lsdException w:unhideWhenUsed="0" w:uiPriority="0" w:semiHidden="0" w:name="index heading"/>
-    <w:lsdException w:qFormat="1" w:uiPriority="0" w:name="caption"/>
-    <w:lsdException w:unhideWhenUsed="0" w:uiPriority="0" w:semiHidden="0" w:name="table of figures"/>
-    <w:lsdException w:unhideWhenUsed="0" w:uiPriority="0" w:semiHidden="0" w:name="envelope address"/>
-    <w:lsdException w:unhideWhenUsed="0" w:uiPriority="0" w:semiHidden="0" w:name="envelope return"/>
-    <w:lsdException w:unhideWhenUsed="0" w:uiPriority="0" w:semiHidden="0" w:name="footnote reference"/>
-    <w:lsdException w:unhideWhenUsed="0" w:uiPriority="0" w:semiHidden="0" w:name="annotation reference"/>
-    <w:lsdException w:unhideWhenUsed="0" w:uiPriority="0" w:semiHidden="0" w:name="line number"/>
-    <w:lsdException w:unhideWhenUsed="0" w:uiPriority="0" w:semiHidden="0" w:name="page number"/>
-    <w:lsdException w:unhideWhenUsed="0" w:uiPriority="0" w:semiHidden="0" w:name="endnote reference"/>
-    <w:lsdException w:unhideWhenUsed="0" w:uiPriority="0" w:semiHidden="0" w:name="endnote text"/>
-    <w:lsdException w:unhideWhenUsed="0" w:uiPriority="0" w:semiHidden="0" w:name="table of authorities"/>
-    <w:lsdException w:unhideWhenUsed="0" w:uiPriority="0" w:semiHidden="0" w:name="macro"/>
-    <w:lsdException w:unhideWhenUsed="0" w:uiPriority="0" w:semiHidden="0" w:name="toa heading"/>
-    <w:lsdException w:unhideWhenUsed="0" w:uiPriority="0" w:semiHidden="0" w:name="List"/>
-    <w:lsdException w:unhideWhenUsed="0" w:uiPriority="0" w:semiHidden="0" w:name="List Bullet"/>
-    <w:lsdException w:unhideWhenUsed="0" w:uiPriority="0" w:semiHidden="0" w:name="List Number"/>
-    <w:lsdException w:unhideWhenUsed="0" w:uiPriority="0" w:semiHidden="0" w:name="List 2"/>
-    <w:lsdException w:unhideWhenUsed="0" w:uiPriority="0" w:semiHidden="0" w:name="List 3"/>
-    <w:lsdException w:unhideWhenUsed="0" w:uiPriority="0" w:semiHidden="0" w:name="List 4"/>
-    <w:lsdException w:unhideWhenUsed="0" w:uiPriority="0" w:semiHidden="0" w:name="List 5"/>
-    <w:lsdException w:unhideWhenUsed="0" w:uiPriority="0" w:semiHidden="0" w:name="List Bullet 2"/>
-    <w:lsdException w:unhideWhenUsed="0" w:uiPriority="0" w:semiHidden="0" w:name="List Bullet 3"/>
-    <w:lsdException w:unhideWhenUsed="0" w:uiPriority="0" w:semiHidden="0" w:name="List Bullet 4"/>
-    <w:lsdException w:unhideWhenUsed="0" w:uiPriority="0" w:semiHidden="0" w:name="List Bullet 5"/>
-    <w:lsdException w:unhideWhenUsed="0" w:uiPriority="0" w:semiHidden="0" w:name="List Number 2"/>
-    <w:lsdException w:unhideWhenUsed="0" w:uiPriority="0" w:semiHidden="0" w:name="List Number 3"/>
-    <w:lsdException w:unhideWhenUsed="0" w:uiPriority="0" w:semiHidden="0" w:name="List Number 4"/>
-    <w:lsdException w:unhideWhenUsed="0" w:uiPriority="0" w:semiHidden="0" w:name="List Number 5"/>
-    <w:lsdException w:qFormat="1" w:unhideWhenUsed="0" w:uiPriority="0" w:semiHidden="0" w:name="Title"/>
-    <w:lsdException w:unhideWhenUsed="0" w:uiPriority="0" w:semiHidden="0" w:name="Closing"/>
-    <w:lsdException w:unhideWhenUsed="0" w:uiPriority="0" w:semiHidden="0" w:name="Signature"/>
-    <w:lsdException w:qFormat="1" w:unhideWhenUsed="0" w:uiPriority="0" w:name="Default Paragraph Font"/>
-    <w:lsdException w:qFormat="1" w:unhideWhenUsed="0" w:uiPriority="0" w:name="Body Text"/>
-    <w:lsdException w:unhideWhenUsed="0" w:uiPriority="0" w:semiHidden="0" w:name="Body Text Indent"/>
-    <w:lsdException w:unhideWhenUsed="0" w:uiPriority="0" w:semiHidden="0" w:name="List Continue"/>
-    <w:lsdException w:unhideWhenUsed="0" w:uiPriority="0" w:semiHidden="0" w:name="List Continue 2"/>
-    <w:lsdException w:unhideWhenUsed="0" w:uiPriority="0" w:semiHidden="0" w:name="List Continue 3"/>
-    <w:lsdException w:unhideWhenUsed="0" w:uiPriority="0" w:semiHidden="0" w:name="List Continue 4"/>
-    <w:lsdException w:unhideWhenUsed="0" w:uiPriority="0" w:semiHidden="0" w:name="List Continue 5"/>
-    <w:lsdException w:unhideWhenUsed="0" w:uiPriority="0" w:semiHidden="0" w:name="Message Header"/>
-    <w:lsdException w:qFormat="1" w:unhideWhenUsed="0" w:uiPriority="0" w:semiHidden="0" w:name="Subtitle"/>
-    <w:lsdException w:unhideWhenUsed="0" w:uiPriority="0" w:semiHidden="0" w:name="Salutation"/>
-    <w:lsdException w:unhideWhenUsed="0" w:uiPriority="0" w:semiHidden="0" w:name="Date"/>
-    <w:lsdException w:unhideWhenUsed="0" w:uiPriority="0" w:semiHidden="0" w:name="Body Text First Indent"/>
-    <w:lsdException w:unhideWhenUsed="0" w:uiPriority="0" w:semiHidden="0" w:name="Body Text First Indent 2"/>
-    <w:lsdException w:uiPriority="99" w:name="Note Heading"/>
-    <w:lsdException w:unhideWhenUsed="0" w:uiPriority="0" w:semiHidden="0" w:name="Body Text 2"/>
-    <w:lsdException w:unhideWhenUsed="0" w:uiPriority="0" w:semiHidden="0" w:name="Body Text 3"/>
-    <w:lsdException w:unhideWhenUsed="0" w:uiPriority="0" w:semiHidden="0" w:name="Body Text Indent 2"/>
-    <w:lsdException w:unhideWhenUsed="0" w:uiPriority="0" w:semiHidden="0" w:name="Body Text Indent 3"/>
-    <w:lsdException w:unhideWhenUsed="0" w:uiPriority="0" w:semiHidden="0" w:name="Block Text"/>
-    <w:lsdException w:unhideWhenUsed="0" w:uiPriority="0" w:semiHidden="0" w:name="Hyperlink"/>
-    <w:lsdException w:unhideWhenUsed="0" w:uiPriority="0" w:semiHidden="0" w:name="FollowedHyperlink"/>
-    <w:lsdException w:qFormat="1" w:unhideWhenUsed="0" w:uiPriority="0" w:semiHidden="0" w:name="Strong"/>
-    <w:lsdException w:qFormat="1" w:unhideWhenUsed="0" w:uiPriority="0" w:semiHidden="0" w:name="Emphasis"/>
-    <w:lsdException w:unhideWhenUsed="0" w:uiPriority="0" w:semiHidden="0" w:name="Document Map"/>
-    <w:lsdException w:unhideWhenUsed="0" w:uiPriority="0" w:semiHidden="0" w:name="Plain Text"/>
-    <w:lsdException w:unhideWhenUsed="0" w:uiPriority="0" w:semiHidden="0" w:name="E-mail Signature"/>
-    <w:lsdException w:qFormat="1" w:unhideWhenUsed="0" w:uiPriority="0" w:semiHidden="0" w:name="Normal (Web)"/>
-    <w:lsdException w:unhideWhenUsed="0" w:uiPriority="0" w:semiHidden="0" w:name="HTML Acronym"/>
-    <w:lsdException w:unhideWhenUsed="0" w:uiPriority="0" w:semiHidden="0" w:name="HTML Address"/>
-    <w:lsdException w:unhideWhenUsed="0" w:uiPriority="0" w:semiHidden="0" w:name="HTML Cite"/>
-    <w:lsdException w:unhideWhenUsed="0" w:uiPriority="0" w:semiHidden="0" w:name="HTML Code"/>
-    <w:lsdException w:unhideWhenUsed="0" w:uiPriority="0" w:semiHidden="0" w:name="HTML Definition"/>
-    <w:lsdException w:unhideWhenUsed="0" w:uiPriority="0" w:semiHidden="0" w:name="HTML Keyboard"/>
-    <w:lsdException w:unhideWhenUsed="0" w:uiPriority="0" w:semiHidden="0" w:name="HTML Preformatted"/>
-    <w:lsdException w:unhideWhenUsed="0" w:uiPriority="0" w:semiHidden="0" w:name="HTML Sample"/>
-    <w:lsdException w:unhideWhenUsed="0" w:uiPriority="0" w:semiHidden="0" w:name="HTML Typewriter"/>
-    <w:lsdException w:unhideWhenUsed="0" w:uiPriority="0" w:semiHidden="0" w:name="HTML Variable"/>
-    <w:lsdException w:qFormat="1" w:unhideWhenUsed="0" w:uiPriority="0" w:name="Normal Table"/>
-    <w:lsdException w:unhideWhenUsed="0" w:uiPriority="0" w:semiHidden="0" w:name="annotation subject"/>
-    <w:lsdException w:unhideWhenUsed="0" w:uiPriority="0" w:semiHidden="0" w:name="Table Simple 1"/>
-    <w:lsdException w:unhideWhenUsed="0" w:uiPriority="0" w:semiHidden="0" w:name="Table Simple 2"/>
-    <w:lsdException w:unhideWhenUsed="0" w:uiPriority="0" w:semiHidden="0" w:name="Table Simple 3"/>
-    <w:lsdException w:unhideWhenUsed="0" w:uiPriority="0" w:semiHidden="0" w:name="Table Classic 1"/>
-    <w:lsdException w:unhideWhenUsed="0" w:uiPriority="0" w:semiHidden="0" w:name="Table Classic 2"/>
-    <w:lsdException w:unhideWhenUsed="0" w:uiPriority="0" w:semiHidden="0" w:name="Table Classic 3"/>
-    <w:lsdException w:unhideWhenUsed="0" w:uiPriority="0" w:semiHidden="0" w:name="Table Classic 4"/>
-    <w:lsdException w:unhideWhenUsed="0" w:uiPriority="0" w:semiHidden="0" w:name="Table Colorful 1"/>
-    <w:lsdException w:unhideWhenUsed="0" w:uiPriority="0" w:semiHidden="0" w:name="Table Colorful 2"/>
-    <w:lsdException w:unhideWhenUsed="0" w:uiPriority="0" w:semiHidden="0" w:name="Table Colorful 3"/>
-    <w:lsdException w:unhideWhenUsed="0" w:uiPriority="0" w:semiHidden="0" w:name="Table Columns 1"/>
-    <w:lsdException w:unhideWhenUsed="0" w:uiPriority="0" w:semiHidden="0" w:name="Table Columns 2"/>
-    <w:lsdException w:unhideWhenUsed="0" w:uiPriority="0" w:semiHidden="0" w:name="Table Columns 3"/>
-    <w:lsdException w:unhideWhenUsed="0" w:uiPriority="0" w:semiHidden="0" w:name="Table Columns 4"/>
-    <w:lsdException w:unhideWhenUsed="0" w:uiPriority="0" w:semiHidden="0" w:name="Table Columns 5"/>
-    <w:lsdException w:unhideWhenUsed="0" w:uiPriority="0" w:semiHidden="0" w:name="Table Grid 1"/>
-    <w:lsdException w:unhideWhenUsed="0" w:uiPriority="0" w:semiHidden="0" w:name="Table Grid 2"/>
-    <w:lsdException w:unhideWhenUsed="0" w:uiPriority="0" w:semiHidden="0" w:name="Table Grid 3"/>
-    <w:lsdException w:unhideWhenUsed="0" w:uiPriority="0" w:semiHidden="0" w:name="Table Grid 4"/>
-    <w:lsdException w:unhideWhenUsed="0" w:uiPriority="0" w:semiHidden="0" w:name="Table Grid 5"/>
-    <w:lsdException w:unhideWhenUsed="0" w:uiPriority="0" w:semiHidden="0" w:name="Table Grid 6"/>
-    <w:lsdException w:unhideWhenUsed="0" w:uiPriority="0" w:semiHidden="0" w:name="Table Grid 7"/>
-    <w:lsdException w:unhideWhenUsed="0" w:uiPriority="0" w:semiHidden="0" w:name="Table Grid 8"/>
-    <w:lsdException w:unhideWhenUsed="0" w:uiPriority="0" w:semiHidden="0" w:name="Table List 1"/>
-    <w:lsdException w:unhideWhenUsed="0" w:uiPriority="0" w:semiHidden="0" w:name="Table List 2"/>
-    <w:lsdException w:unhideWhenUsed="0" w:uiPriority="0" w:semiHidden="0" w:name="Table List 3"/>
-    <w:lsdException w:unhideWhenUsed="0" w:uiPriority="0" w:semiHidden="0" w:name="Table List 4"/>
-    <w:lsdException w:unhideWhenUsed="0" w:uiPriority="0" w:semiHidden="0" w:name="Table List 5"/>
-    <w:lsdException w:unhideWhenUsed="0" w:uiPriority="0" w:semiHidden="0" w:name="Table List 6"/>
-    <w:lsdException w:unhideWhenUsed="0" w:uiPriority="0" w:semiHidden="0" w:name="Table List 7"/>
-    <w:lsdException w:unhideWhenUsed="0" w:uiPriority="0" w:semiHidden="0" w:name="Table List 8"/>
-    <w:lsdException w:unhideWhenUsed="0" w:uiPriority="0" w:semiHidden="0" w:name="Table 3D effects 1"/>
-    <w:lsdException w:unhideWhenUsed="0" w:uiPriority="0" w:semiHidden="0" w:name="Table 3D effects 2"/>
-    <w:lsdException w:unhideWhenUsed="0" w:uiPriority="0" w:semiHidden="0" w:name="Table 3D effects 3"/>
-    <w:lsdException w:unhideWhenUsed="0" w:uiPriority="0" w:semiHidden="0" w:name="Table Contemporary"/>
-    <w:lsdException w:unhideWhenUsed="0" w:uiPriority="0" w:semiHidden="0" w:name="Table Elegant"/>
-    <w:lsdException w:unhideWhenUsed="0" w:uiPriority="0" w:semiHidden="0" w:name="Table Professional"/>
-    <w:lsdException w:unhideWhenUsed="0" w:uiPriority="0" w:semiHidden="0" w:name="Table Subtle 1"/>
-    <w:lsdException w:unhideWhenUsed="0" w:uiPriority="0" w:semiHidden="0" w:name="Table Subtle 2"/>
-    <w:lsdException w:unhideWhenUsed="0" w:uiPriority="0" w:semiHidden="0" w:name="Table Web 1"/>
-    <w:lsdException w:unhideWhenUsed="0" w:uiPriority="0" w:semiHidden="0" w:name="Table Web 2"/>
-    <w:lsdException w:unhideWhenUsed="0" w:uiPriority="0" w:semiHidden="0" w:name="Table Web 3"/>
-    <w:lsdException w:unhideWhenUsed="0" w:uiPriority="0" w:semiHidden="0" w:name="Balloon Text"/>
-    <w:lsdException w:qFormat="1" w:unhideWhenUsed="0" w:uiPriority="0" w:semiHidden="0" w:name="Table Grid"/>
-    <w:lsdException w:unhideWhenUsed="0" w:uiPriority="0" w:semiHidden="0" w:name="Table Theme"/>
-    <w:lsdException w:unhideWhenUsed="0" w:uiPriority="60" w:semiHidden="0" w:name="Light Shading"/>
-    <w:lsdException w:unhideWhenUsed="0" w:uiPriority="61" w:semiHidden="0" w:name="Light List"/>
-    <w:lsdException w:unhideWhenUsed="0" w:uiPriority="62" w:semiHidden="0" w:name="Light Grid"/>
-    <w:lsdException w:unhideWhenUsed="0" w:uiPriority="63" w:semiHidden="0" w:name="Medium Shading 1"/>
-    <w:lsdException w:unhideWhenUsed="0" w:uiPriority="64" w:semiHidden="0" w:name="Medium Shading 2"/>
-    <w:lsdException w:unhideWhenUsed="0" w:uiPriority="65" w:semiHidden="0" w:name="Medium List 1"/>
-    <w:lsdException w:unhideWhenUsed="0" w:uiPriority="66" w:semiHidden="0" w:name="Medium List 2"/>
-    <w:lsdException w:unhideWhenUsed="0" w:uiPriority="67" w:semiHidden="0" w:name="Medium Grid 1"/>
-    <w:lsdException w:unhideWhenUsed="0" w:uiPriority="68" w:semiHidden="0" w:name="Medium Grid 2"/>
-    <w:lsdException w:unhideWhenUsed="0" w:uiPriority="69" w:semiHidden="0" w:name="Medium Grid 3"/>
-    <w:lsdException w:unhideWhenUsed="0" w:uiPriority="70" w:semiHidden="0" w:name="Dark List"/>
-    <w:lsdException w:unhideWhenUsed="0" w:uiPriority="71" w:semiHidden="0" w:name="Colorful Shading"/>
-    <w:lsdException w:unhideWhenUsed="0" w:uiPriority="72" w:semiHidden="0" w:name="Colorful List"/>
-    <w:lsdException w:unhideWhenUsed="0" w:uiPriority="73" w:semiHidden="0" w:name="Colorful Grid"/>
-    <w:lsdException w:unhideWhenUsed="0" w:uiPriority="60" w:semiHidden="0" w:name="Light Shading Accent 1"/>
-    <w:lsdException w:unhideWhenUsed="0" w:uiPriority="61" w:semiHidden="0" w:name="Light List Accent 1"/>
-    <w:lsdException w:unhideWhenUsed="0" w:uiPriority="62" w:semiHidden="0" w:name="Light Grid Accent 1"/>
-    <w:lsdException w:unhideWhenUsed="0" w:uiPriority="63" w:semiHidden="0" w:name="Medium Shading 1 Accent 1"/>
-    <w:lsdException w:unhideWhenUsed="0" w:uiPriority="64" w:semiHidden="0" w:name="Medium Shading 2 Accent 1"/>
-    <w:lsdException w:unhideWhenUsed="0" w:uiPriority="65" w:semiHidden="0" w:name="Medium List 1 Accent 1"/>
-    <w:lsdException w:unhideWhenUsed="0" w:uiPriority="66" w:semiHidden="0" w:name="Medium List 2 Accent 1"/>
-    <w:lsdException w:unhideWhenUsed="0" w:uiPriority="67" w:semiHidden="0" w:name="Medium Grid 1 Accent 1"/>
-    <w:lsdException w:unhideWhenUsed="0" w:uiPriority="68" w:semiHidden="0" w:name="Medium Grid 2 Accent 1"/>
-    <w:lsdException w:unhideWhenUsed="0" w:uiPriority="69" w:semiHidden="0" w:name="Medium Grid 3 Accent 1"/>
-    <w:lsdException w:unhideWhenUsed="0" w:uiPriority="70" w:semiHidden="0" w:name="Dark List Accent 1"/>
-    <w:lsdException w:unhideWhenUsed="0" w:uiPriority="71" w:semiHidden="0" w:name="Colorful Shading Accent 1"/>
-    <w:lsdException w:unhideWhenUsed="0" w:uiPriority="72" w:semiHidden="0" w:name="Colorful List Accent 1"/>
-    <w:lsdException w:unhideWhenUsed="0" w:uiPriority="73" w:semiHidden="0" w:name="Colorful Grid Accent 1"/>
-    <w:lsdException w:unhideWhenUsed="0" w:uiPriority="60" w:semiHidden="0" w:name="Light Shading Accent 2"/>
-    <w:lsdException w:unhideWhenUsed="0" w:uiPriority="61" w:semiHidden="0" w:name="Light List Accent 2"/>
-    <w:lsdException w:unhideWhenUsed="0" w:uiPriority="62" w:semiHidden="0" w:name="Light Grid Accent 2"/>
-    <w:lsdException w:unhideWhenUsed="0" w:uiPriority="63" w:semiHidden="0" w:name="Medium Shading 1 Accent 2"/>
-    <w:lsdException w:unhideWhenUsed="0" w:uiPriority="64" w:semiHidden="0" w:name="Medium Shading 2 Accent 2"/>
-    <w:lsdException w:unhideWhenUsed="0" w:uiPriority="65" w:semiHidden="0" w:name="Medium List 1 Accent 2"/>
-    <w:lsdException w:unhideWhenUsed="0" w:uiPriority="66" w:semiHidden="0" w:name="Medium List 2 Accent 2"/>
-    <w:lsdException w:unhideWhenUsed="0" w:uiPriority="67" w:semiHidden="0" w:name="Medium Grid 1 Accent 2"/>
-    <w:lsdException w:unhideWhenUsed="0" w:uiPriority="68" w:semiHidden="0" w:name="Medium Grid 2 Accent 2"/>
-    <w:lsdException w:unhideWhenUsed="0" w:uiPriority="69" w:semiHidden="0" w:name="Medium Grid 3 Accent 2"/>
-    <w:lsdException w:unhideWhenUsed="0" w:uiPriority="70" w:semiHidden="0" w:name="Dark List Accent 2"/>
-    <w:lsdException w:unhideWhenUsed="0" w:uiPriority="71" w:semiHidden="0" w:name="Colorful Shading Accent 2"/>
-    <w:lsdException w:unhideWhenUsed="0" w:uiPriority="72" w:semiHidden="0" w:name="Colorful List Accent 2"/>
-    <w:lsdException w:unhideWhenUsed="0" w:uiPriority="73" w:semiHidden="0" w:name="Colorful Grid Accent 2"/>
-    <w:lsdException w:unhideWhenUsed="0" w:uiPriority="60" w:semiHidden="0" w:name="Light Shading Accent 3"/>
-    <w:lsdException w:unhideWhenUsed="0" w:uiPriority="61" w:semiHidden="0" w:name="Light List Accent 3"/>
-    <w:lsdException w:unhideWhenUsed="0" w:uiPriority="62" w:semiHidden="0" w:name="Light Grid Accent 3"/>
-    <w:lsdException w:unhideWhenUsed="0" w:uiPriority="63" w:semiHidden="0" w:name="Medium Shading 1 Accent 3"/>
-    <w:lsdException w:unhideWhenUsed="0" w:uiPriority="64" w:semiHidden="0" w:name="Medium Shading 2 Accent 3"/>
-    <w:lsdException w:unhideWhenUsed="0" w:uiPriority="65" w:semiHidden="0" w:name="Medium List 1 Accent 3"/>
-    <w:lsdException w:unhideWhenUsed="0" w:uiPriority="66" w:semiHidden="0" w:name="Medium List 2 Accent 3"/>
-    <w:lsdException w:unhideWhenUsed="0" w:uiPriority="67" w:semiHidden="0" w:name="Medium Grid 1 Accent 3"/>
-    <w:lsdException w:unhideWhenUsed="0" w:uiPriority="68" w:semiHidden="0" w:name="Medium Grid 2 Accent 3"/>
-    <w:lsdException w:unhideWhenUsed="0" w:uiPriority="69" w:semiHidden="0" w:name="Medium Grid 3 Accent 3"/>
-    <w:lsdException w:unhideWhenUsed="0" w:uiPriority="70" w:semiHidden="0" w:name="Dark List Accent 3"/>
-    <w:lsdException w:unhideWhenUsed="0" w:uiPriority="71" w:semiHidden="0" w:name="Colorful Shading Accent 3"/>
-    <w:lsdException w:unhideWhenUsed="0" w:uiPriority="72" w:semiHidden="0" w:name="Colorful List Accent 3"/>
-    <w:lsdException w:unhideWhenUsed="0" w:uiPriority="73" w:semiHidden="0" w:name="Colorful Grid Accent 3"/>
-    <w:lsdException w:unhideWhenUsed="0" w:uiPriority="60" w:semiHidden="0" w:name="Light Shading Accent 4"/>
-    <w:lsdException w:unhideWhenUsed="0" w:uiPriority="61" w:semiHidden="0" w:name="Light List Accent 4"/>
-    <w:lsdException w:unhideWhenUsed="0" w:uiPriority="62" w:semiHidden="0" w:name="Light Grid Accent 4"/>
-    <w:lsdException w:unhideWhenUsed="0" w:uiPriority="63" w:semiHidden="0" w:name="Medium Shading 1 Accent 4"/>
-    <w:lsdException w:unhideWhenUsed="0" w:uiPriority="64" w:semiHidden="0" w:name="Medium Shading 2 Accent 4"/>
-    <w:lsdException w:unhideWhenUsed="0" w:uiPriority="65" w:semiHidden="0" w:name="Medium List 1 Accent 4"/>
-    <w:lsdException w:unhideWhenUsed="0" w:uiPriority="66" w:semiHidden="0" w:name="Medium List 2 Accent 4"/>
-    <w:lsdException w:unhideWhenUsed="0" w:uiPriority="67" w:semiHidden="0" w:name="Medium Grid 1 Accent 4"/>
-    <w:lsdException w:unhideWhenUsed="0" w:uiPriority="68" w:semiHidden="0" w:name="Medium Grid 2 Accent 4"/>
-    <w:lsdException w:unhideWhenUsed="0" w:uiPriority="69" w:semiHidden="0" w:name="Medium Grid 3 Accent 4"/>
-    <w:lsdException w:unhideWhenUsed="0" w:uiPriority="70" w:semiHidden="0" w:name="Dark List Accent 4"/>
-    <w:lsdException w:unhideWhenUsed="0" w:uiPriority="71" w:semiHidden="0" w:name="Colorful Shading Accent 4"/>
-    <w:lsdException w:unhideWhenUsed="0" w:uiPriority="72" w:semiHidden="0" w:name="Colorful List Accent 4"/>
-    <w:lsdException w:unhideWhenUsed="0" w:uiPriority="73" w:semiHidden="0" w:name="Colorful Grid Accent 4"/>
-    <w:lsdException w:unhideWhenUsed="0" w:uiPriority="60" w:semiHidden="0" w:name="Light Shading Accent 5"/>
-    <w:lsdException w:unhideWhenUsed="0" w:uiPriority="61" w:semiHidden="0" w:name="Light List Accent 5"/>
-    <w:lsdException w:unhideWhenUsed="0" w:uiPriority="62" w:semiHidden="0" w:name="Light Grid Accent 5"/>
-    <w:lsdException w:unhideWhenUsed="0" w:uiPriority="63" w:semiHidden="0" w:name="Medium Shading 1 Accent 5"/>
-    <w:lsdException w:unhideWhenUsed="0" w:uiPriority="64" w:semiHidden="0" w:name="Medium Shading 2 Accent 5"/>
-    <w:lsdException w:unhideWhenUsed="0" w:uiPriority="65" w:semiHidden="0" w:name="Medium List 1 Accent 5"/>
-    <w:lsdException w:unhideWhenUsed="0" w:uiPriority="66" w:semiHidden="0" w:name="Medium List 2 Accent 5"/>
-    <w:lsdException w:unhideWhenUsed="0" w:uiPriority="67" w:semiHidden="0" w:name="Medium Grid 1 Accent 5"/>
-    <w:lsdException w:unhideWhenUsed="0" w:uiPriority="68" w:semiHidden="0" w:name="Medium Grid 2 Accent 5"/>
-    <w:lsdException w:unhideWhenUsed="0" w:uiPriority="69" w:semiHidden="0" w:name="Medium Grid 3 Accent 5"/>
-    <w:lsdException w:unhideWhenUsed="0" w:uiPriority="70" w:semiHidden="0" w:name="Dark List Accent 5"/>
-    <w:lsdException w:unhideWhenUsed="0" w:uiPriority="71" w:semiHidden="0" w:name="Colorful Shading Accent 5"/>
-    <w:lsdException w:unhideWhenUsed="0" w:uiPriority="72" w:semiHidden="0" w:name="Colorful List Accent 5"/>
-    <w:lsdException w:unhideWhenUsed="0" w:uiPriority="73" w:semiHidden="0" w:name="Colorful Grid Accent 5"/>
-    <w:lsdException w:unhideWhenUsed="0" w:uiPriority="60" w:semiHidden="0" w:name="Light Shading Accent 6"/>
-    <w:lsdException w:unhideWhenUsed="0" w:uiPriority="61" w:semiHidden="0" w:name="Light List Accent 6"/>
-    <w:lsdException w:unhideWhenUsed="0" w:uiPriority="62" w:semiHidden="0" w:name="Light Grid Accent 6"/>
-    <w:lsdException w:unhideWhenUsed="0" w:uiPriority="63" w:semiHidden="0" w:name="Medium Shading 1 Accent 6"/>
-    <w:lsdException w:unhideWhenUsed="0" w:uiPriority="64" w:semiHidden="0" w:name="Medium Shading 2 Accent 6"/>
-    <w:lsdException w:unhideWhenUsed="0" w:uiPriority="65" w:semiHidden="0" w:name="Medium List 1 Accent 6"/>
-    <w:lsdException w:unhideWhenUsed="0" w:uiPriority="66" w:semiHidden="0" w:name="Medium List 2 Accent 6"/>
-    <w:lsdException w:unhideWhenUsed="0" w:uiPriority="67" w:semiHidden="0" w:name="Medium Grid 1 Accent 6"/>
-    <w:lsdException w:unhideWhenUsed="0" w:uiPriority="68" w:semiHidden="0" w:name="Medium Grid 2 Accent 6"/>
-    <w:lsdException w:unhideWhenUsed="0" w:uiPriority="69" w:semiHidden="0" w:name="Medium Grid 3 Accent 6"/>
-    <w:lsdException w:unhideWhenUsed="0" w:uiPriority="70" w:semiHidden="0" w:name="Dark List Accent 6"/>
-    <w:lsdException w:unhideWhenUsed="0" w:uiPriority="71" w:semiHidden="0" w:name="Colorful Shading Accent 6"/>
-    <w:lsdException w:unhideWhenUsed="0" w:uiPriority="72" w:semiHidden="0" w:name="Colorful List Accent 6"/>
-    <w:lsdException w:unhideWhenUsed="0" w:uiPriority="73" w:semiHidden="0" w:name="Colorful Grid Accent 6"/>
+  <w:latentStyles w:defLockedState="0" w:defUIPriority="99" w:defSemiHidden="1" w:defUnhideWhenUsed="1" w:defQFormat="0" w:count="260">
+    <w:lsdException w:name="Normal" w:semiHidden="0" w:uiPriority="0" w:unhideWhenUsed="0" w:qFormat="1"/>
+    <w:lsdException w:name="heading 1" w:semiHidden="0" w:uiPriority="0" w:unhideWhenUsed="0" w:qFormat="1"/>
+    <w:lsdException w:name="heading 2" w:semiHidden="0" w:uiPriority="0" w:qFormat="1"/>
+    <w:lsdException w:name="heading 3" w:uiPriority="0" w:qFormat="1"/>
+    <w:lsdException w:name="heading 4" w:semiHidden="0" w:uiPriority="0" w:qFormat="1"/>
+    <w:lsdException w:name="heading 5" w:uiPriority="0" w:qFormat="1"/>
+    <w:lsdException w:name="heading 6" w:uiPriority="0" w:qFormat="1"/>
+    <w:lsdException w:name="heading 7" w:uiPriority="0" w:qFormat="1"/>
+    <w:lsdException w:name="heading 8" w:uiPriority="0" w:qFormat="1"/>
+    <w:lsdException w:name="heading 9" w:uiPriority="0" w:qFormat="1"/>
+    <w:lsdException w:name="index 1" w:semiHidden="0" w:uiPriority="0" w:unhideWhenUsed="0"/>
+    <w:lsdException w:name="index 2" w:semiHidden="0" w:uiPriority="0" w:unhideWhenUsed="0"/>
+    <w:lsdException w:name="index 3" w:semiHidden="0" w:uiPriority="0" w:unhideWhenUsed="0"/>
+    <w:lsdException w:name="index 4" w:semiHidden="0" w:uiPriority="0" w:unhideWhenUsed="0"/>
+    <w:lsdException w:name="index 5" w:semiHidden="0" w:uiPriority="0" w:unhideWhenUsed="0"/>
+    <w:lsdException w:name="index 6" w:semiHidden="0" w:uiPriority="0" w:unhideWhenUsed="0"/>
+    <w:lsdException w:name="index 7" w:semiHidden="0" w:uiPriority="0" w:unhideWhenUsed="0"/>
+    <w:lsdException w:name="index 8" w:semiHidden="0" w:uiPriority="0" w:unhideWhenUsed="0"/>
+    <w:lsdException w:name="index 9" w:semiHidden="0" w:uiPriority="0" w:unhideWhenUsed="0"/>
+    <w:lsdException w:name="toc 1" w:semiHidden="0" w:uiPriority="0" w:unhideWhenUsed="0" w:qFormat="1"/>
+    <w:lsdException w:name="toc 2" w:semiHidden="0" w:uiPriority="0" w:unhideWhenUsed="0" w:qFormat="1"/>
+    <w:lsdException w:name="toc 3" w:semiHidden="0" w:uiPriority="0" w:unhideWhenUsed="0" w:qFormat="1"/>
+    <w:lsdException w:name="toc 4" w:semiHidden="0" w:uiPriority="0" w:unhideWhenUsed="0"/>
+    <w:lsdException w:name="toc 5" w:semiHidden="0" w:uiPriority="0" w:unhideWhenUsed="0"/>
+    <w:lsdException w:name="toc 6" w:semiHidden="0" w:uiPriority="0" w:unhideWhenUsed="0"/>
+    <w:lsdException w:name="toc 7" w:semiHidden="0" w:uiPriority="0" w:unhideWhenUsed="0"/>
+    <w:lsdException w:name="toc 8" w:semiHidden="0" w:uiPriority="0" w:unhideWhenUsed="0"/>
+    <w:lsdException w:name="toc 9" w:semiHidden="0" w:uiPriority="0" w:unhideWhenUsed="0"/>
+    <w:lsdException w:name="Normal Indent" w:semiHidden="0" w:uiPriority="0" w:unhideWhenUsed="0"/>
+    <w:lsdException w:name="footnote text" w:semiHidden="0" w:uiPriority="0" w:unhideWhenUsed="0"/>
+    <w:lsdException w:name="annotation text" w:semiHidden="0" w:uiPriority="0" w:unhideWhenUsed="0" w:qFormat="1"/>
+    <w:lsdException w:name="header" w:semiHidden="0" w:uiPriority="0" w:unhideWhenUsed="0" w:qFormat="1"/>
+    <w:lsdException w:name="footer" w:semiHidden="0" w:uiPriority="0" w:unhideWhenUsed="0" w:qFormat="1"/>
+    <w:lsdException w:name="index heading" w:semiHidden="0" w:uiPriority="0" w:unhideWhenUsed="0"/>
+    <w:lsdException w:name="caption" w:uiPriority="0" w:qFormat="1"/>
+    <w:lsdException w:name="table of figures" w:semiHidden="0" w:uiPriority="0" w:unhideWhenUsed="0"/>
+    <w:lsdException w:name="envelope address" w:semiHidden="0" w:uiPriority="0" w:unhideWhenUsed="0"/>
+    <w:lsdException w:name="envelope return" w:semiHidden="0" w:uiPriority="0" w:unhideWhenUsed="0"/>
+    <w:lsdException w:name="footnote reference" w:semiHidden="0" w:uiPriority="0" w:unhideWhenUsed="0"/>
+    <w:lsdException w:name="annotation reference" w:semiHidden="0" w:uiPriority="0" w:unhideWhenUsed="0"/>
+    <w:lsdException w:name="line number" w:semiHidden="0" w:uiPriority="0" w:unhideWhenUsed="0"/>
+    <w:lsdException w:name="page number" w:semiHidden="0" w:uiPriority="0" w:unhideWhenUsed="0"/>
+    <w:lsdException w:name="endnote reference" w:semiHidden="0" w:uiPriority="0" w:unhideWhenUsed="0"/>
+    <w:lsdException w:name="endnote text" w:semiHidden="0" w:uiPriority="0" w:unhideWhenUsed="0"/>
+    <w:lsdException w:name="table of authorities" w:semiHidden="0" w:uiPriority="0" w:unhideWhenUsed="0"/>
+    <w:lsdException w:name="macro" w:semiHidden="0" w:uiPriority="0" w:unhideWhenUsed="0"/>
+    <w:lsdException w:name="toa heading" w:semiHidden="0" w:uiPriority="0" w:unhideWhenUsed="0"/>
+    <w:lsdException w:name="List" w:semiHidden="0" w:uiPriority="0" w:unhideWhenUsed="0"/>
+    <w:lsdException w:name="List Bullet" w:semiHidden="0" w:uiPriority="0" w:unhideWhenUsed="0"/>
+    <w:lsdException w:name="List Number" w:semiHidden="0" w:uiPriority="0" w:unhideWhenUsed="0"/>
+    <w:lsdException w:name="List 2" w:semiHidden="0" w:uiPriority="0" w:unhideWhenUsed="0"/>
+    <w:lsdException w:name="List 3" w:semiHidden="0" w:uiPriority="0" w:unhideWhenUsed="0"/>
+    <w:lsdException w:name="List 4" w:semiHidden="0" w:uiPriority="0" w:unhideWhenUsed="0"/>
+    <w:lsdException w:name="List 5" w:semiHidden="0" w:uiPriority="0" w:unhideWhenUsed="0"/>
+    <w:lsdException w:name="List Bullet 2" w:semiHidden="0" w:uiPriority="0" w:unhideWhenUsed="0"/>
+    <w:lsdException w:name="List Bullet 3" w:semiHidden="0" w:uiPriority="0" w:unhideWhenUsed="0"/>
+    <w:lsdException w:name="List Bullet 4" w:semiHidden="0" w:uiPriority="0" w:unhideWhenUsed="0"/>
+    <w:lsdException w:name="List Bullet 5" w:semiHidden="0" w:uiPriority="0" w:unhideWhenUsed="0"/>
+    <w:lsdException w:name="List Number 2" w:semiHidden="0" w:uiPriority="0" w:unhideWhenUsed="0"/>
+    <w:lsdException w:name="List Number 3" w:semiHidden="0" w:uiPriority="0" w:unhideWhenUsed="0"/>
+    <w:lsdException w:name="List Number 4" w:semiHidden="0" w:uiPriority="0" w:unhideWhenUsed="0"/>
+    <w:lsdException w:name="List Number 5" w:semiHidden="0" w:uiPriority="0" w:unhideWhenUsed="0"/>
+    <w:lsdException w:name="Title" w:semiHidden="0" w:uiPriority="0" w:unhideWhenUsed="0" w:qFormat="1"/>
+    <w:lsdException w:name="Closing" w:semiHidden="0" w:uiPriority="0" w:unhideWhenUsed="0"/>
+    <w:lsdException w:name="Signature" w:semiHidden="0" w:uiPriority="0" w:unhideWhenUsed="0"/>
+    <w:lsdException w:name="Default Paragraph Font" w:uiPriority="0" w:unhideWhenUsed="0" w:qFormat="1"/>
+    <w:lsdException w:name="Body Text" w:uiPriority="0" w:unhideWhenUsed="0" w:qFormat="1"/>
+    <w:lsdException w:name="Body Text Indent" w:semiHidden="0" w:uiPriority="0" w:unhideWhenUsed="0"/>
+    <w:lsdException w:name="List Continue" w:semiHidden="0" w:uiPriority="0" w:unhideWhenUsed="0"/>
+    <w:lsdException w:name="List Continue 2" w:semiHidden="0" w:uiPriority="0" w:unhideWhenUsed="0"/>
+    <w:lsdException w:name="List Continue 3" w:semiHidden="0" w:uiPriority="0" w:unhideWhenUsed="0"/>
+    <w:lsdException w:name="List Continue 4" w:semiHidden="0" w:uiPriority="0" w:unhideWhenUsed="0"/>
+    <w:lsdException w:name="List Continue 5" w:semiHidden="0" w:uiPriority="0" w:unhideWhenUsed="0"/>
+    <w:lsdException w:name="Message Header" w:semiHidden="0" w:uiPriority="0" w:unhideWhenUsed="0"/>
+    <w:lsdException w:name="Subtitle" w:semiHidden="0" w:uiPriority="0" w:unhideWhenUsed="0" w:qFormat="1"/>
+    <w:lsdException w:name="Salutation" w:semiHidden="0" w:uiPriority="0" w:unhideWhenUsed="0"/>
+    <w:lsdException w:name="Date" w:semiHidden="0" w:uiPriority="0" w:unhideWhenUsed="0"/>
+    <w:lsdException w:name="Body Text First Indent" w:semiHidden="0" w:uiPriority="0" w:unhideWhenUsed="0"/>
+    <w:lsdException w:name="Body Text First Indent 2" w:semiHidden="0" w:uiPriority="0" w:unhideWhenUsed="0"/>
+    <w:lsdException w:name="Body Text 2" w:semiHidden="0" w:uiPriority="0" w:unhideWhenUsed="0"/>
+    <w:lsdException w:name="Body Text 3" w:semiHidden="0" w:uiPriority="0" w:unhideWhenUsed="0"/>
+    <w:lsdException w:name="Body Text Indent 2" w:semiHidden="0" w:uiPriority="0" w:unhideWhenUsed="0"/>
+    <w:lsdException w:name="Body Text Indent 3" w:semiHidden="0" w:uiPriority="0" w:unhideWhenUsed="0"/>
+    <w:lsdException w:name="Block Text" w:semiHidden="0" w:uiPriority="0" w:unhideWhenUsed="0"/>
+    <w:lsdException w:name="Hyperlink" w:semiHidden="0" w:uiPriority="0" w:unhideWhenUsed="0"/>
+    <w:lsdException w:name="FollowedHyperlink" w:semiHidden="0" w:uiPriority="0" w:unhideWhenUsed="0"/>
+    <w:lsdException w:name="Strong" w:semiHidden="0" w:uiPriority="0" w:unhideWhenUsed="0" w:qFormat="1"/>
+    <w:lsdException w:name="Emphasis" w:semiHidden="0" w:uiPriority="0" w:unhideWhenUsed="0" w:qFormat="1"/>
+    <w:lsdException w:name="Document Map" w:semiHidden="0" w:uiPriority="0" w:unhideWhenUsed="0"/>
+    <w:lsdException w:name="Plain Text" w:semiHidden="0" w:uiPriority="0" w:unhideWhenUsed="0"/>
+    <w:lsdException w:name="E-mail Signature" w:semiHidden="0" w:uiPriority="0" w:unhideWhenUsed="0"/>
+    <w:lsdException w:name="Normal (Web)" w:semiHidden="0" w:uiPriority="0" w:unhideWhenUsed="0" w:qFormat="1"/>
+    <w:lsdException w:name="HTML Acronym" w:semiHidden="0" w:uiPriority="0" w:unhideWhenUsed="0"/>
+    <w:lsdException w:name="HTML Address" w:semiHidden="0" w:uiPriority="0" w:unhideWhenUsed="0"/>
+    <w:lsdException w:name="HTML Cite" w:semiHidden="0" w:uiPriority="0" w:unhideWhenUsed="0"/>
+    <w:lsdException w:name="HTML Code" w:semiHidden="0" w:uiPriority="0" w:unhideWhenUsed="0"/>
+    <w:lsdException w:name="HTML Definition" w:semiHidden="0" w:uiPriority="0" w:unhideWhenUsed="0"/>
+    <w:lsdException w:name="HTML Keyboard" w:semiHidden="0" w:uiPriority="0" w:unhideWhenUsed="0"/>
+    <w:lsdException w:name="HTML Preformatted" w:semiHidden="0" w:uiPriority="0" w:unhideWhenUsed="0"/>
+    <w:lsdException w:name="HTML Sample" w:semiHidden="0" w:uiPriority="0" w:unhideWhenUsed="0"/>
+    <w:lsdException w:name="HTML Typewriter" w:semiHidden="0" w:uiPriority="0" w:unhideWhenUsed="0"/>
+    <w:lsdException w:name="HTML Variable" w:semiHidden="0" w:uiPriority="0" w:unhideWhenUsed="0"/>
+    <w:lsdException w:name="Normal Table" w:uiPriority="0" w:unhideWhenUsed="0" w:qFormat="1"/>
+    <w:lsdException w:name="annotation subject" w:semiHidden="0" w:uiPriority="0" w:unhideWhenUsed="0"/>
+    <w:lsdException w:name="Table Simple 1" w:semiHidden="0" w:uiPriority="0" w:unhideWhenUsed="0"/>
+    <w:lsdException w:name="Table Simple 2" w:semiHidden="0" w:uiPriority="0" w:unhideWhenUsed="0"/>
+    <w:lsdException w:name="Table Simple 3" w:semiHidden="0" w:uiPriority="0" w:unhideWhenUsed="0"/>
+    <w:lsdException w:name="Table Classic 1" w:semiHidden="0" w:uiPriority="0" w:unhideWhenUsed="0"/>
+    <w:lsdException w:name="Table Classic 2" w:semiHidden="0" w:uiPriority="0" w:unhideWhenUsed="0"/>
+    <w:lsdException w:name="Table Classic 3" w:semiHidden="0" w:uiPriority="0" w:unhideWhenUsed="0"/>
+    <w:lsdException w:name="Table Classic 4" w:semiHidden="0" w:uiPriority="0" w:unhideWhenUsed="0"/>
+    <w:lsdException w:name="Table Colorful 1" w:semiHidden="0" w:uiPriority="0" w:unhideWhenUsed="0"/>
+    <w:lsdException w:name="Table Colorful 2" w:semiHidden="0" w:uiPriority="0" w:unhideWhenUsed="0"/>
+    <w:lsdException w:name="Table Colorful 3" w:semiHidden="0" w:uiPriority="0" w:unhideWhenUsed="0"/>
+    <w:lsdException w:name="Table Columns 1" w:semiHidden="0" w:uiPriority="0" w:unhideWhenUsed="0"/>
+    <w:lsdException w:name="Table Columns 2" w:semiHidden="0" w:uiPriority="0" w:unhideWhenUsed="0"/>
+    <w:lsdException w:name="Table Columns 3" w:semiHidden="0" w:uiPriority="0" w:unhideWhenUsed="0"/>
+    <w:lsdException w:name="Table Columns 4" w:semiHidden="0" w:uiPriority="0" w:unhideWhenUsed="0"/>
+    <w:lsdException w:name="Table Columns 5" w:semiHidden="0" w:uiPriority="0" w:unhideWhenUsed="0"/>
+    <w:lsdException w:name="Table Grid 1" w:semiHidden="0" w:uiPriority="0" w:unhideWhenUsed="0"/>
+    <w:lsdException w:name="Table Grid 2" w:semiHidden="0" w:uiPriority="0" w:unhideWhenUsed="0"/>
+    <w:lsdException w:name="Table Grid 3" w:semiHidden="0" w:uiPriority="0" w:unhideWhenUsed="0"/>
+    <w:lsdException w:name="Table Grid 4" w:semiHidden="0" w:uiPriority="0" w:unhideWhenUsed="0"/>
+    <w:lsdException w:name="Table Grid 5" w:semiHidden="0" w:uiPriority="0" w:unhideWhenUsed="0"/>
+    <w:lsdException w:name="Table Grid 6" w:semiHidden="0" w:uiPriority="0" w:unhideWhenUsed="0"/>
+    <w:lsdException w:name="Table Grid 7" w:semiHidden="0" w:uiPriority="0" w:unhideWhenUsed="0"/>
+    <w:lsdException w:name="Table Grid 8" w:semiHidden="0" w:uiPriority="0" w:unhideWhenUsed="0"/>
+    <w:lsdException w:name="Table List 1" w:semiHidden="0" w:uiPriority="0" w:unhideWhenUsed="0"/>
+    <w:lsdException w:name="Table List 2" w:semiHidden="0" w:uiPriority="0" w:unhideWhenUsed="0"/>
+    <w:lsdException w:name="Table List 3" w:semiHidden="0" w:uiPriority="0" w:unhideWhenUsed="0"/>
+    <w:lsdException w:name="Table List 4" w:semiHidden="0" w:uiPriority="0" w:unhideWhenUsed="0"/>
+    <w:lsdException w:name="Table List 5" w:semiHidden="0" w:uiPriority="0" w:unhideWhenUsed="0"/>
+    <w:lsdException w:name="Table List 6" w:semiHidden="0" w:uiPriority="0" w:unhideWhenUsed="0"/>
+    <w:lsdException w:name="Table List 7" w:semiHidden="0" w:uiPriority="0" w:unhideWhenUsed="0"/>
+    <w:lsdException w:name="Table List 8" w:semiHidden="0" w:uiPriority="0" w:unhideWhenUsed="0"/>
+    <w:lsdException w:name="Table 3D effects 1" w:semiHidden="0" w:uiPriority="0" w:unhideWhenUsed="0"/>
+    <w:lsdException w:name="Table 3D effects 2" w:semiHidden="0" w:uiPriority="0" w:unhideWhenUsed="0"/>
+    <w:lsdException w:name="Table 3D effects 3" w:semiHidden="0" w:uiPriority="0" w:unhideWhenUsed="0"/>
+    <w:lsdException w:name="Table Contemporary" w:semiHidden="0" w:uiPriority="0" w:unhideWhenUsed="0"/>
+    <w:lsdException w:name="Table Elegant" w:semiHidden="0" w:uiPriority="0" w:unhideWhenUsed="0"/>
+    <w:lsdException w:name="Table Professional" w:semiHidden="0" w:uiPriority="0" w:unhideWhenUsed="0"/>
+    <w:lsdException w:name="Table Subtle 1" w:semiHidden="0" w:uiPriority="0" w:unhideWhenUsed="0"/>
+    <w:lsdException w:name="Table Subtle 2" w:semiHidden="0" w:uiPriority="0" w:unhideWhenUsed="0"/>
+    <w:lsdException w:name="Table Web 1" w:semiHidden="0" w:uiPriority="0" w:unhideWhenUsed="0"/>
+    <w:lsdException w:name="Table Web 2" w:semiHidden="0" w:uiPriority="0" w:unhideWhenUsed="0"/>
+    <w:lsdException w:name="Table Web 3" w:semiHidden="0" w:uiPriority="0" w:unhideWhenUsed="0"/>
+    <w:lsdException w:name="Balloon Text" w:semiHidden="0" w:uiPriority="0" w:unhideWhenUsed="0"/>
+    <w:lsdException w:name="Table Grid" w:semiHidden="0" w:uiPriority="0" w:unhideWhenUsed="0" w:qFormat="1"/>
+    <w:lsdException w:name="Table Theme" w:semiHidden="0" w:uiPriority="0" w:unhideWhenUsed="0"/>
+    <w:lsdException w:name="Light Shading" w:semiHidden="0" w:uiPriority="60" w:unhideWhenUsed="0"/>
+    <w:lsdException w:name="Light List" w:semiHidden="0" w:uiPriority="61" w:unhideWhenUsed="0"/>
+    <w:lsdException w:name="Light Grid" w:semiHidden="0" w:uiPriority="62" w:unhideWhenUsed="0"/>
+    <w:lsdException w:name="Medium Shading 1" w:semiHidden="0" w:uiPriority="63" w:unhideWhenUsed="0"/>
+    <w:lsdException w:name="Medium Shading 2" w:semiHidden="0" w:uiPriority="64" w:unhideWhenUsed="0"/>
+    <w:lsdException w:name="Medium List 1" w:semiHidden="0" w:uiPriority="65" w:unhideWhenUsed="0"/>
+    <w:lsdException w:name="Medium List 2" w:semiHidden="0" w:uiPriority="66" w:unhideWhenUsed="0"/>
+    <w:lsdException w:name="Medium Grid 1" w:semiHidden="0" w:uiPriority="67" w:unhideWhenUsed="0"/>
+    <w:lsdException w:name="Medium Grid 2" w:semiHidden="0" w:uiPriority="68" w:unhideWhenUsed="0"/>
+    <w:lsdException w:name="Medium Grid 3" w:semiHidden="0" w:uiPriority="69" w:unhideWhenUsed="0"/>
+    <w:lsdException w:name="Dark List" w:semiHidden="0" w:uiPriority="70" w:unhideWhenUsed="0"/>
+    <w:lsdException w:name="Colorful Shading" w:semiHidden="0" w:uiPriority="71" w:unhideWhenUsed="0"/>
+    <w:lsdException w:name="Colorful List" w:semiHidden="0" w:uiPriority="72" w:unhideWhenUsed="0"/>
+    <w:lsdException w:name="Colorful Grid" w:semiHidden="0" w:uiPriority="73" w:unhideWhenUsed="0"/>
+    <w:lsdException w:name="Light Shading Accent 1" w:semiHidden="0" w:uiPriority="60" w:unhideWhenUsed="0"/>
+    <w:lsdException w:name="Light List Accent 1" w:semiHidden="0" w:uiPriority="61" w:unhideWhenUsed="0"/>
+    <w:lsdException w:name="Light Grid Accent 1" w:semiHidden="0" w:uiPriority="62" w:unhideWhenUsed="0"/>
+    <w:lsdException w:name="Medium Shading 1 Accent 1" w:semiHidden="0" w:uiPriority="63" w:unhideWhenUsed="0"/>
+    <w:lsdException w:name="Medium Shading 2 Accent 1" w:semiHidden="0" w:uiPriority="64" w:unhideWhenUsed="0"/>
+    <w:lsdException w:name="Medium List 1 Accent 1" w:semiHidden="0" w:uiPriority="65" w:unhideWhenUsed="0"/>
+    <w:lsdException w:name="Medium List 2 Accent 1" w:semiHidden="0" w:uiPriority="66" w:unhideWhenUsed="0"/>
+    <w:lsdException w:name="Medium Grid 1 Accent 1" w:semiHidden="0" w:uiPriority="67" w:unhideWhenUsed="0"/>
+    <w:lsdException w:name="Medium Grid 2 Accent 1" w:semiHidden="0" w:uiPriority="68" w:unhideWhenUsed="0"/>
+    <w:lsdException w:name="Medium Grid 3 Accent 1" w:semiHidden="0" w:uiPriority="69" w:unhideWhenUsed="0"/>
+    <w:lsdException w:name="Dark List Accent 1" w:semiHidden="0" w:uiPriority="70" w:unhideWhenUsed="0"/>
+    <w:lsdException w:name="Colorful Shading Accent 1" w:semiHidden="0" w:uiPriority="71" w:unhideWhenUsed="0"/>
+    <w:lsdException w:name="Colorful List Accent 1" w:semiHidden="0" w:uiPriority="72" w:unhideWhenUsed="0"/>
+    <w:lsdException w:name="Colorful Grid Accent 1" w:semiHidden="0" w:uiPriority="73" w:unhideWhenUsed="0"/>
+    <w:lsdException w:name="Light Shading Accent 2" w:semiHidden="0" w:uiPriority="60" w:unhideWhenUsed="0"/>
+    <w:lsdException w:name="Light List Accent 2" w:semiHidden="0" w:uiPriority="61" w:unhideWhenUsed="0"/>
+    <w:lsdException w:name="Light Grid Accent 2" w:semiHidden="0" w:uiPriority="62" w:unhideWhenUsed="0"/>
+    <w:lsdException w:name="Medium Shading 1 Accent 2" w:semiHidden="0" w:uiPriority="63" w:unhideWhenUsed="0"/>
+    <w:lsdException w:name="Medium Shading 2 Accent 2" w:semiHidden="0" w:uiPriority="64" w:unhideWhenUsed="0"/>
+    <w:lsdException w:name="Medium List 1 Accent 2" w:semiHidden="0" w:uiPriority="65" w:unhideWhenUsed="0"/>
+    <w:lsdException w:name="Medium List 2 Accent 2" w:semiHidden="0" w:uiPriority="66" w:unhideWhenUsed="0"/>
+    <w:lsdException w:name="Medium Grid 1 Accent 2" w:semiHidden="0" w:uiPriority="67" w:unhideWhenUsed="0"/>
+    <w:lsdException w:name="Medium Grid 2 Accent 2" w:semiHidden="0" w:uiPriority="68" w:unhideWhenUsed="0"/>
+    <w:lsdException w:name="Medium Grid 3 Accent 2" w:semiHidden="0" w:uiPriority="69" w:unhideWhenUsed="0"/>
+    <w:lsdException w:name="Dark List Accent 2" w:semiHidden="0" w:uiPriority="70" w:unhideWhenUsed="0"/>
+    <w:lsdException w:name="Colorful Shading Accent 2" w:semiHidden="0" w:uiPriority="71" w:unhideWhenUsed="0"/>
+    <w:lsdException w:name="Colorful List Accent 2" w:semiHidden="0" w:uiPriority="72" w:unhideWhenUsed="0"/>
+    <w:lsdException w:name="Colorful Grid Accent 2" w:semiHidden="0" w:uiPriority="73" w:unhideWhenUsed="0"/>
+    <w:lsdException w:name="Light Shading Accent 3" w:semiHidden="0" w:uiPriority="60" w:unhideWhenUsed="0"/>
+    <w:lsdException w:name="Light List Accent 3" w:semiHidden="0" w:uiPriority="61" w:unhideWhenUsed="0"/>
+    <w:lsdException w:name="Light Grid Accent 3" w:semiHidden="0" w:uiPriority="62" w:unhideWhenUsed="0"/>
+    <w:lsdException w:name="Medium Shading 1 Accent 3" w:semiHidden="0" w:uiPriority="63" w:unhideWhenUsed="0"/>
+    <w:lsdException w:name="Medium Shading 2 Accent 3" w:semiHidden="0" w:uiPriority="64" w:unhideWhenUsed="0"/>
+    <w:lsdException w:name="Medium List 1 Accent 3" w:semiHidden="0" w:uiPriority="65" w:unhideWhenUsed="0"/>
+    <w:lsdException w:name="Medium List 2 Accent 3" w:semiHidden="0" w:uiPriority="66" w:unhideWhenUsed="0"/>
+    <w:lsdException w:name="Medium Grid 1 Accent 3" w:semiHidden="0" w:uiPriority="67" w:unhideWhenUsed="0"/>
+    <w:lsdException w:name="Medium Grid 2 Accent 3" w:semiHidden="0" w:uiPriority="68" w:unhideWhenUsed="0"/>
+    <w:lsdException w:name="Medium Grid 3 Accent 3" w:semiHidden="0" w:uiPriority="69" w:unhideWhenUsed="0"/>
+    <w:lsdException w:name="Dark List Accent 3" w:semiHidden="0" w:uiPriority="70" w:unhideWhenUsed="0"/>
+    <w:lsdException w:name="Colorful Shading Accent 3" w:semiHidden="0" w:uiPriority="71" w:unhideWhenUsed="0"/>
+    <w:lsdException w:name="Colorful List Accent 3" w:semiHidden="0" w:uiPriority="72" w:unhideWhenUsed="0"/>
+    <w:lsdException w:name="Colorful Grid Accent 3" w:semiHidden="0" w:uiPriority="73" w:unhideWhenUsed="0"/>
+    <w:lsdException w:name="Light Shading Accent 4" w:semiHidden="0" w:uiPriority="60" w:unhideWhenUsed="0"/>
+    <w:lsdException w:name="Light List Accent 4" w:semiHidden="0" w:uiPriority="61" w:unhideWhenUsed="0"/>
+    <w:lsdException w:name="Light Grid Accent 4" w:semiHidden="0" w:uiPriority="62" w:unhideWhenUsed="0"/>
+    <w:lsdException w:name="Medium Shading 1 Accent 4" w:semiHidden="0" w:uiPriority="63" w:unhideWhenUsed="0"/>
+    <w:lsdException w:name="Medium Shading 2 Accent 4" w:semiHidden="0" w:uiPriority="64" w:unhideWhenUsed="0"/>
+    <w:lsdException w:name="Medium List 1 Accent 4" w:semiHidden="0" w:uiPriority="65" w:unhideWhenUsed="0"/>
+    <w:lsdException w:name="Medium List 2 Accent 4" w:semiHidden="0" w:uiPriority="66" w:unhideWhenUsed="0"/>
+    <w:lsdException w:name="Medium Grid 1 Accent 4" w:semiHidden="0" w:uiPriority="67" w:unhideWhenUsed="0"/>
+    <w:lsdException w:name="Medium Grid 2 Accent 4" w:semiHidden="0" w:uiPriority="68" w:unhideWhenUsed="0"/>
+    <w:lsdException w:name="Medium Grid 3 Accent 4" w:semiHidden="0" w:uiPriority="69" w:unhideWhenUsed="0"/>
+    <w:lsdException w:name="Dark List Accent 4" w:semiHidden="0" w:uiPriority="70" w:unhideWhenUsed="0"/>
+    <w:lsdException w:name="Colorful Shading Accent 4" w:semiHidden="0" w:uiPriority="71" w:unhideWhenUsed="0"/>
+    <w:lsdException w:name="Colorful List Accent 4" w:semiHidden="0" w:uiPriority="72" w:unhideWhenUsed="0"/>
+    <w:lsdException w:name="Colorful Grid Accent 4" w:semiHidden="0" w:uiPriority="73" w:unhideWhenUsed="0"/>
+    <w:lsdException w:name="Light Shading Accent 5" w:semiHidden="0" w:uiPriority="60" w:unhideWhenUsed="0"/>
+    <w:lsdException w:name="Light List Accent 5" w:semiHidden="0" w:uiPriority="61" w:unhideWhenUsed="0"/>
+    <w:lsdException w:name="Light Grid Accent 5" w:semiHidden="0" w:uiPriority="62" w:unhideWhenUsed="0"/>
+    <w:lsdException w:name="Medium Shading 1 Accent 5" w:semiHidden="0" w:uiPriority="63" w:unhideWhenUsed="0"/>
+    <w:lsdException w:name="Medium Shading 2 Accent 5" w:semiHidden="0" w:uiPriority="64" w:unhideWhenUsed="0"/>
+    <w:lsdException w:name="Medium List 1 Accent 5" w:semiHidden="0" w:uiPriority="65" w:unhideWhenUsed="0"/>
+    <w:lsdException w:name="Medium List 2 Accent 5" w:semiHidden="0" w:uiPriority="66" w:unhideWhenUsed="0"/>
+    <w:lsdException w:name="Medium Grid 1 Accent 5" w:semiHidden="0" w:uiPriority="67" w:unhideWhenUsed="0"/>
+    <w:lsdException w:name="Medium Grid 2 Accent 5" w:semiHidden="0" w:uiPriority="68" w:unhideWhenUsed="0"/>
+    <w:lsdException w:name="Medium Grid 3 Accent 5" w:semiHidden="0" w:uiPriority="69" w:unhideWhenUsed="0"/>
+    <w:lsdException w:name="Dark List Accent 5" w:semiHidden="0" w:uiPriority="70" w:unhideWhenUsed="0"/>
+    <w:lsdException w:name="Colorful Shading Accent 5" w:semiHidden="0" w:uiPriority="71" w:unhideWhenUsed="0"/>
+    <w:lsdException w:name="Colorful List Accent 5" w:semiHidden="0" w:uiPriority="72" w:unhideWhenUsed="0"/>
+    <w:lsdException w:name="Colorful Grid Accent 5" w:semiHidden="0" w:uiPriority="73" w:unhideWhenUsed="0"/>
+    <w:lsdException w:name="Light Shading Accent 6" w:semiHidden="0" w:uiPriority="60" w:unhideWhenUsed="0"/>
+    <w:lsdException w:name="Light List Accent 6" w:semiHidden="0" w:uiPriority="61" w:unhideWhenUsed="0"/>
+    <w:lsdException w:name="Light Grid Accent 6" w:semiHidden="0" w:uiPriority="62" w:unhideWhenUsed="0"/>
+    <w:lsdException w:name="Medium Shading 1 Accent 6" w:semiHidden="0" w:uiPriority="63" w:unhideWhenUsed="0"/>
+    <w:lsdException w:name="Medium Shading 2 Accent 6" w:semiHidden="0" w:uiPriority="64" w:unhideWhenUsed="0"/>
+    <w:lsdException w:name="Medium List 1 Accent 6" w:semiHidden="0" w:uiPriority="65" w:unhideWhenUsed="0"/>
+    <w:lsdException w:name="Medium List 2 Accent 6" w:semiHidden="0" w:uiPriority="66" w:unhideWhenUsed="0"/>
+    <w:lsdException w:name="Medium Grid 1 Accent 6" w:semiHidden="0" w:uiPriority="67" w:unhideWhenUsed="0"/>
+    <w:lsdException w:name="Medium Grid 2 Accent 6" w:semiHidden="0" w:uiPriority="68" w:unhideWhenUsed="0"/>
+    <w:lsdException w:name="Medium Grid 3 Accent 6" w:semiHidden="0" w:uiPriority="69" w:unhideWhenUsed="0"/>
+    <w:lsdException w:name="Dark List Accent 6" w:semiHidden="0" w:uiPriority="70" w:unhideWhenUsed="0"/>
+    <w:lsdException w:name="Colorful Shading Accent 6" w:semiHidden="0" w:uiPriority="71" w:unhideWhenUsed="0"/>
+    <w:lsdException w:name="Colorful List Accent 6" w:semiHidden="0" w:uiPriority="72" w:unhideWhenUsed="0"/>
+    <w:lsdException w:name="Colorful Grid Accent 6" w:semiHidden="0" w:uiPriority="73" w:unhideWhenUsed="0"/>
   </w:latentStyles>
-  <w:style w:type="paragraph" w:default="1" w:styleId="1">
+  <w:style w:type="paragraph" w:default="1" w:styleId="Normal">
     <w:name w:val="Normal"/>
     <w:qFormat/>
-    <w:uiPriority w:val="0"/>
     <w:pPr>
       <w:kinsoku w:val="0"/>
       <w:autoSpaceDE w:val="0"/>
@@ -6364,7 +6140,7 @@
       <w:textAlignment w:val="baseline"/>
     </w:pPr>
     <w:rPr>
-      <w:rFonts w:ascii="Arial" w:hAnsi="Arial" w:eastAsia="宋体" w:cs="Arial"/>
+      <w:rFonts w:ascii="Arial" w:eastAsia="宋体" w:hAnsi="Arial" w:cs="Arial"/>
       <w:snapToGrid w:val="0"/>
       <w:color w:val="000000"/>
       <w:kern w:val="0"/>
@@ -6373,12 +6149,11 @@
       <w:lang w:val="en-US" w:eastAsia="en-US" w:bidi="ar-SA"/>
     </w:rPr>
   </w:style>
-  <w:style w:type="paragraph" w:styleId="2">
+  <w:style w:type="paragraph" w:styleId="Heading1">
     <w:name w:val="heading 1"/>
-    <w:basedOn w:val="1"/>
-    <w:next w:val="1"/>
+    <w:basedOn w:val="Normal"/>
+    <w:next w:val="Normal"/>
     <w:qFormat/>
-    <w:uiPriority w:val="0"/>
     <w:pPr>
       <w:keepNext/>
       <w:keepLines/>
@@ -6396,13 +6171,12 @@
       <w:sz w:val="44"/>
     </w:rPr>
   </w:style>
-  <w:style w:type="paragraph" w:styleId="3">
+  <w:style w:type="paragraph" w:styleId="Heading2">
     <w:name w:val="heading 2"/>
-    <w:basedOn w:val="1"/>
-    <w:next w:val="1"/>
+    <w:basedOn w:val="Normal"/>
+    <w:next w:val="Normal"/>
     <w:unhideWhenUsed/>
     <w:qFormat/>
-    <w:uiPriority w:val="0"/>
     <w:pPr>
       <w:keepNext/>
       <w:keepLines/>
@@ -6415,19 +6189,18 @@
       <w:outlineLvl w:val="1"/>
     </w:pPr>
     <w:rPr>
-      <w:rFonts w:ascii="Arial" w:hAnsi="Arial" w:eastAsia="黑体"/>
+      <w:rFonts w:ascii="Arial" w:eastAsia="黑体" w:hAnsi="Arial"/>
       <w:b/>
       <w:sz w:val="32"/>
     </w:rPr>
   </w:style>
-  <w:style w:type="paragraph" w:styleId="4">
+  <w:style w:type="paragraph" w:styleId="Heading3">
     <w:name w:val="heading 3"/>
-    <w:basedOn w:val="1"/>
-    <w:next w:val="1"/>
+    <w:basedOn w:val="Normal"/>
+    <w:next w:val="Normal"/>
     <w:semiHidden/>
     <w:unhideWhenUsed/>
     <w:qFormat/>
-    <w:uiPriority w:val="0"/>
     <w:pPr>
       <w:keepNext/>
       <w:keepLines/>
@@ -6444,13 +6217,12 @@
       <w:sz w:val="32"/>
     </w:rPr>
   </w:style>
-  <w:style w:type="paragraph" w:styleId="5">
+  <w:style w:type="paragraph" w:styleId="Heading4">
     <w:name w:val="heading 4"/>
-    <w:basedOn w:val="1"/>
-    <w:next w:val="1"/>
+    <w:basedOn w:val="Normal"/>
+    <w:next w:val="Normal"/>
     <w:unhideWhenUsed/>
     <w:qFormat/>
-    <w:uiPriority w:val="0"/>
     <w:pPr>
       <w:keepNext/>
       <w:keepLines/>
@@ -6463,19 +6235,18 @@
       <w:outlineLvl w:val="3"/>
     </w:pPr>
     <w:rPr>
-      <w:rFonts w:ascii="Arial" w:hAnsi="Arial" w:eastAsia="黑体"/>
+      <w:rFonts w:ascii="Arial" w:eastAsia="黑体" w:hAnsi="Arial"/>
       <w:b/>
       <w:sz w:val="28"/>
     </w:rPr>
   </w:style>
-  <w:style w:type="paragraph" w:styleId="6">
+  <w:style w:type="paragraph" w:styleId="Heading5">
     <w:name w:val="heading 5"/>
-    <w:basedOn w:val="1"/>
-    <w:next w:val="1"/>
+    <w:basedOn w:val="Normal"/>
+    <w:next w:val="Normal"/>
     <w:semiHidden/>
     <w:unhideWhenUsed/>
     <w:qFormat/>
-    <w:uiPriority w:val="0"/>
     <w:pPr>
       <w:keepNext/>
       <w:keepLines/>
@@ -6492,14 +6263,13 @@
       <w:sz w:val="28"/>
     </w:rPr>
   </w:style>
-  <w:style w:type="paragraph" w:styleId="7">
+  <w:style w:type="paragraph" w:styleId="Heading6">
     <w:name w:val="heading 6"/>
-    <w:basedOn w:val="1"/>
-    <w:next w:val="1"/>
+    <w:basedOn w:val="Normal"/>
+    <w:next w:val="Normal"/>
     <w:semiHidden/>
     <w:unhideWhenUsed/>
     <w:qFormat/>
-    <w:uiPriority w:val="0"/>
     <w:pPr>
       <w:keepNext/>
       <w:keepLines/>
@@ -6512,19 +6282,18 @@
       <w:outlineLvl w:val="5"/>
     </w:pPr>
     <w:rPr>
-      <w:rFonts w:ascii="Arial" w:hAnsi="Arial" w:eastAsia="黑体"/>
+      <w:rFonts w:ascii="Arial" w:eastAsia="黑体" w:hAnsi="Arial"/>
       <w:b/>
       <w:sz w:val="24"/>
     </w:rPr>
   </w:style>
-  <w:style w:type="paragraph" w:styleId="8">
+  <w:style w:type="paragraph" w:styleId="Heading7">
     <w:name w:val="heading 7"/>
-    <w:basedOn w:val="1"/>
-    <w:next w:val="1"/>
+    <w:basedOn w:val="Normal"/>
+    <w:next w:val="Normal"/>
     <w:semiHidden/>
     <w:unhideWhenUsed/>
     <w:qFormat/>
-    <w:uiPriority w:val="0"/>
     <w:pPr>
       <w:keepNext/>
       <w:keepLines/>
@@ -6541,14 +6310,13 @@
       <w:sz w:val="24"/>
     </w:rPr>
   </w:style>
-  <w:style w:type="paragraph" w:styleId="9">
+  <w:style w:type="paragraph" w:styleId="Heading8">
     <w:name w:val="heading 8"/>
-    <w:basedOn w:val="1"/>
-    <w:next w:val="1"/>
+    <w:basedOn w:val="Normal"/>
+    <w:next w:val="Normal"/>
     <w:semiHidden/>
     <w:unhideWhenUsed/>
     <w:qFormat/>
-    <w:uiPriority w:val="0"/>
     <w:pPr>
       <w:keepNext/>
       <w:keepLines/>
@@ -6561,18 +6329,17 @@
       <w:outlineLvl w:val="7"/>
     </w:pPr>
     <w:rPr>
-      <w:rFonts w:ascii="Arial" w:hAnsi="Arial" w:eastAsia="黑体"/>
+      <w:rFonts w:ascii="Arial" w:eastAsia="黑体" w:hAnsi="Arial"/>
       <w:sz w:val="24"/>
     </w:rPr>
   </w:style>
-  <w:style w:type="paragraph" w:styleId="10">
+  <w:style w:type="paragraph" w:styleId="Heading9">
     <w:name w:val="heading 9"/>
-    <w:basedOn w:val="1"/>
-    <w:next w:val="1"/>
+    <w:basedOn w:val="Normal"/>
+    <w:next w:val="Normal"/>
     <w:semiHidden/>
     <w:unhideWhenUsed/>
     <w:qFormat/>
-    <w:uiPriority w:val="0"/>
     <w:pPr>
       <w:keepNext/>
       <w:keepLines/>
@@ -6585,21 +6352,19 @@
       <w:outlineLvl w:val="8"/>
     </w:pPr>
     <w:rPr>
-      <w:rFonts w:ascii="Arial" w:hAnsi="Arial" w:eastAsia="黑体"/>
+      <w:rFonts w:ascii="Arial" w:eastAsia="黑体" w:hAnsi="Arial"/>
       <w:sz w:val="21"/>
     </w:rPr>
   </w:style>
-  <w:style w:type="character" w:default="1" w:styleId="22">
+  <w:style w:type="character" w:default="1" w:styleId="DefaultParagraphFont">
     <w:name w:val="Default Paragraph Font"/>
     <w:semiHidden/>
     <w:qFormat/>
-    <w:uiPriority w:val="0"/>
   </w:style>
-  <w:style w:type="table" w:default="1" w:styleId="20">
+  <w:style w:type="table" w:default="1" w:styleId="TableNormal">
     <w:name w:val="Normal Table"/>
     <w:semiHidden/>
     <w:qFormat/>
-    <w:uiPriority w:val="0"/>
     <w:tblPr>
       <w:tblCellMar>
         <w:top w:w="0" w:type="dxa"/>
@@ -6609,43 +6374,39 @@
       </w:tblCellMar>
     </w:tblPr>
   </w:style>
-  <w:style w:type="paragraph" w:styleId="11">
+  <w:style w:type="paragraph" w:styleId="CommentText">
     <w:name w:val="annotation text"/>
-    <w:basedOn w:val="1"/>
+    <w:basedOn w:val="Normal"/>
     <w:qFormat/>
-    <w:uiPriority w:val="0"/>
     <w:pPr>
       <w:jc w:val="left"/>
     </w:pPr>
   </w:style>
-  <w:style w:type="paragraph" w:styleId="12">
+  <w:style w:type="paragraph" w:styleId="BodyText">
     <w:name w:val="Body Text"/>
-    <w:basedOn w:val="1"/>
+    <w:basedOn w:val="Normal"/>
     <w:semiHidden/>
     <w:qFormat/>
-    <w:uiPriority w:val="0"/>
     <w:rPr>
-      <w:rFonts w:ascii="Arial" w:hAnsi="Arial" w:eastAsia="Arial" w:cs="Arial"/>
+      <w:rFonts w:ascii="Arial" w:eastAsia="Arial" w:hAnsi="Arial" w:cs="Arial"/>
       <w:sz w:val="21"/>
       <w:szCs w:val="21"/>
       <w:lang w:val="en-US" w:eastAsia="en-US" w:bidi="ar-SA"/>
     </w:rPr>
   </w:style>
-  <w:style w:type="paragraph" w:styleId="13">
+  <w:style w:type="paragraph" w:styleId="TOC3">
     <w:name w:val="toc 3"/>
-    <w:basedOn w:val="1"/>
-    <w:next w:val="1"/>
+    <w:basedOn w:val="Normal"/>
+    <w:next w:val="Normal"/>
     <w:qFormat/>
-    <w:uiPriority w:val="0"/>
     <w:pPr>
       <w:ind w:left="840" w:leftChars="400"/>
     </w:pPr>
   </w:style>
-  <w:style w:type="paragraph" w:styleId="14">
+  <w:style w:type="paragraph" w:styleId="Footer">
     <w:name w:val="footer"/>
-    <w:basedOn w:val="1"/>
+    <w:basedOn w:val="Normal"/>
     <w:qFormat/>
-    <w:uiPriority w:val="0"/>
     <w:pPr>
       <w:tabs>
         <w:tab w:val="center" w:pos="4153"/>
@@ -6658,17 +6419,16 @@
       <w:sz w:val="18"/>
     </w:rPr>
   </w:style>
-  <w:style w:type="paragraph" w:styleId="15">
+  <w:style w:type="paragraph" w:styleId="Header">
     <w:name w:val="header"/>
-    <w:basedOn w:val="1"/>
+    <w:basedOn w:val="Normal"/>
     <w:qFormat/>
-    <w:uiPriority w:val="0"/>
     <w:pPr>
       <w:pBdr>
-        <w:top w:val="none" w:color="auto" w:sz="0" w:space="0"/>
-        <w:left w:val="none" w:color="auto" w:sz="0" w:space="0"/>
-        <w:bottom w:val="none" w:color="auto" w:sz="0" w:space="0"/>
-        <w:right w:val="none" w:color="auto" w:sz="0" w:space="0"/>
+        <w:top w:val="nil"/>
+        <w:left w:val="nil"/>
+        <w:bottom w:val="nil"/>
+        <w:right w:val="nil"/>
       </w:pBdr>
       <w:tabs>
         <w:tab w:val="center" w:pos="4153"/>
@@ -6683,41 +6443,37 @@
       <w:sz w:val="18"/>
     </w:rPr>
   </w:style>
-  <w:style w:type="paragraph" w:styleId="16">
+  <w:style w:type="paragraph" w:styleId="TOC1">
     <w:name w:val="toc 1"/>
-    <w:basedOn w:val="1"/>
-    <w:next w:val="1"/>
+    <w:basedOn w:val="Normal"/>
+    <w:next w:val="Normal"/>
     <w:qFormat/>
-    <w:uiPriority w:val="0"/>
     <w:rPr>
-      <w:rFonts w:ascii="Arial" w:hAnsi="Arial" w:eastAsia="Microsoft JhengHei"/>
+      <w:rFonts w:ascii="Arial" w:eastAsia="Microsoft JhengHei" w:hAnsi="Arial"/>
       <w:sz w:val="24"/>
     </w:rPr>
   </w:style>
-  <w:style w:type="paragraph" w:styleId="17">
+  <w:style w:type="paragraph" w:styleId="TOC2">
     <w:name w:val="toc 2"/>
-    <w:basedOn w:val="1"/>
-    <w:next w:val="1"/>
+    <w:basedOn w:val="Normal"/>
+    <w:next w:val="Normal"/>
     <w:qFormat/>
-    <w:uiPriority w:val="0"/>
     <w:pPr>
       <w:ind w:left="420" w:leftChars="200"/>
     </w:pPr>
   </w:style>
-  <w:style w:type="paragraph" w:styleId="18">
+  <w:style w:type="paragraph" w:styleId="NormalWeb">
     <w:name w:val="Normal (Web)"/>
-    <w:basedOn w:val="1"/>
+    <w:basedOn w:val="Normal"/>
     <w:qFormat/>
-    <w:uiPriority w:val="0"/>
     <w:rPr>
       <w:sz w:val="24"/>
     </w:rPr>
   </w:style>
-  <w:style w:type="paragraph" w:styleId="19">
+  <w:style w:type="paragraph" w:styleId="Title">
     <w:name w:val="Title"/>
-    <w:basedOn w:val="1"/>
+    <w:basedOn w:val="Normal"/>
     <w:qFormat/>
-    <w:uiPriority w:val="0"/>
     <w:pPr>
       <w:spacing w:before="240" w:beforeLines="0" w:beforeAutospacing="0" w:after="60" w:afterLines="0" w:afterAutospacing="0"/>
       <w:jc w:val="center"/>
@@ -6729,73 +6485,68 @@
       <w:sz w:val="32"/>
     </w:rPr>
   </w:style>
-  <w:style w:type="table" w:styleId="21">
+  <w:style w:type="table" w:styleId="TableGrid">
     <w:name w:val="Table Grid"/>
-    <w:basedOn w:val="20"/>
+    <w:basedOn w:val="TableNormal"/>
     <w:qFormat/>
-    <w:uiPriority w:val="0"/>
     <w:pPr>
       <w:widowControl w:val="0"/>
       <w:jc w:val="both"/>
     </w:pPr>
     <w:tblPr>
       <w:tblBorders>
-        <w:top w:val="single" w:color="auto" w:sz="4" w:space="0"/>
-        <w:left w:val="single" w:color="auto" w:sz="4" w:space="0"/>
-        <w:bottom w:val="single" w:color="auto" w:sz="4" w:space="0"/>
-        <w:right w:val="single" w:color="auto" w:sz="4" w:space="0"/>
-        <w:insideH w:val="single" w:color="auto" w:sz="4" w:space="0"/>
-        <w:insideV w:val="single" w:color="auto" w:sz="4" w:space="0"/>
+        <w:top w:val="single" w:sz="4" w:space="0" w:color="auto"/>
+        <w:left w:val="single" w:sz="4" w:space="0" w:color="auto"/>
+        <w:bottom w:val="single" w:sz="4" w:space="0" w:color="auto"/>
+        <w:right w:val="single" w:sz="4" w:space="0" w:color="auto"/>
+        <w:insideH w:val="single" w:sz="4" w:space="0" w:color="auto"/>
+        <w:insideV w:val="single" w:sz="4" w:space="0" w:color="auto"/>
       </w:tblBorders>
     </w:tblPr>
   </w:style>
-  <w:style w:type="character" w:styleId="23">
+  <w:style w:type="character" w:styleId="Strong">
     <w:name w:val="Strong"/>
-    <w:basedOn w:val="22"/>
+    <w:basedOn w:val="DefaultParagraphFont"/>
     <w:qFormat/>
-    <w:uiPriority w:val="0"/>
     <w:rPr>
       <w:b/>
     </w:rPr>
   </w:style>
-  <w:style w:type="paragraph" w:customStyle="1" w:styleId="24">
+  <w:style w:type="paragraph" w:customStyle="1" w:styleId="a">
     <w:name w:val="柴_公司名"/>
-    <w:basedOn w:val="19"/>
+    <w:basedOn w:val="Title"/>
     <w:qFormat/>
-    <w:uiPriority w:val="0"/>
     <w:pPr>
       <w:spacing w:after="600" w:afterLines="600"/>
     </w:pPr>
     <w:rPr>
-      <w:rFonts w:hint="eastAsia" w:ascii="宋体" w:hAnsi="宋体" w:eastAsia="宋体" w:cs="宋体"/>
+      <w:rFonts w:ascii="宋体" w:eastAsia="宋体" w:hAnsi="宋体" w:cs="宋体" w:hint="eastAsia"/>
       <w:bCs/>
       <w:spacing w:val="-6"/>
       <w:sz w:val="52"/>
       <w:szCs w:val="52"/>
     </w:rPr>
   </w:style>
-  <w:style w:type="paragraph" w:customStyle="1" w:styleId="25">
+  <w:style w:type="paragraph" w:customStyle="1" w:styleId="a0">
     <w:name w:val="柴_文档名"/>
-    <w:basedOn w:val="19"/>
+    <w:basedOn w:val="Title"/>
     <w:qFormat/>
-    <w:uiPriority w:val="0"/>
     <w:pPr>
       <w:spacing w:after="900" w:afterLines="900"/>
     </w:pPr>
     <w:rPr>
-      <w:rFonts w:ascii="黑体" w:hAnsi="黑体" w:eastAsia="黑体" w:cs="黑体"/>
+      <w:rFonts w:ascii="黑体" w:eastAsia="黑体" w:hAnsi="黑体" w:cs="黑体"/>
       <w:bCs/>
       <w:spacing w:val="-7"/>
       <w:sz w:val="52"/>
       <w:szCs w:val="52"/>
     </w:rPr>
   </w:style>
-  <w:style w:type="table" w:customStyle="1" w:styleId="26">
+  <w:style w:type="table" w:customStyle="1" w:styleId="TableNormal0">
     <w:name w:val="Table Normal_0"/>
     <w:semiHidden/>
     <w:unhideWhenUsed/>
     <w:qFormat/>
-    <w:uiPriority w:val="0"/>
     <w:tblPr>
       <w:tblCellMar>
         <w:top w:w="0" w:type="dxa"/>
@@ -6805,87 +6556,81 @@
       </w:tblCellMar>
     </w:tblPr>
   </w:style>
-  <w:style w:type="paragraph" w:customStyle="1" w:styleId="27">
+  <w:style w:type="paragraph" w:customStyle="1" w:styleId="TableText">
     <w:name w:val="Table Text"/>
-    <w:basedOn w:val="1"/>
+    <w:basedOn w:val="Normal"/>
     <w:semiHidden/>
     <w:qFormat/>
-    <w:uiPriority w:val="0"/>
     <w:rPr>
-      <w:rFonts w:ascii="宋体" w:hAnsi="宋体" w:eastAsia="宋体" w:cs="宋体"/>
+      <w:rFonts w:ascii="宋体" w:eastAsia="宋体" w:hAnsi="宋体" w:cs="宋体"/>
       <w:sz w:val="21"/>
       <w:szCs w:val="21"/>
       <w:lang w:val="en-US" w:eastAsia="en-US" w:bidi="ar-SA"/>
     </w:rPr>
   </w:style>
-  <w:style w:type="paragraph" w:customStyle="1" w:styleId="28">
+  <w:style w:type="paragraph" w:customStyle="1" w:styleId="1">
     <w:name w:val="柴_标题1"/>
-    <w:basedOn w:val="2"/>
-    <w:next w:val="29"/>
-    <w:link w:val="38"/>
+    <w:basedOn w:val="Heading1"/>
+    <w:next w:val="a1"/>
+    <w:link w:val="1Char"/>
     <w:qFormat/>
-    <w:uiPriority w:val="0"/>
     <w:pPr>
       <w:spacing w:before="100" w:after="90" w:line="360" w:lineRule="auto"/>
     </w:pPr>
     <w:rPr>
-      <w:rFonts w:ascii="Arial" w:hAnsi="Arial" w:eastAsia="宋体"/>
+      <w:rFonts w:ascii="Arial" w:eastAsia="宋体" w:hAnsi="Arial"/>
       <w:sz w:val="32"/>
     </w:rPr>
   </w:style>
-  <w:style w:type="paragraph" w:customStyle="1" w:styleId="29">
+  <w:style w:type="paragraph" w:customStyle="1" w:styleId="a1">
     <w:name w:val="柴_正文"/>
-    <w:basedOn w:val="12"/>
-    <w:link w:val="42"/>
+    <w:basedOn w:val="BodyText"/>
+    <w:link w:val="Char"/>
     <w:qFormat/>
-    <w:uiPriority w:val="0"/>
     <w:pPr>
       <w:spacing w:line="360" w:lineRule="auto"/>
       <w:ind w:firstLine="470" w:firstLineChars="200"/>
     </w:pPr>
     <w:rPr>
-      <w:rFonts w:ascii="Arial" w:hAnsi="Arial" w:eastAsia="宋体"/>
+      <w:rFonts w:ascii="Arial" w:eastAsia="宋体" w:hAnsi="Arial"/>
       <w:sz w:val="24"/>
       <w:lang w:eastAsia="zh-CN"/>
     </w:rPr>
   </w:style>
-  <w:style w:type="paragraph" w:customStyle="1" w:styleId="30">
+  <w:style w:type="paragraph" w:customStyle="1" w:styleId="2">
     <w:name w:val="柴_标题2"/>
-    <w:basedOn w:val="3"/>
-    <w:next w:val="29"/>
+    <w:basedOn w:val="Heading2"/>
+    <w:next w:val="a1"/>
     <w:qFormat/>
-    <w:uiPriority w:val="0"/>
     <w:pPr>
       <w:spacing w:line="360" w:lineRule="auto"/>
     </w:pPr>
     <w:rPr>
-      <w:rFonts w:ascii="Arial" w:hAnsi="Arial" w:eastAsia="宋体"/>
+      <w:rFonts w:ascii="Arial" w:eastAsia="宋体" w:hAnsi="Arial"/>
       <w:sz w:val="28"/>
     </w:rPr>
   </w:style>
-  <w:style w:type="paragraph" w:customStyle="1" w:styleId="31">
+  <w:style w:type="paragraph" w:customStyle="1" w:styleId="3">
     <w:name w:val="柴_标题3"/>
-    <w:basedOn w:val="4"/>
-    <w:next w:val="29"/>
+    <w:basedOn w:val="Heading3"/>
+    <w:next w:val="a1"/>
     <w:qFormat/>
-    <w:uiPriority w:val="0"/>
     <w:pPr>
       <w:spacing w:line="360" w:lineRule="auto"/>
       <w:ind w:left="0" w:firstLine="472" w:firstLineChars="200"/>
     </w:pPr>
     <w:rPr>
-      <w:rFonts w:ascii="宋体" w:hAnsi="宋体" w:eastAsia="宋体" w:cs="宋体"/>
+      <w:rFonts w:ascii="宋体" w:eastAsia="宋体" w:hAnsi="宋体" w:cs="宋体"/>
       <w:spacing w:val="-2"/>
       <w:sz w:val="24"/>
       <w:szCs w:val="24"/>
     </w:rPr>
   </w:style>
-  <w:style w:type="paragraph" w:customStyle="1" w:styleId="32">
+  <w:style w:type="paragraph" w:customStyle="1" w:styleId="a2">
     <w:name w:val="柴_目录"/>
-    <w:basedOn w:val="1"/>
-    <w:next w:val="12"/>
+    <w:basedOn w:val="Normal"/>
+    <w:next w:val="BodyText"/>
     <w:qFormat/>
-    <w:uiPriority w:val="0"/>
     <w:pPr>
       <w:tabs>
         <w:tab w:val="right" w:leader="dot" w:pos="8442"/>
@@ -6893,64 +6638,59 @@
       <w:ind w:left="0" w:leftChars="0"/>
     </w:pPr>
     <w:rPr>
-      <w:rFonts w:ascii="Arial" w:hAnsi="Arial" w:eastAsia="Microsoft JhengHei"/>
+      <w:rFonts w:ascii="Arial" w:eastAsia="Microsoft JhengHei" w:hAnsi="Arial"/>
       <w:sz w:val="24"/>
     </w:rPr>
   </w:style>
-  <w:style w:type="paragraph" w:customStyle="1" w:styleId="33">
+  <w:style w:type="paragraph" w:customStyle="1" w:styleId="WPSOffice1">
     <w:name w:val="WPSOffice手动目录 1"/>
     <w:qFormat/>
-    <w:uiPriority w:val="0"/>
     <w:pPr>
       <w:ind w:leftChars="0"/>
     </w:pPr>
     <w:rPr>
-      <w:rFonts w:ascii="Times New Roman" w:hAnsi="Times New Roman" w:eastAsia="宋体" w:cs="Times New Roman"/>
+      <w:rFonts w:ascii="Times New Roman" w:eastAsia="宋体" w:hAnsi="Times New Roman" w:cs="Times New Roman"/>
       <w:sz w:val="20"/>
       <w:szCs w:val="20"/>
     </w:rPr>
   </w:style>
-  <w:style w:type="paragraph" w:customStyle="1" w:styleId="34">
+  <w:style w:type="paragraph" w:customStyle="1" w:styleId="WPSOffice2">
     <w:name w:val="WPSOffice手动目录 2"/>
     <w:qFormat/>
-    <w:uiPriority w:val="0"/>
     <w:pPr>
       <w:ind w:leftChars="200"/>
     </w:pPr>
     <w:rPr>
-      <w:rFonts w:ascii="Times New Roman" w:hAnsi="Times New Roman" w:eastAsia="宋体" w:cs="Times New Roman"/>
+      <w:rFonts w:ascii="Times New Roman" w:eastAsia="宋体" w:hAnsi="Times New Roman" w:cs="Times New Roman"/>
       <w:sz w:val="20"/>
       <w:szCs w:val="20"/>
     </w:rPr>
   </w:style>
-  <w:style w:type="paragraph" w:customStyle="1" w:styleId="35">
+  <w:style w:type="paragraph" w:customStyle="1" w:styleId="WPSOffice3">
     <w:name w:val="WPSOffice手动目录 3"/>
     <w:qFormat/>
-    <w:uiPriority w:val="0"/>
     <w:pPr>
       <w:ind w:leftChars="400"/>
     </w:pPr>
     <w:rPr>
-      <w:rFonts w:ascii="Times New Roman" w:hAnsi="Times New Roman" w:eastAsia="宋体" w:cs="Times New Roman"/>
+      <w:rFonts w:ascii="Times New Roman" w:eastAsia="宋体" w:hAnsi="Times New Roman" w:cs="Times New Roman"/>
       <w:sz w:val="20"/>
       <w:szCs w:val="20"/>
     </w:rPr>
   </w:style>
-  <w:style w:type="paragraph" w:customStyle="1" w:styleId="36">
+  <w:style w:type="paragraph" w:customStyle="1" w:styleId="Compact">
     <w:name w:val="Compact"/>
-    <w:basedOn w:val="12"/>
+    <w:basedOn w:val="BodyText"/>
     <w:qFormat/>
-    <w:uiPriority w:val="0"/>
     <w:pPr>
       <w:spacing w:before="36" w:after="36"/>
     </w:pPr>
   </w:style>
-  <w:style w:type="table" w:customStyle="1" w:styleId="37">
+  <w:style w:type="table" w:customStyle="1" w:styleId="Table">
     <w:name w:val="Table"/>
     <w:semiHidden/>
     <w:unhideWhenUsed/>
     <w:qFormat/>
-    <w:uiPriority w:val="0"/>
     <w:tblPr>
       <w:tblCellMar>
         <w:top w:w="0" w:type="dxa"/>
@@ -6962,28 +6702,26 @@
     <w:tblStylePr w:type="firstRow">
       <w:tcPr>
         <w:tcBorders>
-          <w:bottom w:val="single" w:color="auto" w:sz="0" w:space="0"/>
+          <w:bottom w:val="single" w:sz="0" w:space="0" w:color="auto"/>
         </w:tcBorders>
         <w:vAlign w:val="bottom"/>
       </w:tcPr>
     </w:tblStylePr>
   </w:style>
-  <w:style w:type="character" w:customStyle="1" w:styleId="38">
+  <w:style w:type="character" w:customStyle="1" w:styleId="1Char">
     <w:name w:val="柴_标题1 Char"/>
-    <w:link w:val="28"/>
+    <w:link w:val="1"/>
     <w:qFormat/>
-    <w:uiPriority w:val="0"/>
     <w:rPr>
-      <w:rFonts w:ascii="Arial" w:hAnsi="Arial" w:eastAsia="宋体"/>
+      <w:rFonts w:ascii="Arial" w:eastAsia="宋体" w:hAnsi="Arial"/>
       <w:sz w:val="32"/>
     </w:rPr>
   </w:style>
-  <w:style w:type="table" w:customStyle="1" w:styleId="39">
+  <w:style w:type="table" w:customStyle="1" w:styleId="TableNormal1">
     <w:name w:val="Table Normal_1"/>
     <w:semiHidden/>
     <w:unhideWhenUsed/>
     <w:qFormat/>
-    <w:uiPriority w:val="0"/>
     <w:tblPr>
       <w:tblCellMar>
         <w:top w:w="0" w:type="dxa"/>
@@ -6993,11 +6731,10 @@
       </w:tblCellMar>
     </w:tblPr>
   </w:style>
-  <w:style w:type="paragraph" w:customStyle="1" w:styleId="40">
+  <w:style w:type="paragraph" w:customStyle="1" w:styleId="a3">
     <w:name w:val="柴_正文_无缩进"/>
-    <w:basedOn w:val="1"/>
+    <w:basedOn w:val="Normal"/>
     <w:qFormat/>
-    <w:uiPriority w:val="0"/>
     <w:pPr>
       <w:ind w:firstLine="0" w:firstLineChars="0"/>
     </w:pPr>
@@ -7007,31 +6744,29 @@
       <w:lang w:eastAsia="zh-CN"/>
     </w:rPr>
   </w:style>
-  <w:style w:type="paragraph" w:customStyle="1" w:styleId="41">
+  <w:style w:type="paragraph" w:customStyle="1" w:styleId="4">
     <w:name w:val="柴_标题4"/>
-    <w:basedOn w:val="5"/>
-    <w:next w:val="1"/>
+    <w:basedOn w:val="Heading4"/>
+    <w:next w:val="Normal"/>
     <w:qFormat/>
-    <w:uiPriority w:val="0"/>
     <w:pPr>
       <w:widowControl w:val="0"/>
       <w:spacing w:before="160" w:line="360" w:lineRule="auto"/>
-      <w:ind w:left="981" w:leftChars="300" w:hanging="862"/>
+      <w:ind w:left="981" w:hanging="862" w:leftChars="300"/>
     </w:pPr>
     <w:rPr>
-      <w:rFonts w:hint="eastAsia" w:ascii="Calibri" w:hAnsi="Calibri" w:eastAsia="宋体" w:cs="宋体"/>
+      <w:rFonts w:ascii="Calibri" w:eastAsia="宋体" w:hAnsi="Calibri" w:cs="宋体" w:hint="eastAsia"/>
       <w:sz w:val="24"/>
       <w:szCs w:val="24"/>
       <w:lang w:eastAsia="zh-CN" w:bidi="zh-CN"/>
     </w:rPr>
   </w:style>
-  <w:style w:type="character" w:customStyle="1" w:styleId="42">
+  <w:style w:type="character" w:customStyle="1" w:styleId="Char">
     <w:name w:val="柴_正文 Char"/>
-    <w:link w:val="29"/>
+    <w:link w:val="a1"/>
     <w:qFormat/>
-    <w:uiPriority w:val="0"/>
     <w:rPr>
-      <w:rFonts w:ascii="Arial" w:hAnsi="Arial" w:eastAsia="宋体"/>
+      <w:rFonts w:ascii="Arial" w:eastAsia="宋体" w:hAnsi="Arial"/>
       <w:sz w:val="24"/>
       <w:lang w:eastAsia="zh-CN"/>
     </w:rPr>
